--- a/down/profil.docx
+++ b/down/profil.docx
@@ -40,7 +40,7 @@
         <w:pStyle w:val="Date"/>
       </w:pPr>
       <w:r>
-        <w:t xml:space="preserve">2021-06-22</w:t>
+        <w:t xml:space="preserve">2021-11-23</w:t>
       </w:r>
     </w:p>
     <w:p>
@@ -1649,9 +1649,9 @@
       <w:pPr>
         <w:pStyle w:val="Heading3"/>
       </w:pPr>
-      <w:bookmarkStart w:id="38" w:name="_entwicklung_einer_social_casino_app_ios_und_android"/>
-      <w:r>
-        <w:t xml:space="preserve">Entwicklung einer Social Casino App iOS und Android</w:t>
+      <w:bookmarkStart w:id="38" w:name="_enterprise_content_management_platftform_dokumenten_workflow"/>
+      <w:r>
+        <w:t xml:space="preserve">Enterprise Content Management Platftform / Dokumenten Workflow</w:t>
       </w:r>
       <w:bookmarkEnd w:id="38"/>
     </w:p>
@@ -1660,7 +1660,7 @@
         <w:pStyle w:val="FirstParagraph"/>
       </w:pPr>
       <w:r>
-        <w:t xml:space="preserve">Entwickler der Spinarena.net Mobile App für Android und iOS.</w:t>
+        <w:t xml:space="preserve">Solution Designer, Enterprise Architect, Strateco GmbH Bad Homburg</w:t>
       </w:r>
     </w:p>
     <w:p>
@@ -1677,91 +1677,69 @@
         <w:rPr>
           <w:b/>
         </w:rPr>
-        <w:t xml:space="preserve">Januar 2020 bis heute</w:t>
-      </w:r>
-    </w:p>
-    <w:p>
-      <w:pPr>
-        <w:pStyle w:val="BodyText"/>
-      </w:pPr>
-      <w:r>
-        <w:t xml:space="preserve">Geplant war die Herstellung einer social Casino App mit dem Ziel, ambitionierten Slot Spielern</w:t>
-      </w:r>
-      <w:r>
-        <w:t xml:space="preserve"> </w:t>
-      </w:r>
-      <w:r>
-        <w:t xml:space="preserve">Zugriff auf Spiele der meisten relevanten Slot Hersteller in einer App zu ermöglichen.</w:t>
-      </w:r>
-    </w:p>
-    <w:p>
-      <w:pPr>
-        <w:pStyle w:val="BodyText"/>
-      </w:pPr>
-      <w:r>
-        <w:t xml:space="preserve">Dazu wurden bisher knapp 20 Slot Hersteller an die App angebunden. Spieler sind in der Lage</w:t>
-      </w:r>
-      <w:r>
-        <w:t xml:space="preserve"> </w:t>
-      </w:r>
-      <w:r>
-        <w:t xml:space="preserve">in der App nach ihren Kriterien Slots auszusuchen und diese dann mit virtuellen Münzen spielen.</w:t>
-      </w:r>
-    </w:p>
-    <w:p>
-      <w:pPr>
-        <w:pStyle w:val="BodyText"/>
-      </w:pPr>
-      <w:r>
-        <w:t xml:space="preserve">Da die Anwendung für IOS und Android zur Verfügung stehen soll wurde auf Flutter zurückgegriffen.</w:t>
-      </w:r>
-      <w:r>
-        <w:t xml:space="preserve"> </w:t>
-      </w:r>
-      <w:r>
-        <w:t xml:space="preserve">Flutter ermöglicht die Entwicklung von Cross Platftform Anwendungen und liegt mittlerweile in der Version 2.2 vor.</w:t>
-      </w:r>
-    </w:p>
-    <w:p>
-      <w:pPr>
-        <w:pStyle w:val="BodyText"/>
-      </w:pPr>
-      <w:r>
-        <w:t xml:space="preserve">Die App ist sowohl im</w:t>
-      </w:r>
-      <w:r>
-        <w:t xml:space="preserve"> </w:t>
-      </w:r>
-      <w:hyperlink r:id="rId39">
-        <w:r>
-          <w:rPr>
-            <w:rStyle w:val="Hyperlink"/>
-          </w:rPr>
-          <w:t xml:space="preserve">Web</w:t>
-        </w:r>
-      </w:hyperlink>
-      <w:r>
-        <w:t xml:space="preserve"> </w:t>
-      </w:r>
-      <w:r>
-        <w:t xml:space="preserve">als auch als</w:t>
-      </w:r>
-      <w:r>
-        <w:t xml:space="preserve"> </w:t>
-      </w:r>
-      <w:hyperlink r:id="rId29">
-        <w:r>
-          <w:rPr>
-            <w:rStyle w:val="Hyperlink"/>
-          </w:rPr>
-          <w:t xml:space="preserve">App</w:t>
-        </w:r>
-      </w:hyperlink>
-      <w:r>
-        <w:t xml:space="preserve"> </w:t>
-      </w:r>
-      <w:r>
-        <w:t xml:space="preserve">produktiv und wird aktiv weiter entwickelt.</w:t>
+        <w:t xml:space="preserve">Oktober 2019 bis heute</w:t>
+      </w:r>
+    </w:p>
+    <w:p>
+      <w:pPr>
+        <w:pStyle w:val="BodyText"/>
+      </w:pPr>
+      <w:r>
+        <w:t xml:space="preserve">Die Strateco Gmbh unterstütz ihre Kunden bei der Durchführung komplexer M&amp;A Projekte in deren Verlauf</w:t>
+      </w:r>
+      <w:r>
+        <w:t xml:space="preserve"> </w:t>
+      </w:r>
+      <w:r>
+        <w:t xml:space="preserve">Zugriff auf eine große Zahl an Dokumente notwendig wird.</w:t>
+      </w:r>
+      <w:r>
+        <w:t xml:space="preserve"> </w:t>
+      </w:r>
+      <w:r>
+        <w:t xml:space="preserve">Diese Dokumente sind unter Beachtung komplexer Berechtigungskonzepte auf einer zentralen Plattform den Beteiligten</w:t>
+      </w:r>
+      <w:r>
+        <w:t xml:space="preserve"> </w:t>
+      </w:r>
+      <w:r>
+        <w:t xml:space="preserve">zur Verfügung zu stellen.</w:t>
+      </w:r>
+    </w:p>
+    <w:p>
+      <w:pPr>
+        <w:pStyle w:val="BodyText"/>
+      </w:pPr>
+      <w:r>
+        <w:t xml:space="preserve">Während der Angebotsphase werden flexibel konfigurierbare Workflows auf einzelnen Dokumenten durchgeführt.</w:t>
+      </w:r>
+    </w:p>
+    <w:p>
+      <w:pPr>
+        <w:pStyle w:val="BodyText"/>
+      </w:pPr>
+      <w:r>
+        <w:t xml:space="preserve">Ziel der PoC Implementierung war es, die Machbarkeit der angedachten Plattform für den Endkunden der Strateco dazustellen.</w:t>
+      </w:r>
+      <w:r>
+        <w:t xml:space="preserve"> </w:t>
+      </w:r>
+      <w:r>
+        <w:t xml:space="preserve">Der PoC wurde den Gremien des Endkunden vorgestellt und erfolgreich in ein Umsetzungsprojekt überführt.</w:t>
+      </w:r>
+    </w:p>
+    <w:p>
+      <w:pPr>
+        <w:pStyle w:val="BodyText"/>
+      </w:pPr>
+      <w:r>
+        <w:t xml:space="preserve">Die Anwendung ist produktiv und wird vom Kunden aktiv in Kundenprojekten eingesetzt. Weiteres Ziel ist nun die Plattform</w:t>
+      </w:r>
+      <w:r>
+        <w:t xml:space="preserve"> </w:t>
+      </w:r>
+      <w:r>
+        <w:t xml:space="preserve">als SaaS anzubieten und einen breiteren Kundenkreis anzusprechen.</w:t>
       </w:r>
     </w:p>
     <w:p>
@@ -1780,7 +1758,7 @@
         </w:numPr>
       </w:pPr>
       <w:r>
-        <w:t xml:space="preserve">Cross Plattform Entwicklung mit 1-2 Entwicklern und einer Codebasis für alle Platformen</w:t>
+        <w:t xml:space="preserve">Skalierbarkeit der Plattform (Hexagonale Architektur, Cloud Native)</w:t>
       </w:r>
     </w:p>
     <w:p>
@@ -1791,7 +1769,7 @@
         </w:numPr>
       </w:pPr>
       <w:r>
-        <w:t xml:space="preserve">Unterschiedlichste Slot Anbieter mit verschiedensten Technologien</w:t>
+        <w:t xml:space="preserve">Benutzer und Rollenkonzept</w:t>
       </w:r>
     </w:p>
     <w:p>
@@ -1802,7 +1780,7 @@
         </w:numPr>
       </w:pPr>
       <w:r>
-        <w:t xml:space="preserve">Ansprechendes Gamedesing und Benutzerführung</w:t>
+        <w:t xml:space="preserve">Flexibler Aufbau der Plattform um kommende Kundenanforderungen abdecken zu können</w:t>
       </w:r>
     </w:p>
     <w:p>
@@ -1824,7 +1802,7 @@
         </w:numPr>
       </w:pPr>
       <w:r>
-        <w:t xml:space="preserve">Solution Design App und Backend</w:t>
+        <w:t xml:space="preserve">Anforderungsanalyse (Workshops)</w:t>
       </w:r>
     </w:p>
     <w:p>
@@ -1835,7 +1813,7 @@
         </w:numPr>
       </w:pPr>
       <w:r>
-        <w:t xml:space="preserve">Implementierung der Backendanbindung (Ously Backend, Firebase, Adjust, CustomerIO)</w:t>
+        <w:t xml:space="preserve">Enterprise Solution Design</w:t>
       </w:r>
     </w:p>
     <w:p>
@@ -1846,7 +1824,29 @@
         </w:numPr>
       </w:pPr>
       <w:r>
-        <w:t xml:space="preserve">Implementierung der gesamten App Logik inkl. Layout, Animationen, etc.</w:t>
+        <w:t xml:space="preserve">Produktevaluierung, Marktüberblick</w:t>
+      </w:r>
+    </w:p>
+    <w:p>
+      <w:pPr>
+        <w:numPr>
+          <w:numId w:val="1005"/>
+          <w:ilvl w:val="0"/>
+        </w:numPr>
+      </w:pPr>
+      <w:r>
+        <w:t xml:space="preserve">Implementierung zentrales Content Repository (Dokumentenablage)</w:t>
+      </w:r>
+    </w:p>
+    <w:p>
+      <w:pPr>
+        <w:numPr>
+          <w:numId w:val="1005"/>
+          <w:ilvl w:val="0"/>
+        </w:numPr>
+      </w:pPr>
+      <w:r>
+        <w:t xml:space="preserve">Integration einer Workflowengine (Camunda)</w:t>
       </w:r>
     </w:p>
     <w:p>
@@ -1920,37 +1920,67 @@
             <w:pPr>
               <w:jc w:val="left"/>
             </w:pPr>
-            <w:hyperlink r:id="rId28">
+            <w:r>
+              <w:t xml:space="preserve">Java, TypeSript,</w:t>
+            </w:r>
+            <w:r>
+              <w:t xml:space="preserve"> </w:t>
+            </w:r>
+            <w:hyperlink r:id="rId39">
               <w:r>
                 <w:rPr>
                   <w:rStyle w:val="Hyperlink"/>
                   <w:b/>
                 </w:rPr>
-                <w:t xml:space="preserve">Flutter</w:t>
+                <w:t xml:space="preserve">Nuxeo</w:t>
               </w:r>
             </w:hyperlink>
             <w:r>
-              <w:t xml:space="preserve">, Dart, Java, Kotlin, Swift</w:t>
-            </w:r>
-          </w:p>
-        </w:tc>
-        <w:tc>
-          <w:p>
-            <w:pPr>
-              <w:jc w:val="left"/>
-            </w:pPr>
-            <w:r>
-              <w:t xml:space="preserve">Flutter 1, Flutter 2, Docker, Kubernetes, AWS</w:t>
-            </w:r>
-          </w:p>
-        </w:tc>
-        <w:tc>
-          <w:p>
-            <w:pPr>
-              <w:jc w:val="left"/>
-            </w:pPr>
-            <w:r>
-              <w:t xml:space="preserve">MariDB</w:t>
+              <w:t xml:space="preserve">, MongoDB, Kafka, Elasticsearch,</w:t>
+            </w:r>
+            <w:r>
+              <w:t xml:space="preserve"> </w:t>
+            </w:r>
+            <w:r>
+              <w:rPr>
+                <w:b/>
+              </w:rPr>
+              <w:t xml:space="preserve">Camel</w:t>
+            </w:r>
+            <w:r>
+              <w:t xml:space="preserve">, AMQP</w:t>
+            </w:r>
+          </w:p>
+        </w:tc>
+        <w:tc>
+          <w:p>
+            <w:pPr>
+              <w:jc w:val="left"/>
+            </w:pPr>
+            <w:r>
+              <w:t xml:space="preserve">Docker,</w:t>
+            </w:r>
+            <w:r>
+              <w:t xml:space="preserve"> </w:t>
+            </w:r>
+            <w:r>
+              <w:rPr>
+                <w:b/>
+              </w:rPr>
+              <w:t xml:space="preserve">Kubernetes</w:t>
+            </w:r>
+            <w:r>
+              <w:t xml:space="preserve">, AZURE, ServiceBus Enterprise Messaging</w:t>
+            </w:r>
+          </w:p>
+        </w:tc>
+        <w:tc>
+          <w:p>
+            <w:pPr>
+              <w:jc w:val="left"/>
+            </w:pPr>
+            <w:r>
+              <w:t xml:space="preserve">PostgreSQL, MongoDB</w:t>
             </w:r>
           </w:p>
         </w:tc>
@@ -1970,9 +2000,9 @@
       <w:pPr>
         <w:pStyle w:val="Heading3"/>
       </w:pPr>
-      <w:bookmarkStart w:id="40" w:name="_poc_einer_enterprise_content_management_platftform_dokumenten_workflow"/>
-      <w:r>
-        <w:t xml:space="preserve">PoC einer Enterprise Content Management Platftform / Dokumenten Workflow</w:t>
+      <w:bookmarkStart w:id="40" w:name="_entwicklung_einer_social_casino_app_ios_und_android"/>
+      <w:r>
+        <w:t xml:space="preserve">Entwicklung einer Social Casino App iOS und Android</w:t>
       </w:r>
       <w:bookmarkEnd w:id="40"/>
     </w:p>
@@ -1981,7 +2011,7 @@
         <w:pStyle w:val="FirstParagraph"/>
       </w:pPr>
       <w:r>
-        <w:t xml:space="preserve">Solution Designer, Enterprise Architect, Strateco GmbH Bad Homburg</w:t>
+        <w:t xml:space="preserve">Entwickler der Spinarena.net Mobile App für Android und iOS.</w:t>
       </w:r>
     </w:p>
     <w:p>
@@ -1998,55 +2028,91 @@
         <w:rPr>
           <w:b/>
         </w:rPr>
-        <w:t xml:space="preserve">Oktober 2019 bis heute</w:t>
-      </w:r>
-    </w:p>
-    <w:p>
-      <w:pPr>
-        <w:pStyle w:val="BodyText"/>
-      </w:pPr>
-      <w:r>
-        <w:t xml:space="preserve">Die Strateco Gmbh unterstütz ihre Kunden bei der Durchführung komplexer M&amp;A Projekte in deren Verlauf</w:t>
-      </w:r>
-      <w:r>
-        <w:t xml:space="preserve"> </w:t>
-      </w:r>
-      <w:r>
-        <w:t xml:space="preserve">Zugriff auf eine große Zahl an Dokumente notwendig wird.</w:t>
-      </w:r>
-      <w:r>
-        <w:t xml:space="preserve"> </w:t>
-      </w:r>
-      <w:r>
-        <w:t xml:space="preserve">Diese Dokumente sind unter Beachtung komplexer Berechtigungskonzepte auf einer zentralen Plattform den Beteiligten</w:t>
-      </w:r>
-      <w:r>
-        <w:t xml:space="preserve"> </w:t>
-      </w:r>
-      <w:r>
-        <w:t xml:space="preserve">zur Verfügung zu stellen.</w:t>
-      </w:r>
-    </w:p>
-    <w:p>
-      <w:pPr>
-        <w:pStyle w:val="BodyText"/>
-      </w:pPr>
-      <w:r>
-        <w:t xml:space="preserve">Während der Angebotsphase werden flexibel konfigurierbare Workflows auf einzelnen Dokumenten durchgeführt.</w:t>
-      </w:r>
-    </w:p>
-    <w:p>
-      <w:pPr>
-        <w:pStyle w:val="BodyText"/>
-      </w:pPr>
-      <w:r>
-        <w:t xml:space="preserve">Ziel der PoC Implementierung war es, die Machbarkeit der angedachten Plattform für den Endkunden der Strateco dazustellen.</w:t>
-      </w:r>
-      <w:r>
-        <w:t xml:space="preserve"> </w:t>
-      </w:r>
-      <w:r>
-        <w:t xml:space="preserve">Der PoC wurde den Gremien des Endkunden vorgestellt und erfolgreich in ein Umsetzungsprojekt überführt.</w:t>
+        <w:t xml:space="preserve">Januar 2020 bis heute</w:t>
+      </w:r>
+    </w:p>
+    <w:p>
+      <w:pPr>
+        <w:pStyle w:val="BodyText"/>
+      </w:pPr>
+      <w:r>
+        <w:t xml:space="preserve">Geplant war die Herstellung einer social Casino App mit dem Ziel, ambitionierten Slot Spielern</w:t>
+      </w:r>
+      <w:r>
+        <w:t xml:space="preserve"> </w:t>
+      </w:r>
+      <w:r>
+        <w:t xml:space="preserve">Zugriff auf Spiele der meisten relevanten Slot Hersteller in einer App zu ermöglichen.</w:t>
+      </w:r>
+    </w:p>
+    <w:p>
+      <w:pPr>
+        <w:pStyle w:val="BodyText"/>
+      </w:pPr>
+      <w:r>
+        <w:t xml:space="preserve">Dazu wurden bisher knapp 20 Slot Hersteller an die App angebunden. Spieler sind in der Lage</w:t>
+      </w:r>
+      <w:r>
+        <w:t xml:space="preserve"> </w:t>
+      </w:r>
+      <w:r>
+        <w:t xml:space="preserve">in der App nach ihren Kriterien Slots auszusuchen und diese dann mit virtuellen Münzen spielen.</w:t>
+      </w:r>
+    </w:p>
+    <w:p>
+      <w:pPr>
+        <w:pStyle w:val="BodyText"/>
+      </w:pPr>
+      <w:r>
+        <w:t xml:space="preserve">Da die Anwendung für IOS und Android zur Verfügung stehen soll wurde auf Flutter zurückgegriffen.</w:t>
+      </w:r>
+      <w:r>
+        <w:t xml:space="preserve"> </w:t>
+      </w:r>
+      <w:r>
+        <w:t xml:space="preserve">Flutter ermöglicht die Entwicklung von Cross Platftform Anwendungen und liegt mittlerweile in der Version 2.2 vor.</w:t>
+      </w:r>
+    </w:p>
+    <w:p>
+      <w:pPr>
+        <w:pStyle w:val="BodyText"/>
+      </w:pPr>
+      <w:r>
+        <w:t xml:space="preserve">Die App ist sowohl im</w:t>
+      </w:r>
+      <w:r>
+        <w:t xml:space="preserve"> </w:t>
+      </w:r>
+      <w:hyperlink r:id="rId41">
+        <w:r>
+          <w:rPr>
+            <w:rStyle w:val="Hyperlink"/>
+          </w:rPr>
+          <w:t xml:space="preserve">Web</w:t>
+        </w:r>
+      </w:hyperlink>
+      <w:r>
+        <w:t xml:space="preserve"> </w:t>
+      </w:r>
+      <w:r>
+        <w:t xml:space="preserve">als auch als</w:t>
+      </w:r>
+      <w:r>
+        <w:t xml:space="preserve"> </w:t>
+      </w:r>
+      <w:hyperlink r:id="rId29">
+        <w:r>
+          <w:rPr>
+            <w:rStyle w:val="Hyperlink"/>
+          </w:rPr>
+          <w:t xml:space="preserve">App</w:t>
+        </w:r>
+      </w:hyperlink>
+      <w:r>
+        <w:t xml:space="preserve"> </w:t>
+      </w:r>
+      <w:r>
+        <w:t xml:space="preserve">produktiv und wird aktiv weiter entwickelt.</w:t>
       </w:r>
     </w:p>
     <w:p>
@@ -2065,7 +2131,7 @@
         </w:numPr>
       </w:pPr>
       <w:r>
-        <w:t xml:space="preserve">Skalierbarkeit der Plattform (Hexagonale Architektur, Cloud Native)</w:t>
+        <w:t xml:space="preserve">Cross Plattform Entwicklung mit 1-2 Entwicklern und einer Codebasis für alle Platformen</w:t>
       </w:r>
     </w:p>
     <w:p>
@@ -2076,7 +2142,7 @@
         </w:numPr>
       </w:pPr>
       <w:r>
-        <w:t xml:space="preserve">Benutzer und Rollenkonzept</w:t>
+        <w:t xml:space="preserve">Unterschiedlichste Slot Anbieter mit verschiedensten Technologien</w:t>
       </w:r>
     </w:p>
     <w:p>
@@ -2087,7 +2153,7 @@
         </w:numPr>
       </w:pPr>
       <w:r>
-        <w:t xml:space="preserve">Flexibler Aufbau der Plattform um kommende Kundenanforderungen abdecken zu können</w:t>
+        <w:t xml:space="preserve">Ansprechendes Gamedesing und Benutzerführung</w:t>
       </w:r>
     </w:p>
     <w:p>
@@ -2109,7 +2175,7 @@
         </w:numPr>
       </w:pPr>
       <w:r>
-        <w:t xml:space="preserve">Anforderungsanalyse (Workshops)</w:t>
+        <w:t xml:space="preserve">Solution Design App und Backend</w:t>
       </w:r>
     </w:p>
     <w:p>
@@ -2120,7 +2186,7 @@
         </w:numPr>
       </w:pPr>
       <w:r>
-        <w:t xml:space="preserve">Enterprise Solution Design</w:t>
+        <w:t xml:space="preserve">Implementierung der Backendanbindung (Ously Backend, Firebase, Adjust, CustomerIO)</w:t>
       </w:r>
     </w:p>
     <w:p>
@@ -2131,29 +2197,7 @@
         </w:numPr>
       </w:pPr>
       <w:r>
-        <w:t xml:space="preserve">Produktevaluierung, Marktüberblick</w:t>
-      </w:r>
-    </w:p>
-    <w:p>
-      <w:pPr>
-        <w:numPr>
-          <w:numId w:val="1007"/>
-          <w:ilvl w:val="0"/>
-        </w:numPr>
-      </w:pPr>
-      <w:r>
-        <w:t xml:space="preserve">Implementierung zentrales Content Repository (Dokumentenablage)</w:t>
-      </w:r>
-    </w:p>
-    <w:p>
-      <w:pPr>
-        <w:numPr>
-          <w:numId w:val="1007"/>
-          <w:ilvl w:val="0"/>
-        </w:numPr>
-      </w:pPr>
-      <w:r>
-        <w:t xml:space="preserve">Integration einer Workflowengine (Camunda)</w:t>
+        <w:t xml:space="preserve">Implementierung der gesamten App Logik inkl. Layout, Animationen, etc.</w:t>
       </w:r>
     </w:p>
     <w:p>
@@ -2227,28 +2271,37 @@
             <w:pPr>
               <w:jc w:val="left"/>
             </w:pPr>
-            <w:r>
-              <w:t xml:space="preserve">Java, TypeSript, Alfresco, NUXEO, MongoDB, Kafka, Elasticsearch, Tikka (OCR)</w:t>
-            </w:r>
-          </w:p>
-        </w:tc>
-        <w:tc>
-          <w:p>
-            <w:pPr>
-              <w:jc w:val="left"/>
-            </w:pPr>
-            <w:r>
-              <w:t xml:space="preserve">Docker, Kubernetes, AZURE</w:t>
-            </w:r>
-          </w:p>
-        </w:tc>
-        <w:tc>
-          <w:p>
-            <w:pPr>
-              <w:jc w:val="left"/>
-            </w:pPr>
-            <w:r>
-              <w:t xml:space="preserve">PostgreSQL, MongoDB</w:t>
+            <w:hyperlink r:id="rId28">
+              <w:r>
+                <w:rPr>
+                  <w:rStyle w:val="Hyperlink"/>
+                  <w:b/>
+                </w:rPr>
+                <w:t xml:space="preserve">Flutter</w:t>
+              </w:r>
+            </w:hyperlink>
+            <w:r>
+              <w:t xml:space="preserve">, Dart, Java, Kotlin, Swift</w:t>
+            </w:r>
+          </w:p>
+        </w:tc>
+        <w:tc>
+          <w:p>
+            <w:pPr>
+              <w:jc w:val="left"/>
+            </w:pPr>
+            <w:r>
+              <w:t xml:space="preserve">Flutter 1, Flutter 2, Docker, Kubernetes, AWS</w:t>
+            </w:r>
+          </w:p>
+        </w:tc>
+        <w:tc>
+          <w:p>
+            <w:pPr>
+              <w:jc w:val="left"/>
+            </w:pPr>
+            <w:r>
+              <w:t xml:space="preserve">MariDB</w:t>
             </w:r>
           </w:p>
         </w:tc>
@@ -2268,11 +2321,11 @@
       <w:pPr>
         <w:pStyle w:val="Heading3"/>
       </w:pPr>
-      <w:bookmarkStart w:id="41" w:name="_migration_aller_host_systeme_auf_java_linux"/>
+      <w:bookmarkStart w:id="42" w:name="_migration_aller_host_systeme_auf_java_linux"/>
       <w:r>
         <w:t xml:space="preserve">Migration aller Host Systeme auf Java / Linux</w:t>
       </w:r>
-      <w:bookmarkEnd w:id="41"/>
+      <w:bookmarkEnd w:id="42"/>
     </w:p>
     <w:p>
       <w:pPr>
@@ -2331,7 +2384,7 @@
       <w:r>
         <w:t xml:space="preserve"> </w:t>
       </w:r>
-      <w:hyperlink r:id="rId42">
+      <w:hyperlink r:id="rId43">
         <w:r>
           <w:rPr>
             <w:rStyle w:val="Hyperlink"/>
@@ -2430,7 +2483,7 @@
       <w:r>
         <w:t xml:space="preserve"> </w:t>
       </w:r>
-      <w:hyperlink r:id="rId42">
+      <w:hyperlink r:id="rId43">
         <w:r>
           <w:rPr>
             <w:rStyle w:val="Hyperlink"/>
@@ -2458,7 +2511,7 @@
       <w:r>
         <w:t xml:space="preserve"> </w:t>
       </w:r>
-      <w:hyperlink r:id="rId43">
+      <w:hyperlink r:id="rId44">
         <w:r>
           <w:rPr>
             <w:rStyle w:val="Hyperlink"/>
@@ -2571,7 +2624,7 @@
             <w:pPr>
               <w:jc w:val="left"/>
             </w:pPr>
-            <w:hyperlink r:id="rId42">
+            <w:hyperlink r:id="rId43">
               <w:r>
                 <w:rPr>
                   <w:rStyle w:val="Hyperlink"/>
@@ -2589,7 +2642,7 @@
             <w:pPr>
               <w:jc w:val="left"/>
             </w:pPr>
-            <w:hyperlink r:id="rId43">
+            <w:hyperlink r:id="rId44">
               <w:r>
                 <w:rPr>
                   <w:rStyle w:val="Hyperlink"/>
@@ -2632,11 +2685,11 @@
       <w:pPr>
         <w:pStyle w:val="Heading3"/>
       </w:pPr>
-      <w:bookmarkStart w:id="44" w:name="_bilaterales_initial_margin_für_otc_geschäfte"/>
+      <w:bookmarkStart w:id="45" w:name="_bilaterales_initial_margin_für_otc_geschäfte"/>
       <w:r>
         <w:t xml:space="preserve">Bilaterales Initial Margin für OTC Geschäfte</w:t>
       </w:r>
-      <w:bookmarkEnd w:id="44"/>
+      <w:bookmarkEnd w:id="45"/>
     </w:p>
     <w:p>
       <w:pPr>
@@ -2696,7 +2749,7 @@
       <w:r>
         <w:t xml:space="preserve"> </w:t>
       </w:r>
-      <w:hyperlink r:id="rId45">
+      <w:hyperlink r:id="rId46">
         <w:r>
           <w:rPr>
             <w:rStyle w:val="Hyperlink"/>
@@ -2904,7 +2957,7 @@
             <w:r>
               <w:t xml:space="preserve"> </w:t>
             </w:r>
-            <w:hyperlink r:id="rId46">
+            <w:hyperlink r:id="rId47">
               <w:r>
                 <w:rPr>
                   <w:rStyle w:val="Hyperlink"/>
@@ -2919,7 +2972,7 @@
             <w:r>
               <w:t xml:space="preserve"> </w:t>
             </w:r>
-            <w:hyperlink r:id="rId47">
+            <w:hyperlink r:id="rId48">
               <w:r>
                 <w:rPr>
                   <w:rStyle w:val="Hyperlink"/>
@@ -2933,7 +2986,7 @@
             <w:r>
               <w:t xml:space="preserve"> </w:t>
             </w:r>
-            <w:hyperlink r:id="rId48">
+            <w:hyperlink r:id="rId49">
               <w:r>
                 <w:rPr>
                   <w:rStyle w:val="Hyperlink"/>
@@ -2982,11 +3035,11 @@
       <w:pPr>
         <w:pStyle w:val="Heading3"/>
       </w:pPr>
-      <w:bookmarkStart w:id="49" w:name="_wiedereindeckungsrisiko_aggregation_von_simulationsergebnissen"/>
+      <w:bookmarkStart w:id="50" w:name="_wiedereindeckungsrisiko_aggregation_von_simulationsergebnissen"/>
       <w:r>
         <w:t xml:space="preserve">Wiedereindeckungsrisiko, Aggregation von Simulationsergebnissen</w:t>
       </w:r>
-      <w:bookmarkEnd w:id="49"/>
+      <w:bookmarkEnd w:id="50"/>
     </w:p>
     <w:p>
       <w:pPr>
@@ -3262,11 +3315,11 @@
       <w:pPr>
         <w:pStyle w:val="Heading3"/>
       </w:pPr>
-      <w:bookmarkStart w:id="50" w:name="_energy_trading_client_comtrader"/>
+      <w:bookmarkStart w:id="51" w:name="_energy_trading_client_comtrader"/>
       <w:r>
         <w:t xml:space="preserve">Energy Trading Client, ComTrader</w:t>
       </w:r>
-      <w:bookmarkEnd w:id="50"/>
+      <w:bookmarkEnd w:id="51"/>
     </w:p>
     <w:p>
       <w:pPr>
@@ -3483,7 +3536,7 @@
             <w:r>
               <w:t xml:space="preserve"> </w:t>
             </w:r>
-            <w:hyperlink r:id="rId51">
+            <w:hyperlink r:id="rId52">
               <w:r>
                 <w:rPr>
                   <w:rStyle w:val="Hyperlink"/>
@@ -3498,7 +3551,7 @@
             <w:r>
               <w:t xml:space="preserve"> </w:t>
             </w:r>
-            <w:hyperlink r:id="rId43">
+            <w:hyperlink r:id="rId44">
               <w:r>
                 <w:rPr>
                   <w:rStyle w:val="Hyperlink"/>
@@ -3513,7 +3566,7 @@
             <w:r>
               <w:t xml:space="preserve"> </w:t>
             </w:r>
-            <w:hyperlink r:id="rId52">
+            <w:hyperlink r:id="rId53">
               <w:r>
                 <w:rPr>
                   <w:rStyle w:val="Hyperlink"/>
@@ -3540,11 +3593,11 @@
       <w:pPr>
         <w:pStyle w:val="Heading3"/>
       </w:pPr>
-      <w:bookmarkStart w:id="53" w:name="_index_calculation_engine"/>
+      <w:bookmarkStart w:id="54" w:name="_index_calculation_engine"/>
       <w:r>
         <w:t xml:space="preserve">Index Calculation Engine</w:t>
       </w:r>
-      <w:bookmarkEnd w:id="53"/>
+      <w:bookmarkEnd w:id="54"/>
     </w:p>
     <w:p>
       <w:pPr>
@@ -3741,7 +3794,7 @@
             <w:r>
               <w:t xml:space="preserve"> </w:t>
             </w:r>
-            <w:hyperlink r:id="rId51">
+            <w:hyperlink r:id="rId52">
               <w:r>
                 <w:rPr>
                   <w:rStyle w:val="Hyperlink"/>
@@ -3756,7 +3809,7 @@
             <w:r>
               <w:t xml:space="preserve"> </w:t>
             </w:r>
-            <w:hyperlink r:id="rId52">
+            <w:hyperlink r:id="rId53">
               <w:r>
                 <w:rPr>
                   <w:rStyle w:val="Hyperlink"/>
@@ -3783,11 +3836,11 @@
       <w:pPr>
         <w:pStyle w:val="Heading3"/>
       </w:pPr>
-      <w:bookmarkStart w:id="54" w:name="_central_settlement_interface_csi"/>
+      <w:bookmarkStart w:id="55" w:name="_central_settlement_interface_csi"/>
       <w:r>
         <w:t xml:space="preserve">Central Settlement Interface CSI</w:t>
       </w:r>
-      <w:bookmarkEnd w:id="54"/>
+      <w:bookmarkEnd w:id="55"/>
     </w:p>
     <w:p>
       <w:pPr>
@@ -4064,11 +4117,11 @@
       <w:pPr>
         <w:pStyle w:val="Heading3"/>
       </w:pPr>
-      <w:bookmarkStart w:id="55" w:name="_cfd_handelsplattform"/>
+      <w:bookmarkStart w:id="56" w:name="_cfd_handelsplattform"/>
       <w:r>
         <w:t xml:space="preserve">CFD Handelsplattform</w:t>
       </w:r>
-      <w:bookmarkEnd w:id="55"/>
+      <w:bookmarkEnd w:id="56"/>
     </w:p>
     <w:p>
       <w:pPr>
@@ -4267,7 +4320,7 @@
             <w:r>
               <w:t xml:space="preserve"> </w:t>
             </w:r>
-            <w:hyperlink r:id="rId56">
+            <w:hyperlink r:id="rId57">
               <w:r>
                 <w:rPr>
                   <w:rStyle w:val="Hyperlink"/>
@@ -4307,11 +4360,11 @@
       <w:pPr>
         <w:pStyle w:val="Heading3"/>
       </w:pPr>
-      <w:bookmarkStart w:id="57" w:name="_sepa_dauerauftrag_online_banking_der_sparkassen"/>
+      <w:bookmarkStart w:id="58" w:name="_sepa_dauerauftrag_online_banking_der_sparkassen"/>
       <w:r>
         <w:t xml:space="preserve">SEPA Dauerauftrag, Online Banking der Sparkassen</w:t>
       </w:r>
-      <w:bookmarkEnd w:id="57"/>
+      <w:bookmarkEnd w:id="58"/>
     </w:p>
     <w:p>
       <w:pPr>
@@ -4506,11 +4559,11 @@
       <w:pPr>
         <w:pStyle w:val="Heading3"/>
       </w:pPr>
-      <w:bookmarkStart w:id="58" w:name="_kontowecker_internetfiliale_online_banking_der_sparkassen"/>
+      <w:bookmarkStart w:id="59" w:name="_kontowecker_internetfiliale_online_banking_der_sparkassen"/>
       <w:r>
         <w:t xml:space="preserve">Kontowecker Internetfiliale, Online Banking der Sparkassen</w:t>
       </w:r>
-      <w:bookmarkEnd w:id="58"/>
+      <w:bookmarkEnd w:id="59"/>
     </w:p>
     <w:p>
       <w:pPr>
@@ -4562,7 +4615,7 @@
       <w:r>
         <w:t xml:space="preserve"> </w:t>
       </w:r>
-      <w:hyperlink r:id="rId59">
+      <w:hyperlink r:id="rId60">
         <w:r>
           <w:rPr>
             <w:rStyle w:val="Hyperlink"/>
@@ -4740,11 +4793,11 @@
       <w:pPr>
         <w:pStyle w:val="Heading3"/>
       </w:pPr>
-      <w:bookmarkStart w:id="60" w:name="_risk_calculation_engine_deutsche_bank_risk_it"/>
+      <w:bookmarkStart w:id="61" w:name="_risk_calculation_engine_deutsche_bank_risk_it"/>
       <w:r>
         <w:t xml:space="preserve">Risk Calculation Engine, Deutsche Bank, Risk IT</w:t>
       </w:r>
-      <w:bookmarkEnd w:id="60"/>
+      <w:bookmarkEnd w:id="61"/>
     </w:p>
     <w:p>
       <w:pPr>
@@ -4787,7 +4840,7 @@
       <w:r>
         <w:t xml:space="preserve"> </w:t>
       </w:r>
-      <w:hyperlink r:id="rId61">
+      <w:hyperlink r:id="rId62">
         <w:r>
           <w:rPr>
             <w:rStyle w:val="Hyperlink"/>
@@ -4845,7 +4898,7 @@
       <w:r>
         <w:t xml:space="preserve"> </w:t>
       </w:r>
-      <w:hyperlink r:id="rId62">
+      <w:hyperlink r:id="rId63">
         <w:r>
           <w:rPr>
             <w:rStyle w:val="Hyperlink"/>
@@ -4925,7 +4978,7 @@
             <w:pPr>
               <w:jc w:val="left"/>
             </w:pPr>
-            <w:hyperlink r:id="rId61">
+            <w:hyperlink r:id="rId62">
               <w:r>
                 <w:rPr>
                   <w:rStyle w:val="Hyperlink"/>
@@ -4964,11 +5017,11 @@
       <w:pPr>
         <w:pStyle w:val="Heading3"/>
       </w:pPr>
-      <w:bookmarkStart w:id="63" w:name="_risk_calculation_engine_commerzbank"/>
+      <w:bookmarkStart w:id="64" w:name="_risk_calculation_engine_commerzbank"/>
       <w:r>
         <w:t xml:space="preserve">Risk Calculation Engine, Commerzbank</w:t>
       </w:r>
-      <w:bookmarkEnd w:id="63"/>
+      <w:bookmarkEnd w:id="64"/>
     </w:p>
     <w:p>
       <w:pPr>
@@ -5133,7 +5186,7 @@
             <w:r>
               <w:t xml:space="preserve"> </w:t>
             </w:r>
-            <w:hyperlink r:id="rId64">
+            <w:hyperlink r:id="rId65">
               <w:r>
                 <w:rPr>
                   <w:rStyle w:val="Hyperlink"/>
@@ -5169,11 +5222,11 @@
       <w:pPr>
         <w:pStyle w:val="Heading3"/>
       </w:pPr>
-      <w:bookmarkStart w:id="65" w:name="_transaktionsplattform_commerzbank"/>
+      <w:bookmarkStart w:id="66" w:name="_transaktionsplattform_commerzbank"/>
       <w:r>
         <w:t xml:space="preserve">Transaktionsplattform, Commerzbank</w:t>
       </w:r>
-      <w:bookmarkEnd w:id="65"/>
+      <w:bookmarkEnd w:id="66"/>
     </w:p>
     <w:p>
       <w:pPr>
@@ -5328,7 +5381,7 @@
             <w:pPr>
               <w:jc w:val="left"/>
             </w:pPr>
-            <w:hyperlink r:id="rId52">
+            <w:hyperlink r:id="rId53">
               <w:r>
                 <w:rPr>
                   <w:rStyle w:val="Hyperlink"/>
@@ -5367,11 +5420,11 @@
       <w:pPr>
         <w:pStyle w:val="Heading3"/>
       </w:pPr>
-      <w:bookmarkStart w:id="66" w:name="_veranstaltung_eines_saas_symposiums"/>
+      <w:bookmarkStart w:id="67" w:name="_veranstaltung_eines_saas_symposiums"/>
       <w:r>
         <w:t xml:space="preserve">Veranstaltung eines SaaS Symposiums</w:t>
       </w:r>
-      <w:bookmarkEnd w:id="66"/>
+      <w:bookmarkEnd w:id="67"/>
     </w:p>
     <w:p>
       <w:pPr>
@@ -5468,11 +5521,11 @@
       <w:pPr>
         <w:pStyle w:val="Heading3"/>
       </w:pPr>
-      <w:bookmarkStart w:id="67" w:name="_projekt_konzernperson_commerzbank"/>
+      <w:bookmarkStart w:id="68" w:name="_projekt_konzernperson_commerzbank"/>
       <w:r>
         <w:t xml:space="preserve">Projekt Konzernperson, Commerzbank</w:t>
       </w:r>
-      <w:bookmarkEnd w:id="67"/>
+      <w:bookmarkEnd w:id="68"/>
     </w:p>
     <w:p>
       <w:pPr>
@@ -5661,11 +5714,11 @@
       <w:pPr>
         <w:pStyle w:val="Heading3"/>
       </w:pPr>
-      <w:bookmarkStart w:id="68" w:name="_schulung_interner_mitarbeiter_commerzbank"/>
+      <w:bookmarkStart w:id="69" w:name="_schulung_interner_mitarbeiter_commerzbank"/>
       <w:r>
         <w:t xml:space="preserve">Schulung interner Mitarbeiter, Commerzbank</w:t>
       </w:r>
-      <w:bookmarkEnd w:id="68"/>
+      <w:bookmarkEnd w:id="69"/>
     </w:p>
     <w:p>
       <w:pPr>
@@ -5823,7 +5876,7 @@
             <w:r>
               <w:t xml:space="preserve"> </w:t>
             </w:r>
-            <w:hyperlink r:id="rId69">
+            <w:hyperlink r:id="rId70">
               <w:r>
                 <w:rPr>
                   <w:rStyle w:val="Hyperlink"/>
@@ -5849,11 +5902,11 @@
       <w:pPr>
         <w:pStyle w:val="Heading2"/>
       </w:pPr>
-      <w:bookmarkStart w:id="70" w:name="_sonstige_projekte"/>
+      <w:bookmarkStart w:id="71" w:name="_sonstige_projekte"/>
       <w:r>
         <w:t xml:space="preserve">Sonstige Projekte</w:t>
       </w:r>
-      <w:bookmarkEnd w:id="70"/>
+      <w:bookmarkEnd w:id="71"/>
     </w:p>
     <w:p>
       <w:pPr>
@@ -5876,11 +5929,11 @@
       <w:pPr>
         <w:pStyle w:val="Heading3"/>
       </w:pPr>
-      <w:bookmarkStart w:id="71" w:name="_technical_architect_entwickler_coach"/>
+      <w:bookmarkStart w:id="72" w:name="_technical_architect_entwickler_coach"/>
       <w:r>
         <w:t xml:space="preserve">Technical Architect, Entwickler, Coach</w:t>
       </w:r>
-      <w:bookmarkEnd w:id="71"/>
+      <w:bookmarkEnd w:id="72"/>
     </w:p>
     <w:p>
       <w:pPr>
@@ -5944,11 +5997,11 @@
       <w:pPr>
         <w:pStyle w:val="Heading3"/>
       </w:pPr>
-      <w:bookmarkStart w:id="72" w:name="_technical_architect_distributed_systems_engineer"/>
+      <w:bookmarkStart w:id="73" w:name="_technical_architect_distributed_systems_engineer"/>
       <w:r>
         <w:t xml:space="preserve">Technical Architect, Distributed Systems Engineer</w:t>
       </w:r>
-      <w:bookmarkEnd w:id="72"/>
+      <w:bookmarkEnd w:id="73"/>
     </w:p>
     <w:p>
       <w:pPr>
@@ -6012,11 +6065,11 @@
       <w:pPr>
         <w:pStyle w:val="Heading3"/>
       </w:pPr>
-      <w:bookmarkStart w:id="73" w:name="_technical_architect_senior_developer"/>
+      <w:bookmarkStart w:id="74" w:name="_technical_architect_senior_developer"/>
       <w:r>
         <w:t xml:space="preserve">Technical Architect, Senior Developer</w:t>
       </w:r>
-      <w:bookmarkEnd w:id="73"/>
+      <w:bookmarkEnd w:id="74"/>
     </w:p>
     <w:p>
       <w:pPr>
@@ -6080,11 +6133,11 @@
       <w:pPr>
         <w:pStyle w:val="Heading3"/>
       </w:pPr>
-      <w:bookmarkStart w:id="74" w:name="_technical_team_lead"/>
+      <w:bookmarkStart w:id="75" w:name="_technical_team_lead"/>
       <w:r>
         <w:t xml:space="preserve">Technical Team Lead</w:t>
       </w:r>
-      <w:bookmarkEnd w:id="74"/>
+      <w:bookmarkEnd w:id="75"/>
     </w:p>
     <w:p>
       <w:pPr>
@@ -6148,11 +6201,11 @@
       <w:pPr>
         <w:pStyle w:val="Heading3"/>
       </w:pPr>
-      <w:bookmarkStart w:id="75" w:name="_projektleiter_teilprojekt_dwh"/>
+      <w:bookmarkStart w:id="76" w:name="_projektleiter_teilprojekt_dwh"/>
       <w:r>
         <w:t xml:space="preserve">Projektleiter Teilprojekt DWH</w:t>
       </w:r>
-      <w:bookmarkEnd w:id="75"/>
+      <w:bookmarkEnd w:id="76"/>
     </w:p>
     <w:p>
       <w:pPr>
@@ -6227,11 +6280,11 @@
       <w:pPr>
         <w:pStyle w:val="Heading3"/>
       </w:pPr>
-      <w:bookmarkStart w:id="76" w:name="_entwickler"/>
+      <w:bookmarkStart w:id="77" w:name="_entwickler"/>
       <w:r>
         <w:t xml:space="preserve">Entwickler</w:t>
       </w:r>
-      <w:bookmarkEnd w:id="76"/>
+      <w:bookmarkEnd w:id="77"/>
     </w:p>
     <w:p>
       <w:pPr>
@@ -6295,11 +6348,11 @@
       <w:pPr>
         <w:pStyle w:val="Heading3"/>
       </w:pPr>
-      <w:bookmarkStart w:id="77" w:name="_coach"/>
+      <w:bookmarkStart w:id="78" w:name="_coach"/>
       <w:r>
         <w:t xml:space="preserve">Coach</w:t>
       </w:r>
-      <w:bookmarkEnd w:id="77"/>
+      <w:bookmarkEnd w:id="78"/>
     </w:p>
     <w:p>
       <w:pPr>
@@ -6374,11 +6427,11 @@
       <w:pPr>
         <w:pStyle w:val="Heading3"/>
       </w:pPr>
-      <w:bookmarkStart w:id="78" w:name="_system_architect_entwickler"/>
+      <w:bookmarkStart w:id="79" w:name="_system_architect_entwickler"/>
       <w:r>
         <w:t xml:space="preserve">System Architect, Entwickler</w:t>
       </w:r>
-      <w:bookmarkEnd w:id="78"/>
+      <w:bookmarkEnd w:id="79"/>
     </w:p>
     <w:p>
       <w:pPr>
@@ -6442,11 +6495,11 @@
       <w:pPr>
         <w:pStyle w:val="Heading3"/>
       </w:pPr>
-      <w:bookmarkStart w:id="79" w:name="_technischer_berater"/>
+      <w:bookmarkStart w:id="80" w:name="_technischer_berater"/>
       <w:r>
         <w:t xml:space="preserve">Technischer Berater</w:t>
       </w:r>
-      <w:bookmarkEnd w:id="79"/>
+      <w:bookmarkEnd w:id="80"/>
     </w:p>
     <w:p>
       <w:pPr>
@@ -6521,11 +6574,11 @@
       <w:pPr>
         <w:pStyle w:val="Heading3"/>
       </w:pPr>
-      <w:bookmarkStart w:id="80" w:name="_entwickler_2"/>
+      <w:bookmarkStart w:id="81" w:name="_entwickler_2"/>
       <w:r>
         <w:t xml:space="preserve">Entwickler</w:t>
       </w:r>
-      <w:bookmarkEnd w:id="80"/>
+      <w:bookmarkEnd w:id="81"/>
     </w:p>
     <w:p>
       <w:pPr>
@@ -6578,11 +6631,11 @@
       <w:pPr>
         <w:pStyle w:val="Heading3"/>
       </w:pPr>
-      <w:bookmarkStart w:id="81" w:name="_partner_und_entwickler"/>
+      <w:bookmarkStart w:id="82" w:name="_partner_und_entwickler"/>
       <w:r>
         <w:t xml:space="preserve">Partner und Entwickler</w:t>
       </w:r>
-      <w:bookmarkEnd w:id="81"/>
+      <w:bookmarkEnd w:id="82"/>
     </w:p>
     <w:p>
       <w:pPr>
@@ -6657,11 +6710,11 @@
       <w:pPr>
         <w:pStyle w:val="Heading3"/>
       </w:pPr>
-      <w:bookmarkStart w:id="82" w:name="_trainer_oracle_bootcamp"/>
+      <w:bookmarkStart w:id="83" w:name="_trainer_oracle_bootcamp"/>
       <w:r>
         <w:t xml:space="preserve">Trainer Oracle Bootcamp</w:t>
       </w:r>
-      <w:bookmarkEnd w:id="82"/>
+      <w:bookmarkEnd w:id="83"/>
     </w:p>
     <w:p>
       <w:pPr>
@@ -6736,11 +6789,11 @@
       <w:pPr>
         <w:pStyle w:val="Heading3"/>
       </w:pPr>
-      <w:bookmarkStart w:id="83" w:name="_middleware_consultant_festanstellung"/>
+      <w:bookmarkStart w:id="84" w:name="_middleware_consultant_festanstellung"/>
       <w:r>
         <w:t xml:space="preserve">Middleware Consultant, Festanstellung</w:t>
       </w:r>
-      <w:bookmarkEnd w:id="83"/>
+      <w:bookmarkEnd w:id="84"/>
     </w:p>
     <w:p>
       <w:pPr>

--- a/down/profil.docx
+++ b/down/profil.docx
@@ -1685,7 +1685,7 @@
         <w:pStyle w:val="BodyText"/>
       </w:pPr>
       <w:r>
-        <w:t xml:space="preserve">Die Strateco Gmbh unterstütz ihre Kunden bei der Durchführung komplexer M&amp;A Projekte in deren Verlauf</w:t>
+        <w:t xml:space="preserve">Die Strateco Gmbh unterstützt ihre Kunden bei der Durchführung komplexer M&amp;A Projekte in deren Verlauf</w:t>
       </w:r>
       <w:r>
         <w:t xml:space="preserve"> </w:t>

--- a/down/profil.docx
+++ b/down/profil.docx
@@ -1685,7 +1685,7 @@
         <w:pStyle w:val="BodyText"/>
       </w:pPr>
       <w:r>
-        <w:t xml:space="preserve">Die Strateco Gmbh unterstützt ihre Kunden bei der Durchführung komplexer M&amp;A Projekte in deren Verlauf</w:t>
+        <w:t xml:space="preserve">Die Strateco Gmbh unterstützt ihren Kunden, eine der Top 5 Wirtschaftsprüfungsgesellschaften bei der Durchführung komplexer M&amp;A Projekte in deren Verlauf</w:t>
       </w:r>
       <w:r>
         <w:t xml:space="preserve"> </w:t>
@@ -1733,7 +1733,7 @@
         <w:pStyle w:val="BodyText"/>
       </w:pPr>
       <w:r>
-        <w:t xml:space="preserve">Die Anwendung ist produktiv und wird vom Kunden aktiv in Kundenprojekten eingesetzt. Weiteres Ziel ist nun die Plattform</w:t>
+        <w:t xml:space="preserve">Die Anwendung ist beim Endkunden produktiv und wird aktiv in High Ticket M&amp;A Projekten eingesetzt. Weiteres Ziel ist nun die Plattform</w:t>
       </w:r>
       <w:r>
         <w:t xml:space="preserve"> </w:t>

--- a/down/profil.docx
+++ b/down/profil.docx
@@ -2633,7 +2633,21 @@
               </w:r>
             </w:hyperlink>
             <w:r>
-              <w:t xml:space="preserve">, {ANUBDATATUR}, COBOL, Java</w:t>
+              <w:t xml:space="preserve">,</w:t>
+            </w:r>
+            <w:r>
+              <w:t xml:space="preserve"> </w:t>
+            </w:r>
+            <w:hyperlink r:id="rId45">
+              <w:r>
+                <w:rPr>
+                  <w:rStyle w:val="Hyperlink"/>
+                </w:rPr>
+                <w:t xml:space="preserve">Anubex Dataturn</w:t>
+              </w:r>
+            </w:hyperlink>
+            <w:r>
+              <w:t xml:space="preserve">, COBOL, Java</w:t>
             </w:r>
           </w:p>
         </w:tc>
@@ -2685,11 +2699,11 @@
       <w:pPr>
         <w:pStyle w:val="Heading3"/>
       </w:pPr>
-      <w:bookmarkStart w:id="45" w:name="_bilaterales_initial_margin_für_otc_geschäfte"/>
+      <w:bookmarkStart w:id="46" w:name="_bilaterales_initial_margin_für_otc_geschäfte"/>
       <w:r>
         <w:t xml:space="preserve">Bilaterales Initial Margin für OTC Geschäfte</w:t>
       </w:r>
-      <w:bookmarkEnd w:id="45"/>
+      <w:bookmarkEnd w:id="46"/>
     </w:p>
     <w:p>
       <w:pPr>
@@ -2749,7 +2763,7 @@
       <w:r>
         <w:t xml:space="preserve"> </w:t>
       </w:r>
-      <w:hyperlink r:id="rId46">
+      <w:hyperlink r:id="rId47">
         <w:r>
           <w:rPr>
             <w:rStyle w:val="Hyperlink"/>
@@ -2957,7 +2971,7 @@
             <w:r>
               <w:t xml:space="preserve"> </w:t>
             </w:r>
-            <w:hyperlink r:id="rId47">
+            <w:hyperlink r:id="rId48">
               <w:r>
                 <w:rPr>
                   <w:rStyle w:val="Hyperlink"/>
@@ -2972,7 +2986,7 @@
             <w:r>
               <w:t xml:space="preserve"> </w:t>
             </w:r>
-            <w:hyperlink r:id="rId48">
+            <w:hyperlink r:id="rId49">
               <w:r>
                 <w:rPr>
                   <w:rStyle w:val="Hyperlink"/>
@@ -2986,7 +3000,7 @@
             <w:r>
               <w:t xml:space="preserve"> </w:t>
             </w:r>
-            <w:hyperlink r:id="rId49">
+            <w:hyperlink r:id="rId50">
               <w:r>
                 <w:rPr>
                   <w:rStyle w:val="Hyperlink"/>
@@ -3035,11 +3049,11 @@
       <w:pPr>
         <w:pStyle w:val="Heading3"/>
       </w:pPr>
-      <w:bookmarkStart w:id="50" w:name="_wiedereindeckungsrisiko_aggregation_von_simulationsergebnissen"/>
+      <w:bookmarkStart w:id="51" w:name="_wiedereindeckungsrisiko_aggregation_von_simulationsergebnissen"/>
       <w:r>
         <w:t xml:space="preserve">Wiedereindeckungsrisiko, Aggregation von Simulationsergebnissen</w:t>
       </w:r>
-      <w:bookmarkEnd w:id="50"/>
+      <w:bookmarkEnd w:id="51"/>
     </w:p>
     <w:p>
       <w:pPr>
@@ -3315,11 +3329,11 @@
       <w:pPr>
         <w:pStyle w:val="Heading3"/>
       </w:pPr>
-      <w:bookmarkStart w:id="51" w:name="_energy_trading_client_comtrader"/>
+      <w:bookmarkStart w:id="52" w:name="_energy_trading_client_comtrader"/>
       <w:r>
         <w:t xml:space="preserve">Energy Trading Client, ComTrader</w:t>
       </w:r>
-      <w:bookmarkEnd w:id="51"/>
+      <w:bookmarkEnd w:id="52"/>
     </w:p>
     <w:p>
       <w:pPr>
@@ -3536,7 +3550,7 @@
             <w:r>
               <w:t xml:space="preserve"> </w:t>
             </w:r>
-            <w:hyperlink r:id="rId52">
+            <w:hyperlink r:id="rId53">
               <w:r>
                 <w:rPr>
                   <w:rStyle w:val="Hyperlink"/>
@@ -3566,7 +3580,7 @@
             <w:r>
               <w:t xml:space="preserve"> </w:t>
             </w:r>
-            <w:hyperlink r:id="rId53">
+            <w:hyperlink r:id="rId54">
               <w:r>
                 <w:rPr>
                   <w:rStyle w:val="Hyperlink"/>
@@ -3593,11 +3607,11 @@
       <w:pPr>
         <w:pStyle w:val="Heading3"/>
       </w:pPr>
-      <w:bookmarkStart w:id="54" w:name="_index_calculation_engine"/>
+      <w:bookmarkStart w:id="55" w:name="_index_calculation_engine"/>
       <w:r>
         <w:t xml:space="preserve">Index Calculation Engine</w:t>
       </w:r>
-      <w:bookmarkEnd w:id="54"/>
+      <w:bookmarkEnd w:id="55"/>
     </w:p>
     <w:p>
       <w:pPr>
@@ -3794,7 +3808,7 @@
             <w:r>
               <w:t xml:space="preserve"> </w:t>
             </w:r>
-            <w:hyperlink r:id="rId52">
+            <w:hyperlink r:id="rId53">
               <w:r>
                 <w:rPr>
                   <w:rStyle w:val="Hyperlink"/>
@@ -3809,7 +3823,7 @@
             <w:r>
               <w:t xml:space="preserve"> </w:t>
             </w:r>
-            <w:hyperlink r:id="rId53">
+            <w:hyperlink r:id="rId54">
               <w:r>
                 <w:rPr>
                   <w:rStyle w:val="Hyperlink"/>
@@ -3836,11 +3850,11 @@
       <w:pPr>
         <w:pStyle w:val="Heading3"/>
       </w:pPr>
-      <w:bookmarkStart w:id="55" w:name="_central_settlement_interface_csi"/>
+      <w:bookmarkStart w:id="56" w:name="_central_settlement_interface_csi"/>
       <w:r>
         <w:t xml:space="preserve">Central Settlement Interface CSI</w:t>
       </w:r>
-      <w:bookmarkEnd w:id="55"/>
+      <w:bookmarkEnd w:id="56"/>
     </w:p>
     <w:p>
       <w:pPr>
@@ -4117,11 +4131,11 @@
       <w:pPr>
         <w:pStyle w:val="Heading3"/>
       </w:pPr>
-      <w:bookmarkStart w:id="56" w:name="_cfd_handelsplattform"/>
+      <w:bookmarkStart w:id="57" w:name="_cfd_handelsplattform"/>
       <w:r>
         <w:t xml:space="preserve">CFD Handelsplattform</w:t>
       </w:r>
-      <w:bookmarkEnd w:id="56"/>
+      <w:bookmarkEnd w:id="57"/>
     </w:p>
     <w:p>
       <w:pPr>
@@ -4320,7 +4334,7 @@
             <w:r>
               <w:t xml:space="preserve"> </w:t>
             </w:r>
-            <w:hyperlink r:id="rId57">
+            <w:hyperlink r:id="rId58">
               <w:r>
                 <w:rPr>
                   <w:rStyle w:val="Hyperlink"/>
@@ -4360,11 +4374,11 @@
       <w:pPr>
         <w:pStyle w:val="Heading3"/>
       </w:pPr>
-      <w:bookmarkStart w:id="58" w:name="_sepa_dauerauftrag_online_banking_der_sparkassen"/>
+      <w:bookmarkStart w:id="59" w:name="_sepa_dauerauftrag_online_banking_der_sparkassen"/>
       <w:r>
         <w:t xml:space="preserve">SEPA Dauerauftrag, Online Banking der Sparkassen</w:t>
       </w:r>
-      <w:bookmarkEnd w:id="58"/>
+      <w:bookmarkEnd w:id="59"/>
     </w:p>
     <w:p>
       <w:pPr>
@@ -4559,11 +4573,11 @@
       <w:pPr>
         <w:pStyle w:val="Heading3"/>
       </w:pPr>
-      <w:bookmarkStart w:id="59" w:name="_kontowecker_internetfiliale_online_banking_der_sparkassen"/>
+      <w:bookmarkStart w:id="60" w:name="_kontowecker_internetfiliale_online_banking_der_sparkassen"/>
       <w:r>
         <w:t xml:space="preserve">Kontowecker Internetfiliale, Online Banking der Sparkassen</w:t>
       </w:r>
-      <w:bookmarkEnd w:id="59"/>
+      <w:bookmarkEnd w:id="60"/>
     </w:p>
     <w:p>
       <w:pPr>
@@ -4615,7 +4629,7 @@
       <w:r>
         <w:t xml:space="preserve"> </w:t>
       </w:r>
-      <w:hyperlink r:id="rId60">
+      <w:hyperlink r:id="rId61">
         <w:r>
           <w:rPr>
             <w:rStyle w:val="Hyperlink"/>
@@ -4793,11 +4807,11 @@
       <w:pPr>
         <w:pStyle w:val="Heading3"/>
       </w:pPr>
-      <w:bookmarkStart w:id="61" w:name="_risk_calculation_engine_deutsche_bank_risk_it"/>
+      <w:bookmarkStart w:id="62" w:name="_risk_calculation_engine_deutsche_bank_risk_it"/>
       <w:r>
         <w:t xml:space="preserve">Risk Calculation Engine, Deutsche Bank, Risk IT</w:t>
       </w:r>
-      <w:bookmarkEnd w:id="61"/>
+      <w:bookmarkEnd w:id="62"/>
     </w:p>
     <w:p>
       <w:pPr>
@@ -4840,7 +4854,7 @@
       <w:r>
         <w:t xml:space="preserve"> </w:t>
       </w:r>
-      <w:hyperlink r:id="rId62">
+      <w:hyperlink r:id="rId63">
         <w:r>
           <w:rPr>
             <w:rStyle w:val="Hyperlink"/>
@@ -4898,7 +4912,7 @@
       <w:r>
         <w:t xml:space="preserve"> </w:t>
       </w:r>
-      <w:hyperlink r:id="rId63">
+      <w:hyperlink r:id="rId64">
         <w:r>
           <w:rPr>
             <w:rStyle w:val="Hyperlink"/>
@@ -4978,7 +4992,7 @@
             <w:pPr>
               <w:jc w:val="left"/>
             </w:pPr>
-            <w:hyperlink r:id="rId62">
+            <w:hyperlink r:id="rId63">
               <w:r>
                 <w:rPr>
                   <w:rStyle w:val="Hyperlink"/>
@@ -5017,11 +5031,11 @@
       <w:pPr>
         <w:pStyle w:val="Heading3"/>
       </w:pPr>
-      <w:bookmarkStart w:id="64" w:name="_risk_calculation_engine_commerzbank"/>
+      <w:bookmarkStart w:id="65" w:name="_risk_calculation_engine_commerzbank"/>
       <w:r>
         <w:t xml:space="preserve">Risk Calculation Engine, Commerzbank</w:t>
       </w:r>
-      <w:bookmarkEnd w:id="64"/>
+      <w:bookmarkEnd w:id="65"/>
     </w:p>
     <w:p>
       <w:pPr>
@@ -5186,7 +5200,7 @@
             <w:r>
               <w:t xml:space="preserve"> </w:t>
             </w:r>
-            <w:hyperlink r:id="rId65">
+            <w:hyperlink r:id="rId66">
               <w:r>
                 <w:rPr>
                   <w:rStyle w:val="Hyperlink"/>
@@ -5222,11 +5236,11 @@
       <w:pPr>
         <w:pStyle w:val="Heading3"/>
       </w:pPr>
-      <w:bookmarkStart w:id="66" w:name="_transaktionsplattform_commerzbank"/>
+      <w:bookmarkStart w:id="67" w:name="_transaktionsplattform_commerzbank"/>
       <w:r>
         <w:t xml:space="preserve">Transaktionsplattform, Commerzbank</w:t>
       </w:r>
-      <w:bookmarkEnd w:id="66"/>
+      <w:bookmarkEnd w:id="67"/>
     </w:p>
     <w:p>
       <w:pPr>
@@ -5381,7 +5395,7 @@
             <w:pPr>
               <w:jc w:val="left"/>
             </w:pPr>
-            <w:hyperlink r:id="rId53">
+            <w:hyperlink r:id="rId54">
               <w:r>
                 <w:rPr>
                   <w:rStyle w:val="Hyperlink"/>
@@ -5420,11 +5434,11 @@
       <w:pPr>
         <w:pStyle w:val="Heading3"/>
       </w:pPr>
-      <w:bookmarkStart w:id="67" w:name="_veranstaltung_eines_saas_symposiums"/>
+      <w:bookmarkStart w:id="68" w:name="_veranstaltung_eines_saas_symposiums"/>
       <w:r>
         <w:t xml:space="preserve">Veranstaltung eines SaaS Symposiums</w:t>
       </w:r>
-      <w:bookmarkEnd w:id="67"/>
+      <w:bookmarkEnd w:id="68"/>
     </w:p>
     <w:p>
       <w:pPr>
@@ -5521,11 +5535,11 @@
       <w:pPr>
         <w:pStyle w:val="Heading3"/>
       </w:pPr>
-      <w:bookmarkStart w:id="68" w:name="_projekt_konzernperson_commerzbank"/>
+      <w:bookmarkStart w:id="69" w:name="_projekt_konzernperson_commerzbank"/>
       <w:r>
         <w:t xml:space="preserve">Projekt Konzernperson, Commerzbank</w:t>
       </w:r>
-      <w:bookmarkEnd w:id="68"/>
+      <w:bookmarkEnd w:id="69"/>
     </w:p>
     <w:p>
       <w:pPr>
@@ -5714,11 +5728,11 @@
       <w:pPr>
         <w:pStyle w:val="Heading3"/>
       </w:pPr>
-      <w:bookmarkStart w:id="69" w:name="_schulung_interner_mitarbeiter_commerzbank"/>
+      <w:bookmarkStart w:id="70" w:name="_schulung_interner_mitarbeiter_commerzbank"/>
       <w:r>
         <w:t xml:space="preserve">Schulung interner Mitarbeiter, Commerzbank</w:t>
       </w:r>
-      <w:bookmarkEnd w:id="69"/>
+      <w:bookmarkEnd w:id="70"/>
     </w:p>
     <w:p>
       <w:pPr>
@@ -5876,7 +5890,7 @@
             <w:r>
               <w:t xml:space="preserve"> </w:t>
             </w:r>
-            <w:hyperlink r:id="rId70">
+            <w:hyperlink r:id="rId71">
               <w:r>
                 <w:rPr>
                   <w:rStyle w:val="Hyperlink"/>
@@ -5902,11 +5916,11 @@
       <w:pPr>
         <w:pStyle w:val="Heading2"/>
       </w:pPr>
-      <w:bookmarkStart w:id="71" w:name="_sonstige_projekte"/>
+      <w:bookmarkStart w:id="72" w:name="_sonstige_projekte"/>
       <w:r>
         <w:t xml:space="preserve">Sonstige Projekte</w:t>
       </w:r>
-      <w:bookmarkEnd w:id="71"/>
+      <w:bookmarkEnd w:id="72"/>
     </w:p>
     <w:p>
       <w:pPr>
@@ -5929,11 +5943,11 @@
       <w:pPr>
         <w:pStyle w:val="Heading3"/>
       </w:pPr>
-      <w:bookmarkStart w:id="72" w:name="_technical_architect_entwickler_coach"/>
+      <w:bookmarkStart w:id="73" w:name="_technical_architect_entwickler_coach"/>
       <w:r>
         <w:t xml:space="preserve">Technical Architect, Entwickler, Coach</w:t>
       </w:r>
-      <w:bookmarkEnd w:id="72"/>
+      <w:bookmarkEnd w:id="73"/>
     </w:p>
     <w:p>
       <w:pPr>
@@ -5997,11 +6011,11 @@
       <w:pPr>
         <w:pStyle w:val="Heading3"/>
       </w:pPr>
-      <w:bookmarkStart w:id="73" w:name="_technical_architect_distributed_systems_engineer"/>
+      <w:bookmarkStart w:id="74" w:name="_technical_architect_distributed_systems_engineer"/>
       <w:r>
         <w:t xml:space="preserve">Technical Architect, Distributed Systems Engineer</w:t>
       </w:r>
-      <w:bookmarkEnd w:id="73"/>
+      <w:bookmarkEnd w:id="74"/>
     </w:p>
     <w:p>
       <w:pPr>
@@ -6065,11 +6079,11 @@
       <w:pPr>
         <w:pStyle w:val="Heading3"/>
       </w:pPr>
-      <w:bookmarkStart w:id="74" w:name="_technical_architect_senior_developer"/>
+      <w:bookmarkStart w:id="75" w:name="_technical_architect_senior_developer"/>
       <w:r>
         <w:t xml:space="preserve">Technical Architect, Senior Developer</w:t>
       </w:r>
-      <w:bookmarkEnd w:id="74"/>
+      <w:bookmarkEnd w:id="75"/>
     </w:p>
     <w:p>
       <w:pPr>
@@ -6133,11 +6147,11 @@
       <w:pPr>
         <w:pStyle w:val="Heading3"/>
       </w:pPr>
-      <w:bookmarkStart w:id="75" w:name="_technical_team_lead"/>
+      <w:bookmarkStart w:id="76" w:name="_technical_team_lead"/>
       <w:r>
         <w:t xml:space="preserve">Technical Team Lead</w:t>
       </w:r>
-      <w:bookmarkEnd w:id="75"/>
+      <w:bookmarkEnd w:id="76"/>
     </w:p>
     <w:p>
       <w:pPr>
@@ -6201,11 +6215,11 @@
       <w:pPr>
         <w:pStyle w:val="Heading3"/>
       </w:pPr>
-      <w:bookmarkStart w:id="76" w:name="_projektleiter_teilprojekt_dwh"/>
+      <w:bookmarkStart w:id="77" w:name="_projektleiter_teilprojekt_dwh"/>
       <w:r>
         <w:t xml:space="preserve">Projektleiter Teilprojekt DWH</w:t>
       </w:r>
-      <w:bookmarkEnd w:id="76"/>
+      <w:bookmarkEnd w:id="77"/>
     </w:p>
     <w:p>
       <w:pPr>
@@ -6280,11 +6294,11 @@
       <w:pPr>
         <w:pStyle w:val="Heading3"/>
       </w:pPr>
-      <w:bookmarkStart w:id="77" w:name="_entwickler"/>
+      <w:bookmarkStart w:id="78" w:name="_entwickler"/>
       <w:r>
         <w:t xml:space="preserve">Entwickler</w:t>
       </w:r>
-      <w:bookmarkEnd w:id="77"/>
+      <w:bookmarkEnd w:id="78"/>
     </w:p>
     <w:p>
       <w:pPr>
@@ -6348,11 +6362,11 @@
       <w:pPr>
         <w:pStyle w:val="Heading3"/>
       </w:pPr>
-      <w:bookmarkStart w:id="78" w:name="_coach"/>
+      <w:bookmarkStart w:id="79" w:name="_coach"/>
       <w:r>
         <w:t xml:space="preserve">Coach</w:t>
       </w:r>
-      <w:bookmarkEnd w:id="78"/>
+      <w:bookmarkEnd w:id="79"/>
     </w:p>
     <w:p>
       <w:pPr>
@@ -6427,11 +6441,11 @@
       <w:pPr>
         <w:pStyle w:val="Heading3"/>
       </w:pPr>
-      <w:bookmarkStart w:id="79" w:name="_system_architect_entwickler"/>
+      <w:bookmarkStart w:id="80" w:name="_system_architect_entwickler"/>
       <w:r>
         <w:t xml:space="preserve">System Architect, Entwickler</w:t>
       </w:r>
-      <w:bookmarkEnd w:id="79"/>
+      <w:bookmarkEnd w:id="80"/>
     </w:p>
     <w:p>
       <w:pPr>
@@ -6495,11 +6509,11 @@
       <w:pPr>
         <w:pStyle w:val="Heading3"/>
       </w:pPr>
-      <w:bookmarkStart w:id="80" w:name="_technischer_berater"/>
+      <w:bookmarkStart w:id="81" w:name="_technischer_berater"/>
       <w:r>
         <w:t xml:space="preserve">Technischer Berater</w:t>
       </w:r>
-      <w:bookmarkEnd w:id="80"/>
+      <w:bookmarkEnd w:id="81"/>
     </w:p>
     <w:p>
       <w:pPr>
@@ -6574,11 +6588,11 @@
       <w:pPr>
         <w:pStyle w:val="Heading3"/>
       </w:pPr>
-      <w:bookmarkStart w:id="81" w:name="_entwickler_2"/>
+      <w:bookmarkStart w:id="82" w:name="_entwickler_2"/>
       <w:r>
         <w:t xml:space="preserve">Entwickler</w:t>
       </w:r>
-      <w:bookmarkEnd w:id="81"/>
+      <w:bookmarkEnd w:id="82"/>
     </w:p>
     <w:p>
       <w:pPr>
@@ -6631,11 +6645,11 @@
       <w:pPr>
         <w:pStyle w:val="Heading3"/>
       </w:pPr>
-      <w:bookmarkStart w:id="82" w:name="_partner_und_entwickler"/>
+      <w:bookmarkStart w:id="83" w:name="_partner_und_entwickler"/>
       <w:r>
         <w:t xml:space="preserve">Partner und Entwickler</w:t>
       </w:r>
-      <w:bookmarkEnd w:id="82"/>
+      <w:bookmarkEnd w:id="83"/>
     </w:p>
     <w:p>
       <w:pPr>
@@ -6710,11 +6724,11 @@
       <w:pPr>
         <w:pStyle w:val="Heading3"/>
       </w:pPr>
-      <w:bookmarkStart w:id="83" w:name="_trainer_oracle_bootcamp"/>
+      <w:bookmarkStart w:id="84" w:name="_trainer_oracle_bootcamp"/>
       <w:r>
         <w:t xml:space="preserve">Trainer Oracle Bootcamp</w:t>
       </w:r>
-      <w:bookmarkEnd w:id="83"/>
+      <w:bookmarkEnd w:id="84"/>
     </w:p>
     <w:p>
       <w:pPr>
@@ -6789,11 +6803,11 @@
       <w:pPr>
         <w:pStyle w:val="Heading3"/>
       </w:pPr>
-      <w:bookmarkStart w:id="84" w:name="_middleware_consultant_festanstellung"/>
+      <w:bookmarkStart w:id="85" w:name="_middleware_consultant_festanstellung"/>
       <w:r>
         <w:t xml:space="preserve">Middleware Consultant, Festanstellung</w:t>
       </w:r>
-      <w:bookmarkEnd w:id="84"/>
+      <w:bookmarkEnd w:id="85"/>
     </w:p>
     <w:p>
       <w:pPr>

--- a/down/profil.docx
+++ b/down/profil.docx
@@ -40,7 +40,7 @@
         <w:pStyle w:val="Date"/>
       </w:pPr>
       <w:r>
-        <w:t xml:space="preserve">2021-11-23</w:t>
+        <w:t xml:space="preserve">2021-11-25</w:t>
       </w:r>
     </w:p>
     <w:p>
@@ -633,57 +633,6 @@
       </w:pPr>
       <w:r>
         <w:t xml:space="preserve">Durch die zum Teil hohe mathematische Komplexität der umgesetzten Systeme habe ich in den Projekten jeweils einen großen Fokus auf die Automatiserung der fachlichen Akzeptanztests gelegt. Das dabei entstandene Framework entwickle ich ständig weiter und verwende dieses aktiv in meinen Kundenprojekten.</w:t>
-      </w:r>
-    </w:p>
-    <w:p>
-      <w:pPr>
-        <w:pStyle w:val="BodyText"/>
-      </w:pPr>
-      <w:r>
-        <w:t xml:space="preserve">Ab 2018-2019 kamen Themen rund um mobile App Entwicklung hinzu. Hierbei habe ich den Fokus darauf gelegt, Apps mit möglichst einer einzigen Codebasis</w:t>
-      </w:r>
-      <w:r>
-        <w:t xml:space="preserve"> </w:t>
-      </w:r>
-      <w:r>
-        <w:t xml:space="preserve">zu erstellen. Hier setze ich mittlerweile stark auf</w:t>
-      </w:r>
-      <w:r>
-        <w:t xml:space="preserve"> </w:t>
-      </w:r>
-      <w:hyperlink r:id="rId28">
-        <w:r>
-          <w:rPr>
-            <w:rStyle w:val="Hyperlink"/>
-          </w:rPr>
-          <w:t xml:space="preserve">Flutter</w:t>
-        </w:r>
-      </w:hyperlink>
-      <w:r>
-        <w:t xml:space="preserve"> </w:t>
-      </w:r>
-      <w:r>
-        <w:t xml:space="preserve">als Cross Plattform Umgebung. Neben von mir erstellten nicht-öffentlichen Apps ist eine App mittlerweile</w:t>
-      </w:r>
-      <w:r>
-        <w:t xml:space="preserve"> </w:t>
-      </w:r>
-      <w:r>
-        <w:t xml:space="preserve">auch produktiv erreichbar</w:t>
-      </w:r>
-      <w:r>
-        <w:t xml:space="preserve"> </w:t>
-      </w:r>
-      <w:hyperlink r:id="rId29">
-        <w:r>
-          <w:rPr>
-            <w:rStyle w:val="Hyperlink"/>
-          </w:rPr>
-          <w:t xml:space="preserve">App</w:t>
-        </w:r>
-      </w:hyperlink>
-      <w:r>
-        <w:t xml:space="preserve">.</w:t>
       </w:r>
     </w:p>
     <w:p>
@@ -796,11 +745,11 @@
       <w:pPr>
         <w:pStyle w:val="Heading2"/>
       </w:pPr>
-      <w:bookmarkStart w:id="30" w:name="skills"/>
+      <w:bookmarkStart w:id="29" w:name="skills"/>
       <w:r>
         <w:t xml:space="preserve">Technologien</w:t>
       </w:r>
-      <w:bookmarkEnd w:id="30"/>
+      <w:bookmarkEnd w:id="29"/>
     </w:p>
     <w:p>
       <w:pPr>
@@ -1080,7 +1029,7 @@
             <w:pPr>
               <w:jc w:val="left"/>
             </w:pPr>
-            <w:hyperlink r:id="rId31">
+            <w:hyperlink r:id="rId30">
               <w:r>
                 <w:rPr>
                   <w:rStyle w:val="Hyperlink"/>
@@ -1092,7 +1041,7 @@
             <w:r>
               <w:t xml:space="preserve">,</w:t>
             </w:r>
-            <w:hyperlink r:id="rId32">
+            <w:hyperlink r:id="rId31">
               <w:r>
                 <w:rPr>
                   <w:rStyle w:val="Hyperlink"/>
@@ -1123,7 +1072,7 @@
             <w:pPr>
               <w:jc w:val="left"/>
             </w:pPr>
-            <w:hyperlink r:id="rId33">
+            <w:hyperlink r:id="rId32">
               <w:r>
                 <w:rPr>
                   <w:rStyle w:val="Hyperlink"/>
@@ -1365,7 +1314,7 @@
             <w:r>
               <w:t xml:space="preserve"> </w:t>
             </w:r>
-            <w:hyperlink r:id="rId34">
+            <w:hyperlink r:id="rId33">
               <w:r>
                 <w:rPr>
                   <w:rStyle w:val="Hyperlink"/>
@@ -1380,7 +1329,7 @@
             <w:r>
               <w:t xml:space="preserve"> </w:t>
             </w:r>
-            <w:hyperlink r:id="rId35">
+            <w:hyperlink r:id="rId34">
               <w:r>
                 <w:rPr>
                   <w:rStyle w:val="Hyperlink"/>
@@ -1575,7 +1524,7 @@
             <w:r>
               <w:t xml:space="preserve">, MongoDB, Oracle, Sybase, MySQL,</w:t>
             </w:r>
-            <w:hyperlink r:id="rId36">
+            <w:hyperlink r:id="rId35">
               <w:r>
                 <w:rPr>
                   <w:rStyle w:val="Hyperlink"/>
@@ -1617,43 +1566,43 @@
       <w:pPr>
         <w:pStyle w:val="Heading2"/>
       </w:pPr>
-      <w:bookmarkStart w:id="37" w:name="projects"/>
+      <w:bookmarkStart w:id="36" w:name="projects"/>
       <w:r>
         <w:t xml:space="preserve">Ausgewählte Projekte bis 2010</w:t>
       </w:r>
+      <w:bookmarkEnd w:id="36"/>
+    </w:p>
+    <w:p>
+      <w:pPr>
+        <w:pStyle w:val="FirstParagraph"/>
+      </w:pPr>
+      <w:r>
+        <w:t xml:space="preserve">Der folgende Überblick meiner bisherigen Projekte soll einen Eindruck über die technischen und fachlichen Schwerpunkte meiner beruflichen Laufbahn ermöglichen.</w:t>
+      </w:r>
+      <w:r>
+        <w:t xml:space="preserve"> </w:t>
+      </w:r>
+      <w:r>
+        <w:t xml:space="preserve">Seit Beginn meiner Tätigkeit habe ich - bis auf eine 1-jährige Festanstellung als ORACLE Consultant - ausschließlich als externer Berater in diversen Projekten mitgewirkt.</w:t>
+      </w:r>
+    </w:p>
+    <w:p>
+      <w:pPr>
+        <w:pStyle w:val="BodyText"/>
+      </w:pPr>
+      <w:r>
+        <w:t xml:space="preserve">Da die Relevanz der hier aufgeführten Projekte mit der Zeit abnimmt, werden die Projekte der letzten 10 Jahre im Detail, die vorherigen Projekte nur in Stichworten dargestellt.</w:t>
+      </w:r>
+    </w:p>
+    <w:p>
+      <w:pPr>
+        <w:pStyle w:val="Heading3"/>
+      </w:pPr>
+      <w:bookmarkStart w:id="37" w:name="_enterprise_content_management_platftform_dokumenten_workflow"/>
+      <w:r>
+        <w:t xml:space="preserve">Enterprise Content Management Platftform / Dokumenten Workflow</w:t>
+      </w:r>
       <w:bookmarkEnd w:id="37"/>
-    </w:p>
-    <w:p>
-      <w:pPr>
-        <w:pStyle w:val="FirstParagraph"/>
-      </w:pPr>
-      <w:r>
-        <w:t xml:space="preserve">Der folgende Überblick meiner bisherigen Projekte soll einen Eindruck über die technischen und fachlichen Schwerpunkte meiner beruflichen Laufbahn ermöglichen.</w:t>
-      </w:r>
-      <w:r>
-        <w:t xml:space="preserve"> </w:t>
-      </w:r>
-      <w:r>
-        <w:t xml:space="preserve">Seit Beginn meiner Tätigkeit habe ich - bis auf eine 1-jährige Festanstellung als ORACLE Consultant - ausschließlich als externer Berater in diversen Projekten mitgewirkt.</w:t>
-      </w:r>
-    </w:p>
-    <w:p>
-      <w:pPr>
-        <w:pStyle w:val="BodyText"/>
-      </w:pPr>
-      <w:r>
-        <w:t xml:space="preserve">Da die Relevanz der hier aufgeführten Projekte mit der Zeit abnimmt, werden die Projekte der letzten 10 Jahre im Detail, die vorherigen Projekte nur in Stichworten dargestellt.</w:t>
-      </w:r>
-    </w:p>
-    <w:p>
-      <w:pPr>
-        <w:pStyle w:val="Heading3"/>
-      </w:pPr>
-      <w:bookmarkStart w:id="38" w:name="_enterprise_content_management_platftform_dokumenten_workflow"/>
-      <w:r>
-        <w:t xml:space="preserve">Enterprise Content Management Platftform / Dokumenten Workflow</w:t>
-      </w:r>
-      <w:bookmarkEnd w:id="38"/>
     </w:p>
     <w:p>
       <w:pPr>
@@ -1926,7 +1875,7 @@
             <w:r>
               <w:t xml:space="preserve"> </w:t>
             </w:r>
-            <w:hyperlink r:id="rId39">
+            <w:hyperlink r:id="rId38">
               <w:r>
                 <w:rPr>
                   <w:rStyle w:val="Hyperlink"/>
@@ -2000,18 +1949,18 @@
       <w:pPr>
         <w:pStyle w:val="Heading3"/>
       </w:pPr>
-      <w:bookmarkStart w:id="40" w:name="_entwicklung_einer_social_casino_app_ios_und_android"/>
-      <w:r>
-        <w:t xml:space="preserve">Entwicklung einer Social Casino App iOS und Android</w:t>
-      </w:r>
-      <w:bookmarkEnd w:id="40"/>
+      <w:bookmarkStart w:id="39" w:name="_migration_aller_host_systeme_auf_java_linux"/>
+      <w:r>
+        <w:t xml:space="preserve">Migration aller Host Systeme auf Java / Linux</w:t>
+      </w:r>
+      <w:bookmarkEnd w:id="39"/>
     </w:p>
     <w:p>
       <w:pPr>
         <w:pStyle w:val="FirstParagraph"/>
       </w:pPr>
       <w:r>
-        <w:t xml:space="preserve">Entwickler der Spinarena.net Mobile App für Android und iOS.</w:t>
+        <w:t xml:space="preserve">Performance Analyst, Framework Reviewer, ISTA GmbH, Essen</w:t>
       </w:r>
     </w:p>
     <w:p>
@@ -2028,7 +1977,7 @@
         <w:rPr>
           <w:b/>
         </w:rPr>
-        <w:t xml:space="preserve">Januar 2020 bis heute</w:t>
+        <w:t xml:space="preserve">Mai 2019 bis Oktober 2019</w:t>
       </w:r>
     </w:p>
     <w:p>
@@ -2036,13 +1985,13 @@
         <w:pStyle w:val="BodyText"/>
       </w:pPr>
       <w:r>
-        <w:t xml:space="preserve">Geplant war die Herstellung einer social Casino App mit dem Ziel, ambitionierten Slot Spielern</w:t>
-      </w:r>
-      <w:r>
-        <w:t xml:space="preserve"> </w:t>
-      </w:r>
-      <w:r>
-        <w:t xml:space="preserve">Zugriff auf Spiele der meisten relevanten Slot Hersteller in einer App zu ermöglichen.</w:t>
+        <w:t xml:space="preserve">Die ISTA GmbH stellt ihren Kunden elektronische Dienstleistungen rund um die</w:t>
+      </w:r>
+      <w:r>
+        <w:t xml:space="preserve"> </w:t>
+      </w:r>
+      <w:r>
+        <w:t xml:space="preserve">Nebenkostenabrechnungen vermieteter Liegenschaften an. Hier versteht sich die ISTA als One-Shop Anbieter, der idealerweise alle mit der Erfassung und Abrechnung der Nebenkosten anfallenden Services aus einer Hand anbietet. Von den Energiemeßgeräten, über die Erfassung der Messdaten, das Ausstellen von Energieausweisen bis hin zur kompletten Erstellung und Versand der Nebenkostenabrechnung.</w:t>
       </w:r>
     </w:p>
     <w:p>
@@ -2050,13 +1999,7 @@
         <w:pStyle w:val="BodyText"/>
       </w:pPr>
       <w:r>
-        <w:t xml:space="preserve">Dazu wurden bisher knapp 20 Slot Hersteller an die App angebunden. Spieler sind in der Lage</w:t>
-      </w:r>
-      <w:r>
-        <w:t xml:space="preserve"> </w:t>
-      </w:r>
-      <w:r>
-        <w:t xml:space="preserve">in der App nach ihren Kriterien Slots auszusuchen und diese dann mit virtuellen Münzen spielen.</w:t>
+        <w:t xml:space="preserve">Sämtliche Daten und Prozesse befinden sich derzeit auf IBM Großrechnern und wurden im Zuge eines mehrjährigen Migrationsprojektes auf eine moderne verteilte Systemarchitektur portiert. Dabei wurden die Daten und auch die bestehenden Programme (COBOL,VSE) durch die Software eines externen Dienstleisters weitestgehend automatisiert zu Java, Oracle und Unix portiert.</w:t>
       </w:r>
     </w:p>
     <w:p>
@@ -2064,13 +2007,24 @@
         <w:pStyle w:val="BodyText"/>
       </w:pPr>
       <w:r>
-        <w:t xml:space="preserve">Da die Anwendung für IOS und Android zur Verfügung stehen soll wurde auf Flutter zurückgegriffen.</w:t>
-      </w:r>
-      <w:r>
-        <w:t xml:space="preserve"> </w:t>
-      </w:r>
-      <w:r>
-        <w:t xml:space="preserve">Flutter ermöglicht die Entwicklung von Cross Platftform Anwendungen und liegt mittlerweile in der Version 2.2 vor.</w:t>
+        <w:t xml:space="preserve">Ziel meines Einsatzes war die Unterstützung des Projekts bei der Erreichung der nicht funktionalen Performance Eigenschaften. Konkret galt es dabei die vom Dienstleister</w:t>
+      </w:r>
+      <w:r>
+        <w:t xml:space="preserve"> </w:t>
+      </w:r>
+      <w:hyperlink r:id="rId40">
+        <w:r>
+          <w:rPr>
+            <w:rStyle w:val="Hyperlink"/>
+          </w:rPr>
+          <w:t xml:space="preserve">Anubex</w:t>
+        </w:r>
+      </w:hyperlink>
+      <w:r>
+        <w:t xml:space="preserve"> </w:t>
+      </w:r>
+      <w:r>
+        <w:t xml:space="preserve">bereitgestellten Sourcen und Frameworkkomponenten auf Laufzeitprobleme hin zu analysieren und Vorschläge zu deren Optimierung zu liefern.</w:t>
       </w:r>
     </w:p>
     <w:p>
@@ -2078,7 +2032,109 @@
         <w:pStyle w:val="BodyText"/>
       </w:pPr>
       <w:r>
-        <w:t xml:space="preserve">Die App ist sowohl im</w:t>
+        <w:t xml:space="preserve">Darüber hinaus wurden Maßnahmen betrachtet, die mit Blick auf den zukünftigen Betrieb und Weiterentwicklung der Software zu einer sinnvollen Modernisierung der Architektur führen.</w:t>
+      </w:r>
+    </w:p>
+    <w:p>
+      <w:pPr>
+        <w:pStyle w:val="BodyText"/>
+      </w:pPr>
+      <w:r>
+        <w:t xml:space="preserve">Im Ergebnis konnte die Laufzeit des Batch Systems von knapp über 30h auf die erforderlichen &lt;10h zu bringen. Erreicht werden konnte das durch eine Vielzahl von Maßnahmen. Unter anderem:</w:t>
+      </w:r>
+    </w:p>
+    <w:p>
+      <w:pPr>
+        <w:numPr>
+          <w:numId w:val="1006"/>
+          <w:ilvl w:val="0"/>
+        </w:numPr>
+      </w:pPr>
+      <w:r>
+        <w:t xml:space="preserve">Optimierung des Speichermanagements im Framework</w:t>
+      </w:r>
+    </w:p>
+    <w:p>
+      <w:pPr>
+        <w:numPr>
+          <w:numId w:val="1006"/>
+          <w:ilvl w:val="0"/>
+        </w:numPr>
+      </w:pPr>
+      <w:r>
+        <w:t xml:space="preserve">Optimierung der RDBMS Zugriffsschicht (JAVA-Oracle)</w:t>
+      </w:r>
+    </w:p>
+    <w:p>
+      <w:pPr>
+        <w:numPr>
+          <w:numId w:val="1006"/>
+          <w:ilvl w:val="0"/>
+        </w:numPr>
+      </w:pPr>
+      <w:r>
+        <w:t xml:space="preserve">Parallelisierung einzelner Teiljobs</w:t>
+      </w:r>
+    </w:p>
+    <w:p>
+      <w:pPr>
+        <w:numPr>
+          <w:numId w:val="1006"/>
+          <w:ilvl w:val="0"/>
+        </w:numPr>
+      </w:pPr>
+      <w:r>
+        <w:t xml:space="preserve">Optimierung der Datenhaltung (Trigger, Indizes, Where-clauses)</w:t>
+      </w:r>
+    </w:p>
+    <w:p>
+      <w:pPr>
+        <w:pStyle w:val="FirstParagraph"/>
+      </w:pPr>
+      <w:r>
+        <w:rPr>
+          <w:b/>
+        </w:rPr>
+        <w:t xml:space="preserve">Meine Aufgaben im Projekt:</w:t>
+      </w:r>
+    </w:p>
+    <w:p>
+      <w:pPr>
+        <w:numPr>
+          <w:numId w:val="1007"/>
+          <w:ilvl w:val="0"/>
+        </w:numPr>
+      </w:pPr>
+      <w:r>
+        <w:t xml:space="preserve">Verantwortlich für die Analyse von Performance Engpässen im</w:t>
+      </w:r>
+      <w:r>
+        <w:t xml:space="preserve"> </w:t>
+      </w:r>
+      <w:hyperlink r:id="rId40">
+        <w:r>
+          <w:rPr>
+            <w:rStyle w:val="Hyperlink"/>
+          </w:rPr>
+          <w:t xml:space="preserve">Anubex</w:t>
+        </w:r>
+      </w:hyperlink>
+      <w:r>
+        <w:t xml:space="preserve"> </w:t>
+      </w:r>
+      <w:r>
+        <w:t xml:space="preserve">Framework</w:t>
+      </w:r>
+    </w:p>
+    <w:p>
+      <w:pPr>
+        <w:numPr>
+          <w:numId w:val="1007"/>
+          <w:ilvl w:val="0"/>
+        </w:numPr>
+      </w:pPr>
+      <w:r>
+        <w:t xml:space="preserve">Performace Profiling komplexer Batch Jobs</w:t>
       </w:r>
       <w:r>
         <w:t xml:space="preserve"> </w:t>
@@ -2088,84 +2144,9 @@
           <w:rPr>
             <w:rStyle w:val="Hyperlink"/>
           </w:rPr>
-          <w:t xml:space="preserve">Web</w:t>
+          <w:t xml:space="preserve">Yourkit Profiler</w:t>
         </w:r>
       </w:hyperlink>
-      <w:r>
-        <w:t xml:space="preserve"> </w:t>
-      </w:r>
-      <w:r>
-        <w:t xml:space="preserve">als auch als</w:t>
-      </w:r>
-      <w:r>
-        <w:t xml:space="preserve"> </w:t>
-      </w:r>
-      <w:hyperlink r:id="rId29">
-        <w:r>
-          <w:rPr>
-            <w:rStyle w:val="Hyperlink"/>
-          </w:rPr>
-          <w:t xml:space="preserve">App</w:t>
-        </w:r>
-      </w:hyperlink>
-      <w:r>
-        <w:t xml:space="preserve"> </w:t>
-      </w:r>
-      <w:r>
-        <w:t xml:space="preserve">produktiv und wird aktiv weiter entwickelt.</w:t>
-      </w:r>
-    </w:p>
-    <w:p>
-      <w:pPr>
-        <w:pStyle w:val="BodyText"/>
-      </w:pPr>
-      <w:r>
-        <w:t xml:space="preserve">Herausforderungen der Plattform</w:t>
-      </w:r>
-    </w:p>
-    <w:p>
-      <w:pPr>
-        <w:numPr>
-          <w:numId w:val="1006"/>
-          <w:ilvl w:val="0"/>
-        </w:numPr>
-      </w:pPr>
-      <w:r>
-        <w:t xml:space="preserve">Cross Plattform Entwicklung mit 1-2 Entwicklern und einer Codebasis für alle Platformen</w:t>
-      </w:r>
-    </w:p>
-    <w:p>
-      <w:pPr>
-        <w:numPr>
-          <w:numId w:val="1006"/>
-          <w:ilvl w:val="0"/>
-        </w:numPr>
-      </w:pPr>
-      <w:r>
-        <w:t xml:space="preserve">Unterschiedlichste Slot Anbieter mit verschiedensten Technologien</w:t>
-      </w:r>
-    </w:p>
-    <w:p>
-      <w:pPr>
-        <w:numPr>
-          <w:numId w:val="1006"/>
-          <w:ilvl w:val="0"/>
-        </w:numPr>
-      </w:pPr>
-      <w:r>
-        <w:t xml:space="preserve">Ansprechendes Gamedesing und Benutzerführung</w:t>
-      </w:r>
-    </w:p>
-    <w:p>
-      <w:pPr>
-        <w:pStyle w:val="FirstParagraph"/>
-      </w:pPr>
-      <w:r>
-        <w:rPr>
-          <w:b/>
-        </w:rPr>
-        <w:t xml:space="preserve">Meine Aufgaben im Projekt:</w:t>
-      </w:r>
     </w:p>
     <w:p>
       <w:pPr>
@@ -2175,7 +2156,7 @@
         </w:numPr>
       </w:pPr>
       <w:r>
-        <w:t xml:space="preserve">Solution Design App und Backend</w:t>
+        <w:t xml:space="preserve">Erarbeiten von Optimierungsansätzen</w:t>
       </w:r>
     </w:p>
     <w:p>
@@ -2186,7 +2167,7 @@
         </w:numPr>
       </w:pPr>
       <w:r>
-        <w:t xml:space="preserve">Implementierung der Backendanbindung (Ously Backend, Firebase, Adjust, CustomerIO)</w:t>
+        <w:t xml:space="preserve">Sparingspartner des externen Dienstleisters</w:t>
       </w:r>
     </w:p>
     <w:p>
@@ -2197,7 +2178,7 @@
         </w:numPr>
       </w:pPr>
       <w:r>
-        <w:t xml:space="preserve">Implementierung der gesamten App Logik inkl. Layout, Animationen, etc.</w:t>
+        <w:t xml:space="preserve">Review und Audit der gelieferten Sourcen</w:t>
       </w:r>
     </w:p>
     <w:p>
@@ -2271,47 +2252,72 @@
             <w:pPr>
               <w:jc w:val="left"/>
             </w:pPr>
-            <w:hyperlink r:id="rId28">
+            <w:hyperlink r:id="rId40">
+              <w:r>
+                <w:rPr>
+                  <w:rStyle w:val="Hyperlink"/>
+                </w:rPr>
+                <w:t xml:space="preserve">Anubex</w:t>
+              </w:r>
+            </w:hyperlink>
+            <w:r>
+              <w:t xml:space="preserve">,</w:t>
+            </w:r>
+            <w:r>
+              <w:t xml:space="preserve"> </w:t>
+            </w:r>
+            <w:hyperlink r:id="rId42">
+              <w:r>
+                <w:rPr>
+                  <w:rStyle w:val="Hyperlink"/>
+                </w:rPr>
+                <w:t xml:space="preserve">Anubex Dataturn</w:t>
+              </w:r>
+            </w:hyperlink>
+            <w:r>
+              <w:t xml:space="preserve">, COBOL, Java</w:t>
+            </w:r>
+          </w:p>
+        </w:tc>
+        <w:tc>
+          <w:p>
+            <w:pPr>
+              <w:jc w:val="left"/>
+            </w:pPr>
+            <w:hyperlink r:id="rId41">
               <w:r>
                 <w:rPr>
                   <w:rStyle w:val="Hyperlink"/>
                   <w:b/>
                 </w:rPr>
-                <w:t xml:space="preserve">Flutter</w:t>
+                <w:t xml:space="preserve">Yourkit Profiler</w:t>
               </w:r>
             </w:hyperlink>
             <w:r>
-              <w:t xml:space="preserve">, Dart, Java, Kotlin, Swift</w:t>
-            </w:r>
-          </w:p>
-        </w:tc>
-        <w:tc>
-          <w:p>
-            <w:pPr>
-              <w:jc w:val="left"/>
-            </w:pPr>
-            <w:r>
-              <w:t xml:space="preserve">Flutter 1, Flutter 2, Docker, Kubernetes, AWS</w:t>
-            </w:r>
-          </w:p>
-        </w:tc>
-        <w:tc>
-          <w:p>
-            <w:pPr>
-              <w:jc w:val="left"/>
-            </w:pPr>
-            <w:r>
-              <w:t xml:space="preserve">MariDB</w:t>
-            </w:r>
-          </w:p>
-        </w:tc>
-        <w:tc>
-          <w:p>
-            <w:pPr>
-              <w:jc w:val="left"/>
-            </w:pPr>
-            <w:r>
-              <w:t xml:space="preserve">Linux</w:t>
+              <w:t xml:space="preserve"> </w:t>
+            </w:r>
+            <w:r>
+              <w:t xml:space="preserve">IDEA, Docker, Docker Swarm</w:t>
+            </w:r>
+          </w:p>
+        </w:tc>
+        <w:tc>
+          <w:p>
+            <w:pPr>
+              <w:jc w:val="left"/>
+            </w:pPr>
+            <w:r>
+              <w:t xml:space="preserve">ORACLE 11</w:t>
+            </w:r>
+          </w:p>
+        </w:tc>
+        <w:tc>
+          <w:p>
+            <w:pPr>
+              <w:jc w:val="left"/>
+            </w:pPr>
+            <w:r>
+              <w:t xml:space="preserve">Linux ,VSE</w:t>
             </w:r>
           </w:p>
         </w:tc>
@@ -2321,18 +2327,18 @@
       <w:pPr>
         <w:pStyle w:val="Heading3"/>
       </w:pPr>
-      <w:bookmarkStart w:id="42" w:name="_migration_aller_host_systeme_auf_java_linux"/>
-      <w:r>
-        <w:t xml:space="preserve">Migration aller Host Systeme auf Java / Linux</w:t>
-      </w:r>
-      <w:bookmarkEnd w:id="42"/>
+      <w:bookmarkStart w:id="43" w:name="_bilaterales_initial_margin_für_otc_geschäfte"/>
+      <w:r>
+        <w:t xml:space="preserve">Bilaterales Initial Margin für OTC Geschäfte</w:t>
+      </w:r>
+      <w:bookmarkEnd w:id="43"/>
     </w:p>
     <w:p>
       <w:pPr>
         <w:pStyle w:val="FirstParagraph"/>
       </w:pPr>
       <w:r>
-        <w:t xml:space="preserve">Performance Analyst, Framework Reviewer, ISTA GmbH, Essen</w:t>
+        <w:t xml:space="preserve">Lead Developer, Architect, DZ Bank Frankfurt am Main</w:t>
       </w:r>
     </w:p>
     <w:p>
@@ -2349,7 +2355,7 @@
         <w:rPr>
           <w:b/>
         </w:rPr>
-        <w:t xml:space="preserve">Mai 2019 bis Oktober 2019</w:t>
+        <w:t xml:space="preserve">April 2018 bis heute</w:t>
       </w:r>
     </w:p>
     <w:p>
@@ -2357,156 +2363,30 @@
         <w:pStyle w:val="BodyText"/>
       </w:pPr>
       <w:r>
-        <w:t xml:space="preserve">Die ISTA GmbH stellt ihren Kunden elektronische Dienstleistungen rund um die</w:t>
-      </w:r>
-      <w:r>
-        <w:t xml:space="preserve"> </w:t>
-      </w:r>
-      <w:r>
-        <w:t xml:space="preserve">Nebenkostenabrechnungen vermieteter Liegenschaften an. Hier versteht sich die ISTA als One-Shop Anbieter, der idealerweise alle mit der Erfassung und Abrechnung der Nebenkosten anfallenden Services aus einer Hand anbietet. Von den Energiemeßgeräten, über die Erfassung der Messdaten, das Ausstellen von Energieausweisen bis hin zur kompletten Erstellung und Versand der Nebenkostenabrechnung.</w:t>
-      </w:r>
-    </w:p>
-    <w:p>
-      <w:pPr>
-        <w:pStyle w:val="BodyText"/>
-      </w:pPr>
-      <w:r>
-        <w:t xml:space="preserve">Sämtliche Daten und Prozesse befinden sich derzeit auf IBM Großrechnern und wurden im Zuge eines mehrjährigen Migrationsprojektes auf eine moderne verteilte Systemarchitektur portiert. Dabei wurden die Daten und auch die bestehenden Programme (COBOL,VSE) durch die Software eines externen Dienstleisters weitestgehend automatisiert zu Java, Oracle und Unix portiert.</w:t>
-      </w:r>
-    </w:p>
-    <w:p>
-      <w:pPr>
-        <w:pStyle w:val="BodyText"/>
-      </w:pPr>
-      <w:r>
-        <w:t xml:space="preserve">Ziel meines Einsatzes war die Unterstützung des Projekts bei der Erreichung der nicht funktionalen Performance Eigenschaften. Konkret galt es dabei die vom Dienstleister</w:t>
-      </w:r>
-      <w:r>
-        <w:t xml:space="preserve"> </w:t>
-      </w:r>
-      <w:hyperlink r:id="rId43">
+        <w:t xml:space="preserve">Für die Ermittlung der auszutauschenden bilateralen Initial Margin (IM) wird auf Basis des</w:t>
+      </w:r>
+      <w:r>
+        <w:t xml:space="preserve"> </w:t>
+      </w:r>
+      <w:hyperlink r:id="rId26">
         <w:r>
           <w:rPr>
             <w:rStyle w:val="Hyperlink"/>
           </w:rPr>
-          <w:t xml:space="preserve">Anubex</w:t>
+          <w:t xml:space="preserve">Standard Initial Margin Model (SIMM)™</w:t>
         </w:r>
       </w:hyperlink>
       <w:r>
         <w:t xml:space="preserve"> </w:t>
       </w:r>
       <w:r>
-        <w:t xml:space="preserve">bereitgestellten Sourcen und Frameworkkomponenten auf Laufzeitprobleme hin zu analysieren und Vorschläge zu deren Optimierung zu liefern.</w:t>
-      </w:r>
-    </w:p>
-    <w:p>
-      <w:pPr>
-        <w:pStyle w:val="BodyText"/>
-      </w:pPr>
-      <w:r>
-        <w:t xml:space="preserve">Darüber hinaus wurden Maßnahmen betrachtet, die mit Blick auf den zukünftigen Betrieb und Weiterentwicklung der Software zu einer sinnvollen Modernisierung der Architektur führen.</w:t>
-      </w:r>
-    </w:p>
-    <w:p>
-      <w:pPr>
-        <w:pStyle w:val="BodyText"/>
-      </w:pPr>
-      <w:r>
-        <w:t xml:space="preserve">Im Ergebnis konnte die Laufzeit des Batch Systems von knapp über 30h auf die erforderlichen &lt;10h zu bringen. Erreicht werden konnte das durch eine Vielzahl von Maßnahmen. Unter anderem:</w:t>
-      </w:r>
-    </w:p>
-    <w:p>
-      <w:pPr>
-        <w:numPr>
-          <w:numId w:val="1008"/>
-          <w:ilvl w:val="0"/>
-        </w:numPr>
-      </w:pPr>
-      <w:r>
-        <w:t xml:space="preserve">Optimierung des Speichermanagements im Framework</w:t>
-      </w:r>
-    </w:p>
-    <w:p>
-      <w:pPr>
-        <w:numPr>
-          <w:numId w:val="1008"/>
-          <w:ilvl w:val="0"/>
-        </w:numPr>
-      </w:pPr>
-      <w:r>
-        <w:t xml:space="preserve">Optimierung der RDBMS Zugriffsschicht (JAVA-Oracle)</w:t>
-      </w:r>
-    </w:p>
-    <w:p>
-      <w:pPr>
-        <w:numPr>
-          <w:numId w:val="1008"/>
-          <w:ilvl w:val="0"/>
-        </w:numPr>
-      </w:pPr>
-      <w:r>
-        <w:t xml:space="preserve">Parallelisierung einzelner Teiljobs</w:t>
-      </w:r>
-    </w:p>
-    <w:p>
-      <w:pPr>
-        <w:numPr>
-          <w:numId w:val="1008"/>
-          <w:ilvl w:val="0"/>
-        </w:numPr>
-      </w:pPr>
-      <w:r>
-        <w:t xml:space="preserve">Optimierung der Datenhaltung (Trigger, Indizes, Where-clauses)</w:t>
-      </w:r>
-    </w:p>
-    <w:p>
-      <w:pPr>
-        <w:pStyle w:val="FirstParagraph"/>
-      </w:pPr>
-      <w:r>
-        <w:rPr>
-          <w:b/>
-        </w:rPr>
-        <w:t xml:space="preserve">Meine Aufgaben im Projekt:</w:t>
-      </w:r>
-    </w:p>
-    <w:p>
-      <w:pPr>
-        <w:numPr>
-          <w:numId w:val="1009"/>
-          <w:ilvl w:val="0"/>
-        </w:numPr>
-      </w:pPr>
-      <w:r>
-        <w:t xml:space="preserve">Verantwortlich für die Analyse von Performance Engpässen im</w:t>
-      </w:r>
-      <w:r>
-        <w:t xml:space="preserve"> </w:t>
-      </w:r>
-      <w:hyperlink r:id="rId43">
-        <w:r>
-          <w:rPr>
-            <w:rStyle w:val="Hyperlink"/>
-          </w:rPr>
-          <w:t xml:space="preserve">Anubex</w:t>
-        </w:r>
-      </w:hyperlink>
-      <w:r>
-        <w:t xml:space="preserve"> </w:t>
-      </w:r>
-      <w:r>
-        <w:t xml:space="preserve">Framework</w:t>
-      </w:r>
-    </w:p>
-    <w:p>
-      <w:pPr>
-        <w:numPr>
-          <w:numId w:val="1009"/>
-          <w:ilvl w:val="0"/>
-        </w:numPr>
-      </w:pPr>
-      <w:r>
-        <w:t xml:space="preserve">Performace Profiling komplexer Batch Jobs</w:t>
+        <w:t xml:space="preserve">eine komplett neue Infrastruktur definiert und umgesetzt.</w:t>
+      </w:r>
+      <w:r>
+        <w:t xml:space="preserve"> </w:t>
+      </w:r>
+      <w:r>
+        <w:t xml:space="preserve">Ausgehend von den bankintern gerechneten Sensitivitäten auf die OTC Geschäfte und deren Underlyings und sonstigen Risikofaktoren, erfolgt die Abbildung auf das ebenfalls standardisierte</w:t>
       </w:r>
       <w:r>
         <w:t xml:space="preserve"> </w:t>
@@ -2516,41 +2396,122 @@
           <w:rPr>
             <w:rStyle w:val="Hyperlink"/>
           </w:rPr>
-          <w:t xml:space="preserve">Yourkit Profiler</w:t>
+          <w:t xml:space="preserve">CRIF</w:t>
         </w:r>
       </w:hyperlink>
-    </w:p>
-    <w:p>
-      <w:pPr>
-        <w:numPr>
-          <w:numId w:val="1009"/>
-          <w:ilvl w:val="0"/>
-        </w:numPr>
-      </w:pPr>
-      <w:r>
-        <w:t xml:space="preserve">Erarbeiten von Optimierungsansätzen</w:t>
-      </w:r>
-    </w:p>
-    <w:p>
-      <w:pPr>
-        <w:numPr>
-          <w:numId w:val="1009"/>
-          <w:ilvl w:val="0"/>
-        </w:numPr>
-      </w:pPr>
-      <w:r>
-        <w:t xml:space="preserve">Sparingspartner des externen Dienstleisters</w:t>
-      </w:r>
-    </w:p>
-    <w:p>
-      <w:pPr>
-        <w:numPr>
-          <w:numId w:val="1009"/>
-          <w:ilvl w:val="0"/>
-        </w:numPr>
-      </w:pPr>
-      <w:r>
-        <w:t xml:space="preserve">Review und Audit der gelieferten Sourcen</w:t>
+      <w:r>
+        <w:t xml:space="preserve"> </w:t>
+      </w:r>
+      <w:r>
+        <w:t xml:space="preserve">Format.</w:t>
+      </w:r>
+      <w:r>
+        <w:t xml:space="preserve"> </w:t>
+      </w:r>
+      <w:r>
+        <w:t xml:space="preserve">Durch Adaption der Open Source Standardimplementierung von AcadiaSoft soll eine möglichst standardisierte IM Ermittlung der Marktteilnehmer erreicht werden.</w:t>
+      </w:r>
+      <w:r>
+        <w:t xml:space="preserve"> </w:t>
+      </w:r>
+      <w:r>
+        <w:t xml:space="preserve">Die besonderen Herausforderungen in diesem Projekt liegen neben der Abbildung bestehender interner Prozesse und Berechnungsmethodiken auf das ISDA SIMM™ Modell, vor allem auch auf den enormen Datenmengen, die es performant zu verarbeiten gilt.</w:t>
+      </w:r>
+    </w:p>
+    <w:p>
+      <w:pPr>
+        <w:pStyle w:val="BodyText"/>
+      </w:pPr>
+      <w:r>
+        <w:t xml:space="preserve">Die neu entstanden Prozesse betten sich in die vorhandenen Risikosysteme ein bzw. erweitern diese um neue Funktionalitäten.</w:t>
+      </w:r>
+    </w:p>
+    <w:p>
+      <w:pPr>
+        <w:pStyle w:val="BodyText"/>
+      </w:pPr>
+      <w:r>
+        <w:t xml:space="preserve">Um den wechselnden Anforderungen der Bank als Nutzer des Systems zu entsprechen, können weite Teile der Funktionalitäten durch die Endanwender mittels Konfiguration von dynamischen Regelwerken angepasst werden. Dadurch ist eine Anpassung des Systems an neuere Versionen des ISDA Simm™ Standards weitestgehend ohne Code Anpassungen möglich. Ebenfalls werden dadurch auch vor Einführung einer neuen Version des Standards Was-Wäre-Wenn Analysen ermöglicht.</w:t>
+      </w:r>
+    </w:p>
+    <w:p>
+      <w:pPr>
+        <w:pStyle w:val="BodyText"/>
+      </w:pPr>
+      <w:r>
+        <w:rPr>
+          <w:b/>
+        </w:rPr>
+        <w:t xml:space="preserve">Meine Aufgaben im Projekt:</w:t>
+      </w:r>
+    </w:p>
+    <w:p>
+      <w:pPr>
+        <w:numPr>
+          <w:numId w:val="1008"/>
+          <w:ilvl w:val="0"/>
+        </w:numPr>
+      </w:pPr>
+      <w:r>
+        <w:t xml:space="preserve">Verantwortlich für das technische Design und die Architektur des Teilsystems</w:t>
+      </w:r>
+    </w:p>
+    <w:p>
+      <w:pPr>
+        <w:numPr>
+          <w:numId w:val="1008"/>
+          <w:ilvl w:val="0"/>
+        </w:numPr>
+      </w:pPr>
+      <w:r>
+        <w:t xml:space="preserve">Integration des Open Source ISDA Simm Rechenkerns</w:t>
+      </w:r>
+    </w:p>
+    <w:p>
+      <w:pPr>
+        <w:numPr>
+          <w:numId w:val="1008"/>
+          <w:ilvl w:val="0"/>
+        </w:numPr>
+      </w:pPr>
+      <w:r>
+        <w:t xml:space="preserve">Entwurf und Implementierung einer Regel Engine</w:t>
+      </w:r>
+    </w:p>
+    <w:p>
+      <w:pPr>
+        <w:numPr>
+          <w:numId w:val="1008"/>
+          <w:ilvl w:val="0"/>
+        </w:numPr>
+      </w:pPr>
+      <w:r>
+        <w:rPr>
+          <w:b/>
+        </w:rPr>
+        <w:t xml:space="preserve">Implementierung automatisierter, Excel basierter, Akzeptanztests</w:t>
+      </w:r>
+    </w:p>
+    <w:p>
+      <w:pPr>
+        <w:numPr>
+          <w:numId w:val="1008"/>
+          <w:ilvl w:val="0"/>
+        </w:numPr>
+      </w:pPr>
+      <w:r>
+        <w:t xml:space="preserve">Umsetzung der fachlichen Komponenten</w:t>
+      </w:r>
+    </w:p>
+    <w:p>
+      <w:pPr>
+        <w:numPr>
+          <w:numId w:val="1008"/>
+          <w:ilvl w:val="0"/>
+        </w:numPr>
+      </w:pPr>
+      <w:r>
+        <w:t xml:space="preserve">Unterstützung des parallel entwickelten IM Dispute Tools</w:t>
       </w:r>
     </w:p>
     <w:p>
@@ -2624,12 +2585,12 @@
             <w:pPr>
               <w:jc w:val="left"/>
             </w:pPr>
-            <w:hyperlink r:id="rId43">
+            <w:hyperlink r:id="rId32">
               <w:r>
                 <w:rPr>
                   <w:rStyle w:val="Hyperlink"/>
                 </w:rPr>
-                <w:t xml:space="preserve">Anubex</w:t>
+                <w:t xml:space="preserve">Karaf OSGI</w:t>
               </w:r>
             </w:hyperlink>
             <w:r>
@@ -2639,57 +2600,74 @@
               <w:t xml:space="preserve"> </w:t>
             </w:r>
             <w:hyperlink r:id="rId45">
-              <w:r>
-                <w:rPr>
-                  <w:rStyle w:val="Hyperlink"/>
-                </w:rPr>
-                <w:t xml:space="preserve">Anubex Dataturn</w:t>
-              </w:r>
-            </w:hyperlink>
-            <w:r>
-              <w:t xml:space="preserve">, COBOL, Java</w:t>
-            </w:r>
-          </w:p>
-        </w:tc>
-        <w:tc>
-          <w:p>
-            <w:pPr>
-              <w:jc w:val="left"/>
-            </w:pPr>
-            <w:hyperlink r:id="rId44">
               <w:r>
                 <w:rPr>
                   <w:rStyle w:val="Hyperlink"/>
                   <w:b/>
                 </w:rPr>
-                <w:t xml:space="preserve">Yourkit Profiler</w:t>
+                <w:t xml:space="preserve">AcadiaSoft Simm-Lib</w:t>
               </w:r>
             </w:hyperlink>
             <w:r>
+              <w:t xml:space="preserve">,</w:t>
+            </w:r>
+            <w:r>
               <w:t xml:space="preserve"> </w:t>
             </w:r>
-            <w:r>
-              <w:t xml:space="preserve">IDEA, Docker, Docker Swarm</w:t>
-            </w:r>
-          </w:p>
-        </w:tc>
-        <w:tc>
-          <w:p>
-            <w:pPr>
-              <w:jc w:val="left"/>
-            </w:pPr>
-            <w:r>
-              <w:t xml:space="preserve">ORACLE 11</w:t>
-            </w:r>
-          </w:p>
-        </w:tc>
-        <w:tc>
-          <w:p>
-            <w:pPr>
-              <w:jc w:val="left"/>
-            </w:pPr>
-            <w:r>
-              <w:t xml:space="preserve">Linux ,VSE</w:t>
+            <w:hyperlink r:id="rId46">
+              <w:r>
+                <w:rPr>
+                  <w:rStyle w:val="Hyperlink"/>
+                </w:rPr>
+                <w:t xml:space="preserve">Finmath-lib</w:t>
+              </w:r>
+            </w:hyperlink>
+            <w:r>
+              <w:t xml:space="preserve">,</w:t>
+            </w:r>
+            <w:r>
+              <w:t xml:space="preserve"> </w:t>
+            </w:r>
+            <w:hyperlink r:id="rId47">
+              <w:r>
+                <w:rPr>
+                  <w:rStyle w:val="Hyperlink"/>
+                </w:rPr>
+                <w:t xml:space="preserve">JBOSS Drools Decision Tables</w:t>
+              </w:r>
+            </w:hyperlink>
+            <w:r>
+              <w:t xml:space="preserve">,Angular</w:t>
+            </w:r>
+          </w:p>
+        </w:tc>
+        <w:tc>
+          <w:p>
+            <w:pPr>
+              <w:jc w:val="left"/>
+            </w:pPr>
+            <w:r>
+              <w:t xml:space="preserve">IDEA, Powerdesigner</w:t>
+            </w:r>
+          </w:p>
+        </w:tc>
+        <w:tc>
+          <w:p>
+            <w:pPr>
+              <w:jc w:val="left"/>
+            </w:pPr>
+            <w:r>
+              <w:t xml:space="preserve">Sybase ASE</w:t>
+            </w:r>
+          </w:p>
+        </w:tc>
+        <w:tc>
+          <w:p>
+            <w:pPr>
+              <w:jc w:val="left"/>
+            </w:pPr>
+            <w:r>
+              <w:t xml:space="preserve">Linux, Solaris</w:t>
             </w:r>
           </w:p>
         </w:tc>
@@ -2699,11 +2677,11 @@
       <w:pPr>
         <w:pStyle w:val="Heading3"/>
       </w:pPr>
-      <w:bookmarkStart w:id="46" w:name="_bilaterales_initial_margin_für_otc_geschäfte"/>
-      <w:r>
-        <w:t xml:space="preserve">Bilaterales Initial Margin für OTC Geschäfte</w:t>
-      </w:r>
-      <w:bookmarkEnd w:id="46"/>
+      <w:bookmarkStart w:id="48" w:name="_wiedereindeckungsrisiko_aggregation_von_simulationsergebnissen"/>
+      <w:r>
+        <w:t xml:space="preserve">Wiedereindeckungsrisiko, Aggregation von Simulationsergebnissen</w:t>
+      </w:r>
+      <w:bookmarkEnd w:id="48"/>
     </w:p>
     <w:p>
       <w:pPr>
@@ -2727,7 +2705,7 @@
         <w:rPr>
           <w:b/>
         </w:rPr>
-        <w:t xml:space="preserve">April 2018 bis heute</w:t>
+        <w:t xml:space="preserve">Juli 2015 bis April 2018</w:t>
       </w:r>
     </w:p>
     <w:p>
@@ -2735,59 +2713,31 @@
         <w:pStyle w:val="BodyText"/>
       </w:pPr>
       <w:r>
-        <w:t xml:space="preserve">Für die Ermittlung der auszutauschenden bilateralen Initial Margin (IM) wird auf Basis des</w:t>
-      </w:r>
-      <w:r>
-        <w:t xml:space="preserve"> </w:t>
-      </w:r>
-      <w:hyperlink r:id="rId26">
-        <w:r>
-          <w:rPr>
-            <w:rStyle w:val="Hyperlink"/>
-          </w:rPr>
-          <w:t xml:space="preserve">Standard Initial Margin Model (SIMM)™</w:t>
-        </w:r>
-      </w:hyperlink>
-      <w:r>
-        <w:t xml:space="preserve"> </w:t>
-      </w:r>
-      <w:r>
-        <w:t xml:space="preserve">eine komplett neue Infrastruktur definiert und umgesetzt.</w:t>
-      </w:r>
-      <w:r>
-        <w:t xml:space="preserve"> </w:t>
-      </w:r>
-      <w:r>
-        <w:t xml:space="preserve">Ausgehend von den bankintern gerechneten Sensitivitäten auf die OTC Geschäfte und deren Underlyings und sonstigen Risikofaktoren, erfolgt die Abbildung auf das ebenfalls standardisierte</w:t>
-      </w:r>
-      <w:r>
-        <w:t xml:space="preserve"> </w:t>
-      </w:r>
-      <w:hyperlink r:id="rId47">
-        <w:r>
-          <w:rPr>
-            <w:rStyle w:val="Hyperlink"/>
-          </w:rPr>
-          <w:t xml:space="preserve">CRIF</w:t>
-        </w:r>
-      </w:hyperlink>
-      <w:r>
-        <w:t xml:space="preserve"> </w:t>
-      </w:r>
-      <w:r>
-        <w:t xml:space="preserve">Format.</w:t>
-      </w:r>
-      <w:r>
-        <w:t xml:space="preserve"> </w:t>
-      </w:r>
-      <w:r>
-        <w:t xml:space="preserve">Durch Adaption der Open Source Standardimplementierung von AcadiaSoft soll eine möglichst standardisierte IM Ermittlung der Marktteilnehmer erreicht werden.</w:t>
-      </w:r>
-      <w:r>
-        <w:t xml:space="preserve"> </w:t>
-      </w:r>
-      <w:r>
-        <w:t xml:space="preserve">Die besonderen Herausforderungen in diesem Projekt liegen neben der Abbildung bestehender interner Prozesse und Berechnungsmethodiken auf das ISDA SIMM™ Modell, vor allem auch auf den enormen Datenmengen, die es performant zu verarbeiten gilt.</w:t>
+        <w:t xml:space="preserve">Angesichts des Umfangs des Derivateportfolios und der Bedeutung derselben für das Kontrahentenausfall-Risiko der Bank</w:t>
+      </w:r>
+      <w:r>
+        <w:t xml:space="preserve"> </w:t>
+      </w:r>
+      <w:r>
+        <w:t xml:space="preserve">wurde eine bankweite Portfoliosimulation zur angemessenen Abbildung der Risiken im Derivatehandel eingeführt.</w:t>
+      </w:r>
+      <w:r>
+        <w:t xml:space="preserve"> </w:t>
+      </w:r>
+      <w:r>
+        <w:t xml:space="preserve">Die für die Risikobetrachtung relevanten Kennzahlen werden täglich sowie untertägig in Form von automatisierten, verteilten</w:t>
+      </w:r>
+      <w:r>
+        <w:t xml:space="preserve"> </w:t>
+      </w:r>
+      <w:r>
+        <w:t xml:space="preserve">Berechnungen auf einem Rechencluster ausgeführt. Im Ergebnis werden die Daten an verschiedene Systeme in der Bank</w:t>
+      </w:r>
+      <w:r>
+        <w:t xml:space="preserve"> </w:t>
+      </w:r>
+      <w:r>
+        <w:t xml:space="preserve">gesendet und dienen dort unterschiedlichen Prozessen als Datenbasis.</w:t>
       </w:r>
     </w:p>
     <w:p>
@@ -2795,7 +2745,19 @@
         <w:pStyle w:val="BodyText"/>
       </w:pPr>
       <w:r>
-        <w:t xml:space="preserve">Die neu entstanden Prozesse betten sich in die vorhandenen Risikosysteme ein bzw. erweitern diese um neue Funktionalitäten.</w:t>
+        <w:t xml:space="preserve">Zugriff auf die Daten werden über REST Schnittstellen ermöglicht. Drittsysteme haben ebenfalls die Möglichkeit verschiedene, vom</w:t>
+      </w:r>
+      <w:r>
+        <w:t xml:space="preserve"> </w:t>
+      </w:r>
+      <w:r>
+        <w:t xml:space="preserve">Projekt zur Verfügung gestellte Bibliotheken als Zugriffsschicht zu verwenden. Über diesen Weg existieren derzeit Clients</w:t>
+      </w:r>
+      <w:r>
+        <w:t xml:space="preserve"> </w:t>
+      </w:r>
+      <w:r>
+        <w:t xml:space="preserve">in Python, C++, C# und Typescript.</w:t>
       </w:r>
     </w:p>
     <w:p>
@@ -2803,7 +2765,21 @@
         <w:pStyle w:val="BodyText"/>
       </w:pPr>
       <w:r>
-        <w:t xml:space="preserve">Um den wechselnden Anforderungen der Bank als Nutzer des Systems zu entsprechen, können weite Teile der Funktionalitäten durch die Endanwender mittels Konfiguration von dynamischen Regelwerken angepasst werden. Dadurch ist eine Anpassung des Systems an neuere Versionen des ISDA Simm™ Standards weitestgehend ohne Code Anpassungen möglich. Ebenfalls werden dadurch auch vor Einführung einer neuen Version des Standards Was-Wäre-Wenn Analysen ermöglicht.</w:t>
+        <w:t xml:space="preserve">Im Rahmen dieses Projekts wird die bisherige Architektur unter anderem von JEE auf eine OSGI Container Architektur migriert.</w:t>
+      </w:r>
+      <w:r>
+        <w:t xml:space="preserve"> </w:t>
+      </w:r>
+      <w:r>
+        <w:t xml:space="preserve">Ziel ist, die noch bessere Skalierung der Komponenten zu erreichen sowie neue Möglichkeiten zu schaffen, Rechnungen aus alternativen Code-Versionen parallel zu betreiben.</w:t>
+      </w:r>
+    </w:p>
+    <w:p>
+      <w:pPr>
+        <w:pStyle w:val="BodyText"/>
+      </w:pPr>
+      <w:r>
+        <w:t xml:space="preserve">Das System ist produktiv und wird stetig um neue Produkte und Methoden erweitert.</w:t>
       </w:r>
     </w:p>
     <w:p>
@@ -2820,70 +2796,45 @@
     <w:p>
       <w:pPr>
         <w:numPr>
-          <w:numId w:val="1010"/>
-          <w:ilvl w:val="0"/>
-        </w:numPr>
-      </w:pPr>
-      <w:r>
-        <w:t xml:space="preserve">Verantwortlich für das technische Design und die Architektur des Teilsystems</w:t>
-      </w:r>
-    </w:p>
-    <w:p>
-      <w:pPr>
-        <w:numPr>
-          <w:numId w:val="1010"/>
-          <w:ilvl w:val="0"/>
-        </w:numPr>
-      </w:pPr>
-      <w:r>
-        <w:t xml:space="preserve">Integration des Open Source ISDA Simm Rechenkerns</w:t>
-      </w:r>
-    </w:p>
-    <w:p>
-      <w:pPr>
-        <w:numPr>
-          <w:numId w:val="1010"/>
-          <w:ilvl w:val="0"/>
-        </w:numPr>
-      </w:pPr>
-      <w:r>
-        <w:t xml:space="preserve">Entwurf und Implementierung einer Regel Engine</w:t>
-      </w:r>
-    </w:p>
-    <w:p>
-      <w:pPr>
-        <w:numPr>
-          <w:numId w:val="1010"/>
-          <w:ilvl w:val="0"/>
-        </w:numPr>
-      </w:pPr>
-      <w:r>
-        <w:rPr>
-          <w:b/>
-        </w:rPr>
-        <w:t xml:space="preserve">Implementierung automatisierter, Excel basierter, Akzeptanztests</w:t>
-      </w:r>
-    </w:p>
-    <w:p>
-      <w:pPr>
-        <w:numPr>
-          <w:numId w:val="1010"/>
-          <w:ilvl w:val="0"/>
-        </w:numPr>
-      </w:pPr>
-      <w:r>
-        <w:t xml:space="preserve">Umsetzung der fachlichen Komponenten</w:t>
-      </w:r>
-    </w:p>
-    <w:p>
-      <w:pPr>
-        <w:numPr>
-          <w:numId w:val="1010"/>
-          <w:ilvl w:val="0"/>
-        </w:numPr>
-      </w:pPr>
-      <w:r>
-        <w:t xml:space="preserve">Unterstützung des parallel entwickelten IM Dispute Tools</w:t>
+          <w:numId w:val="1009"/>
+          <w:ilvl w:val="0"/>
+        </w:numPr>
+      </w:pPr>
+      <w:r>
+        <w:t xml:space="preserve">Mitarbeit am Design und der Architektur des Gesamtsystems</w:t>
+      </w:r>
+    </w:p>
+    <w:p>
+      <w:pPr>
+        <w:numPr>
+          <w:numId w:val="1009"/>
+          <w:ilvl w:val="0"/>
+        </w:numPr>
+      </w:pPr>
+      <w:r>
+        <w:t xml:space="preserve">Refactoring der bestehenden Komponenten mit Blick auf OSGI und Services</w:t>
+      </w:r>
+    </w:p>
+    <w:p>
+      <w:pPr>
+        <w:numPr>
+          <w:numId w:val="1009"/>
+          <w:ilvl w:val="0"/>
+        </w:numPr>
+      </w:pPr>
+      <w:r>
+        <w:t xml:space="preserve">Implementierung einzelner fachlicher Komponenten</w:t>
+      </w:r>
+    </w:p>
+    <w:p>
+      <w:pPr>
+        <w:numPr>
+          <w:numId w:val="1009"/>
+          <w:ilvl w:val="0"/>
+        </w:numPr>
+      </w:pPr>
+      <w:r>
+        <w:t xml:space="preserve">Migration auf OSGI Container</w:t>
       </w:r>
     </w:p>
     <w:p>
@@ -2957,7 +2908,7 @@
             <w:pPr>
               <w:jc w:val="left"/>
             </w:pPr>
-            <w:hyperlink r:id="rId33">
+            <w:hyperlink r:id="rId32">
               <w:r>
                 <w:rPr>
                   <w:rStyle w:val="Hyperlink"/>
@@ -2966,18 +2917,274 @@
               </w:r>
             </w:hyperlink>
             <w:r>
-              <w:t xml:space="preserve">,</w:t>
+              <w:t xml:space="preserve">, Spring, Camel, Hibernate, JPA</w:t>
+            </w:r>
+          </w:p>
+        </w:tc>
+        <w:tc>
+          <w:p>
+            <w:pPr>
+              <w:jc w:val="left"/>
+            </w:pPr>
+            <w:r>
+              <w:t xml:space="preserve">IDEA, Powerdesigner</w:t>
+            </w:r>
+          </w:p>
+        </w:tc>
+        <w:tc>
+          <w:p>
+            <w:pPr>
+              <w:jc w:val="left"/>
+            </w:pPr>
+            <w:r>
+              <w:t xml:space="preserve">Sybase ASE</w:t>
+            </w:r>
+          </w:p>
+        </w:tc>
+        <w:tc>
+          <w:p>
+            <w:pPr>
+              <w:jc w:val="left"/>
+            </w:pPr>
+            <w:r>
+              <w:t xml:space="preserve">Linux, Solaris</w:t>
+            </w:r>
+          </w:p>
+        </w:tc>
+      </w:tr>
+    </w:tbl>
+    <w:p>
+      <w:pPr>
+        <w:pStyle w:val="Heading3"/>
+      </w:pPr>
+      <w:bookmarkStart w:id="49" w:name="_energy_trading_client_comtrader"/>
+      <w:r>
+        <w:t xml:space="preserve">Energy Trading Client, ComTrader</w:t>
+      </w:r>
+      <w:bookmarkEnd w:id="49"/>
+    </w:p>
+    <w:p>
+      <w:pPr>
+        <w:pStyle w:val="FirstParagraph"/>
+      </w:pPr>
+      <w:r>
+        <w:t xml:space="preserve">Review / Technologisches Audit, Deutsche Börse Eschborn</w:t>
+      </w:r>
+    </w:p>
+    <w:p>
+      <w:pPr>
+        <w:pStyle w:val="BodyText"/>
+      </w:pPr>
+      <w:r>
+        <w:t xml:space="preserve">calendar</w:t>
+      </w:r>
+      <w:r>
+        <w:t xml:space="preserve"> </w:t>
+      </w:r>
+      <w:r>
+        <w:rPr>
+          <w:b/>
+        </w:rPr>
+        <w:t xml:space="preserve">Juli 2016 - August 2016</w:t>
+      </w:r>
+    </w:p>
+    <w:p>
+      <w:pPr>
+        <w:pStyle w:val="BodyText"/>
+      </w:pPr>
+      <w:r>
+        <w:t xml:space="preserve">Die Deutsche Börse AG bietet ihren Kunden eine hochverfügbare und verteilte Plattform zum Energy-Trading an.</w:t>
+      </w:r>
+      <w:r>
+        <w:t xml:space="preserve"> </w:t>
+      </w:r>
+      <w:r>
+        <w:t xml:space="preserve">Diese Plattform ist vergleichbar mit einer normalen Börsenplattform, bei der Marktteilnehmer lokale eigene Orderbücher anbieten können.</w:t>
+      </w:r>
+    </w:p>
+    <w:p>
+      <w:pPr>
+        <w:pStyle w:val="BodyText"/>
+      </w:pPr>
+      <w:r>
+        <w:t xml:space="preserve">Neben dem eigentlichen Backend bietet die Börse dazu einen proprietären Java FX Handelsclient an, welcher als Anwendung den Kunden zur Verfügung</w:t>
+      </w:r>
+      <w:r>
+        <w:t xml:space="preserve"> </w:t>
+      </w:r>
+      <w:r>
+        <w:t xml:space="preserve">gestellt wird. Durch die Komplexität der gehandelten Produkte ist die Oberfläche ebenfalls sehr komplex und flexibel gestaltet. Diese Komplexität</w:t>
+      </w:r>
+      <w:r>
+        <w:t xml:space="preserve"> </w:t>
+      </w:r>
+      <w:r>
+        <w:t xml:space="preserve">führt in Zeiten starken Handels auf der Plattform zu wiederholbaren Lastproblemen.</w:t>
+      </w:r>
+    </w:p>
+    <w:p>
+      <w:pPr>
+        <w:pStyle w:val="BodyText"/>
+      </w:pPr>
+      <w:r>
+        <w:t xml:space="preserve">Konkretes Ziel des Reviews war die Beurteilung, ob und an welchen Stellen im Gesamtsystem Potential für Performanceverbesserungen liegt. Diese</w:t>
+      </w:r>
+      <w:r>
+        <w:t xml:space="preserve"> </w:t>
+      </w:r>
+      <w:r>
+        <w:t xml:space="preserve">Art des externen Reviews wird für Anwendungen der Börse grundsätzlich durchgeführt und dient der Qualitätssicherung der internen, zumeist selbst entwickelten, Systeme.</w:t>
+      </w:r>
+    </w:p>
+    <w:p>
+      <w:pPr>
+        <w:pStyle w:val="BodyText"/>
+      </w:pPr>
+      <w:r>
+        <w:rPr>
+          <w:b/>
+        </w:rPr>
+        <w:t xml:space="preserve">Meine Aufgaben im Projekt:</w:t>
+      </w:r>
+    </w:p>
+    <w:p>
+      <w:pPr>
+        <w:numPr>
+          <w:numId w:val="1010"/>
+          <w:ilvl w:val="0"/>
+        </w:numPr>
+      </w:pPr>
+      <w:r>
+        <w:t xml:space="preserve">Erarbeitung und Duchführen von Interviews mit den technischen Stakeholdern</w:t>
+      </w:r>
+    </w:p>
+    <w:p>
+      <w:pPr>
+        <w:numPr>
+          <w:numId w:val="1010"/>
+          <w:ilvl w:val="0"/>
+        </w:numPr>
+      </w:pPr>
+      <w:r>
+        <w:t xml:space="preserve">Review der Architektur</w:t>
+      </w:r>
+    </w:p>
+    <w:p>
+      <w:pPr>
+        <w:numPr>
+          <w:numId w:val="1010"/>
+          <w:ilvl w:val="0"/>
+        </w:numPr>
+      </w:pPr>
+      <w:r>
+        <w:t xml:space="preserve">Statische Code Analyse</w:t>
+      </w:r>
+    </w:p>
+    <w:p>
+      <w:pPr>
+        <w:numPr>
+          <w:numId w:val="1010"/>
+          <w:ilvl w:val="0"/>
+        </w:numPr>
+      </w:pPr>
+      <w:r>
+        <w:t xml:space="preserve">Performance Profiling am Testsystem</w:t>
+      </w:r>
+    </w:p>
+    <w:p>
+      <w:pPr>
+        <w:numPr>
+          <w:numId w:val="1010"/>
+          <w:ilvl w:val="0"/>
+        </w:numPr>
+      </w:pPr>
+      <w:r>
+        <w:t xml:space="preserve">Bewertung der Architektu mit Fokus auf "Fitness for Purpose" sowie "Fitness for Future"</w:t>
+      </w:r>
+    </w:p>
+    <w:p>
+      <w:pPr>
+        <w:pStyle w:val="FirstParagraph"/>
+      </w:pPr>
+      <w:r>
+        <w:rPr>
+          <w:b/>
+        </w:rPr>
+        <w:t xml:space="preserve">Im Projekt eingesetzte Technologien:</w:t>
+      </w:r>
+    </w:p>
+    <w:tbl>
+      <w:tblPr>
+        <w:tblStyle w:val="Table"/>
+        <w:tblW w:type="pct" w:w="5000.0"/>
+        <w:tblLook w:firstRow="0"/>
+      </w:tblPr>
+      <w:tblGrid>
+        <w:gridCol w:w="2639"/>
+        <w:gridCol w:w="2639"/>
+        <w:gridCol w:w="2640"/>
+      </w:tblGrid>
+      <w:tr>
+        <w:tc>
+          <w:p>
+            <w:pPr>
+              <w:jc w:val="left"/>
+            </w:pPr>
+            <w:r>
+              <w:t xml:space="preserve">Technologie / Frameworks</w:t>
+            </w:r>
+          </w:p>
+        </w:tc>
+        <w:tc>
+          <w:p>
+            <w:pPr>
+              <w:jc w:val="left"/>
+            </w:pPr>
+            <w:r>
+              <w:t xml:space="preserve">Tools</w:t>
+            </w:r>
+          </w:p>
+        </w:tc>
+        <w:tc>
+          <w:p>
+            <w:pPr>
+              <w:jc w:val="left"/>
+            </w:pPr>
+            <w:r>
+              <w:t xml:space="preserve">OS</w:t>
+            </w:r>
+          </w:p>
+        </w:tc>
+      </w:tr>
+      <w:tr>
+        <w:tc>
+          <w:p>
+            <w:pPr>
+              <w:jc w:val="left"/>
+            </w:pPr>
+            <w:r>
+              <w:t xml:space="preserve">Java FX, Spring</w:t>
+            </w:r>
+          </w:p>
+        </w:tc>
+        <w:tc>
+          <w:p>
+            <w:pPr>
+              <w:jc w:val="left"/>
+            </w:pPr>
+            <w:r>
+              <w:t xml:space="preserve">IDEA,</w:t>
             </w:r>
             <w:r>
               <w:t xml:space="preserve"> </w:t>
             </w:r>
-            <w:hyperlink r:id="rId48">
+            <w:hyperlink r:id="rId50">
               <w:r>
                 <w:rPr>
                   <w:rStyle w:val="Hyperlink"/>
                   <w:b/>
                 </w:rPr>
-                <w:t xml:space="preserve">AcadiaSoft Simm-Lib</w:t>
+                <w:t xml:space="preserve">Sonarqube</w:t>
               </w:r>
             </w:hyperlink>
             <w:r>
@@ -2986,16 +3193,245 @@
             <w:r>
               <w:t xml:space="preserve"> </w:t>
             </w:r>
-            <w:hyperlink r:id="rId49">
+            <w:hyperlink r:id="rId41">
               <w:r>
                 <w:rPr>
                   <w:rStyle w:val="Hyperlink"/>
+                  <w:b/>
                 </w:rPr>
-                <w:t xml:space="preserve">Finmath-lib</w:t>
+                <w:t xml:space="preserve">Yourkit Profiler</w:t>
               </w:r>
             </w:hyperlink>
             <w:r>
               <w:t xml:space="preserve">,</w:t>
+            </w:r>
+            <w:r>
+              <w:t xml:space="preserve"> </w:t>
+            </w:r>
+            <w:hyperlink r:id="rId51">
+              <w:r>
+                <w:rPr>
+                  <w:rStyle w:val="Hyperlink"/>
+                  <w:b/>
+                </w:rPr>
+                <w:t xml:space="preserve">JArchitect</w:t>
+              </w:r>
+            </w:hyperlink>
+          </w:p>
+        </w:tc>
+        <w:tc>
+          <w:p>
+            <w:pPr>
+              <w:jc w:val="left"/>
+            </w:pPr>
+            <w:r>
+              <w:t xml:space="preserve">Linux, Solaris, Windows</w:t>
+            </w:r>
+          </w:p>
+        </w:tc>
+      </w:tr>
+    </w:tbl>
+    <w:p>
+      <w:pPr>
+        <w:pStyle w:val="Heading3"/>
+      </w:pPr>
+      <w:bookmarkStart w:id="52" w:name="_index_calculation_engine"/>
+      <w:r>
+        <w:t xml:space="preserve">Index Calculation Engine</w:t>
+      </w:r>
+      <w:bookmarkEnd w:id="52"/>
+    </w:p>
+    <w:p>
+      <w:pPr>
+        <w:pStyle w:val="FirstParagraph"/>
+      </w:pPr>
+      <w:r>
+        <w:t xml:space="preserve">Review / Technologisches Audit, Deutsche Börse Eschborn</w:t>
+      </w:r>
+    </w:p>
+    <w:p>
+      <w:pPr>
+        <w:pStyle w:val="BodyText"/>
+      </w:pPr>
+      <w:r>
+        <w:t xml:space="preserve">calendar</w:t>
+      </w:r>
+      <w:r>
+        <w:t xml:space="preserve"> </w:t>
+      </w:r>
+      <w:r>
+        <w:rPr>
+          <w:b/>
+        </w:rPr>
+        <w:t xml:space="preserve">Juni 2016 - Juli 2016</w:t>
+      </w:r>
+    </w:p>
+    <w:p>
+      <w:pPr>
+        <w:pStyle w:val="BodyText"/>
+      </w:pPr>
+      <w:r>
+        <w:t xml:space="preserve">Die Berechnung und der Vertrieb von Indexdaten (DAX, SDAX, …) ist einer der Hauptgeschäftsfelder der Deutsche Börse AG in Eschborn. Die Berechnung der Indizes erfolgt auf eigenen Systemen und unterliegt extrem hohen, nicht-funktionalen Anforderungen mit Blick auf Laufzeiten und Fehlertoleranz.</w:t>
+      </w:r>
+    </w:p>
+    <w:p>
+      <w:pPr>
+        <w:pStyle w:val="BodyText"/>
+      </w:pPr>
+      <w:r>
+        <w:t xml:space="preserve">Konkret wurde in diesem Projekt durch mich eine Bewertung der aktuell in der Ent</w:t>
+      </w:r>
+      <w:r>
+        <w:softHyphen/>
+      </w:r>
+      <w:r>
+        <w:t xml:space="preserve">wicklung befindlichen neuen Index Calculation Infrastruktur erstellt. Der Kritikalität des Systems angemessen, findet diese Art des externen Audits generell statt.</w:t>
+      </w:r>
+      <w:r>
+        <w:t xml:space="preserve"> </w:t>
+      </w:r>
+      <w:r>
+        <w:t xml:space="preserve">Neben der unter anderem durch mich durchgeführten technischen Analyse wurden parallel noch die Business Requirements mit dem System abgeglichen.</w:t>
+      </w:r>
+    </w:p>
+    <w:p>
+      <w:pPr>
+        <w:pStyle w:val="BodyText"/>
+      </w:pPr>
+      <w:r>
+        <w:rPr>
+          <w:b/>
+        </w:rPr>
+        <w:t xml:space="preserve">Meine Aufgaben im Projekt:</w:t>
+      </w:r>
+    </w:p>
+    <w:p>
+      <w:pPr>
+        <w:numPr>
+          <w:numId w:val="1011"/>
+          <w:ilvl w:val="0"/>
+        </w:numPr>
+      </w:pPr>
+      <w:r>
+        <w:t xml:space="preserve">Erarbeitung und Duchführen von Interviews mit den technischen Stakeholdern</w:t>
+      </w:r>
+    </w:p>
+    <w:p>
+      <w:pPr>
+        <w:numPr>
+          <w:numId w:val="1011"/>
+          <w:ilvl w:val="0"/>
+        </w:numPr>
+      </w:pPr>
+      <w:r>
+        <w:t xml:space="preserve">Review der verteilten Architektur (Messaging, Desaster Recovery)</w:t>
+      </w:r>
+    </w:p>
+    <w:p>
+      <w:pPr>
+        <w:numPr>
+          <w:numId w:val="1011"/>
+          <w:ilvl w:val="0"/>
+        </w:numPr>
+      </w:pPr>
+      <w:r>
+        <w:t xml:space="preserve">Review gegen Best Practice Approach GigaSpaces</w:t>
+      </w:r>
+    </w:p>
+    <w:p>
+      <w:pPr>
+        <w:numPr>
+          <w:numId w:val="1011"/>
+          <w:ilvl w:val="0"/>
+        </w:numPr>
+      </w:pPr>
+      <w:r>
+        <w:t xml:space="preserve">Statische Code Analyse</w:t>
+      </w:r>
+    </w:p>
+    <w:p>
+      <w:pPr>
+        <w:numPr>
+          <w:numId w:val="1011"/>
+          <w:ilvl w:val="0"/>
+        </w:numPr>
+      </w:pPr>
+      <w:r>
+        <w:t xml:space="preserve">Bewertung der Architektur mit Blick auf "Fitness for Purpose" sowie "Fitness for Future"</w:t>
+      </w:r>
+    </w:p>
+    <w:p>
+      <w:pPr>
+        <w:pStyle w:val="FirstParagraph"/>
+      </w:pPr>
+      <w:r>
+        <w:rPr>
+          <w:b/>
+        </w:rPr>
+        <w:t xml:space="preserve">Im Projekt eingesetzte Technologien:</w:t>
+      </w:r>
+    </w:p>
+    <w:tbl>
+      <w:tblPr>
+        <w:tblStyle w:val="Table"/>
+        <w:tblW w:type="pct" w:w="5000.0"/>
+        <w:tblLook w:firstRow="0"/>
+      </w:tblPr>
+      <w:tblGrid>
+        <w:gridCol w:w="2639"/>
+        <w:gridCol w:w="2639"/>
+        <w:gridCol w:w="2640"/>
+      </w:tblGrid>
+      <w:tr>
+        <w:tc>
+          <w:p>
+            <w:pPr>
+              <w:jc w:val="left"/>
+            </w:pPr>
+            <w:r>
+              <w:t xml:space="preserve">Technologie / Frameworks</w:t>
+            </w:r>
+          </w:p>
+        </w:tc>
+        <w:tc>
+          <w:p>
+            <w:pPr>
+              <w:jc w:val="left"/>
+            </w:pPr>
+            <w:r>
+              <w:t xml:space="preserve">Tools</w:t>
+            </w:r>
+          </w:p>
+        </w:tc>
+        <w:tc>
+          <w:p>
+            <w:pPr>
+              <w:jc w:val="left"/>
+            </w:pPr>
+            <w:r>
+              <w:t xml:space="preserve">OS</w:t>
+            </w:r>
+          </w:p>
+        </w:tc>
+      </w:tr>
+      <w:tr>
+        <w:tc>
+          <w:p>
+            <w:pPr>
+              <w:jc w:val="left"/>
+            </w:pPr>
+            <w:r>
+              <w:t xml:space="preserve">Java, JMS</w:t>
+            </w:r>
+          </w:p>
+        </w:tc>
+        <w:tc>
+          <w:p>
+            <w:pPr>
+              <w:jc w:val="left"/>
+            </w:pPr>
+            <w:r>
+              <w:t xml:space="preserve">Eclipse,</w:t>
             </w:r>
             <w:r>
               <w:t xml:space="preserve"> </w:t>
@@ -3004,42 +3440,35 @@
               <w:r>
                 <w:rPr>
                   <w:rStyle w:val="Hyperlink"/>
+                  <w:b/>
                 </w:rPr>
-                <w:t xml:space="preserve">JBOSS Drools Decision Tables</w:t>
+                <w:t xml:space="preserve">Sonarqube</w:t>
               </w:r>
             </w:hyperlink>
             <w:r>
-              <w:t xml:space="preserve">,Angular</w:t>
-            </w:r>
-          </w:p>
-        </w:tc>
-        <w:tc>
-          <w:p>
-            <w:pPr>
-              <w:jc w:val="left"/>
-            </w:pPr>
-            <w:r>
-              <w:t xml:space="preserve">IDEA, Powerdesigner</w:t>
-            </w:r>
-          </w:p>
-        </w:tc>
-        <w:tc>
-          <w:p>
-            <w:pPr>
-              <w:jc w:val="left"/>
-            </w:pPr>
-            <w:r>
-              <w:t xml:space="preserve">Sybase ASE</w:t>
-            </w:r>
-          </w:p>
-        </w:tc>
-        <w:tc>
-          <w:p>
-            <w:pPr>
-              <w:jc w:val="left"/>
-            </w:pPr>
-            <w:r>
-              <w:t xml:space="preserve">Linux, Solaris</w:t>
+              <w:t xml:space="preserve">,</w:t>
+            </w:r>
+            <w:r>
+              <w:t xml:space="preserve"> </w:t>
+            </w:r>
+            <w:hyperlink r:id="rId51">
+              <w:r>
+                <w:rPr>
+                  <w:rStyle w:val="Hyperlink"/>
+                  <w:b/>
+                </w:rPr>
+                <w:t xml:space="preserve">JArchitect</w:t>
+              </w:r>
+            </w:hyperlink>
+          </w:p>
+        </w:tc>
+        <w:tc>
+          <w:p>
+            <w:pPr>
+              <w:jc w:val="left"/>
+            </w:pPr>
+            <w:r>
+              <w:t xml:space="preserve">Linux, Windows</w:t>
             </w:r>
           </w:p>
         </w:tc>
@@ -3049,18 +3478,18 @@
       <w:pPr>
         <w:pStyle w:val="Heading3"/>
       </w:pPr>
-      <w:bookmarkStart w:id="51" w:name="_wiedereindeckungsrisiko_aggregation_von_simulationsergebnissen"/>
-      <w:r>
-        <w:t xml:space="preserve">Wiedereindeckungsrisiko, Aggregation von Simulationsergebnissen</w:t>
-      </w:r>
-      <w:bookmarkEnd w:id="51"/>
+      <w:bookmarkStart w:id="53" w:name="_central_settlement_interface_csi"/>
+      <w:r>
+        <w:t xml:space="preserve">Central Settlement Interface CSI</w:t>
+      </w:r>
+      <w:bookmarkEnd w:id="53"/>
     </w:p>
     <w:p>
       <w:pPr>
         <w:pStyle w:val="FirstParagraph"/>
       </w:pPr>
       <w:r>
-        <w:t xml:space="preserve">Lead Developer, Architect, DZ Bank Frankfurt am Main</w:t>
+        <w:t xml:space="preserve">Lead Developer, Architect, Commerzbank Frankfurt am Main</w:t>
       </w:r>
     </w:p>
     <w:p>
@@ -3077,7 +3506,7 @@
         <w:rPr>
           <w:b/>
         </w:rPr>
-        <w:t xml:space="preserve">Juli 2015 bis April 2018</w:t>
+        <w:t xml:space="preserve">August 2013 - Juli 2015</w:t>
       </w:r>
     </w:p>
     <w:p>
@@ -3085,31 +3514,7 @@
         <w:pStyle w:val="BodyText"/>
       </w:pPr>
       <w:r>
-        <w:t xml:space="preserve">Angesichts des Umfangs des Derivateportfolios und der Bedeutung derselben für das Kontrahentenausfall-Risiko der Bank</w:t>
-      </w:r>
-      <w:r>
-        <w:t xml:space="preserve"> </w:t>
-      </w:r>
-      <w:r>
-        <w:t xml:space="preserve">wurde eine bankweite Portfoliosimulation zur angemessenen Abbildung der Risiken im Derivatehandel eingeführt.</w:t>
-      </w:r>
-      <w:r>
-        <w:t xml:space="preserve"> </w:t>
-      </w:r>
-      <w:r>
-        <w:t xml:space="preserve">Die für die Risikobetrachtung relevanten Kennzahlen werden täglich sowie untertägig in Form von automatisierten, verteilten</w:t>
-      </w:r>
-      <w:r>
-        <w:t xml:space="preserve"> </w:t>
-      </w:r>
-      <w:r>
-        <w:t xml:space="preserve">Berechnungen auf einem Rechencluster ausgeführt. Im Ergebnis werden die Daten an verschiedene Systeme in der Bank</w:t>
-      </w:r>
-      <w:r>
-        <w:t xml:space="preserve"> </w:t>
-      </w:r>
-      <w:r>
-        <w:t xml:space="preserve">gesendet und dienen dort unterschiedlichen Prozessen als Datenbasis.</w:t>
+        <w:t xml:space="preserve">Ziel des Projekts war die Schaffung einer hochverfügbaren und skalierbaren Plattform zur Verarbeitung von unterschiedlichen internen sowie externen Handelsgeschäften der Bank. Zur Reduzierung der bisherigen Transaktionskosten und Verbesserung der Prozesse im Back Office werden Geschäfte im System nach dynamischen Regeln aggregiert und in einer Netting Engine zu Buchungen zusammengefasst.</w:t>
       </w:r>
     </w:p>
     <w:p>
@@ -3117,19 +3522,7 @@
         <w:pStyle w:val="BodyText"/>
       </w:pPr>
       <w:r>
-        <w:t xml:space="preserve">Zugriff auf die Daten werden über REST Schnittstellen ermöglicht. Drittsysteme haben ebenfalls die Möglichkeit verschiedene, vom</w:t>
-      </w:r>
-      <w:r>
-        <w:t xml:space="preserve"> </w:t>
-      </w:r>
-      <w:r>
-        <w:t xml:space="preserve">Projekt zur Verfügung gestellte Bibliotheken als Zugriffsschicht zu verwenden. Über diesen Weg existieren derzeit Clients</w:t>
-      </w:r>
-      <w:r>
-        <w:t xml:space="preserve"> </w:t>
-      </w:r>
-      <w:r>
-        <w:t xml:space="preserve">in Python, C++, C# und Typescript.</w:t>
+        <w:t xml:space="preserve">Weitere Ziele waren die Übernahme von Regulatorischen Meldungen nach § 9 WpHG, Mifid, FCA der verarbeiteten Geschäfte sowie Abstimmung mit Schlussnoten der Börse / Makler. Hier wurden verschiedene Schnittstellen zum Fremdsystem intern und extern angebunden und in das Gesamtsystem integriert.</w:t>
       </w:r>
     </w:p>
     <w:p>
@@ -3137,13 +3530,7 @@
         <w:pStyle w:val="BodyText"/>
       </w:pPr>
       <w:r>
-        <w:t xml:space="preserve">Im Rahmen dieses Projekts wird die bisherige Architektur unter anderem von JEE auf eine OSGI Container Architektur migriert.</w:t>
-      </w:r>
-      <w:r>
-        <w:t xml:space="preserve"> </w:t>
-      </w:r>
-      <w:r>
-        <w:t xml:space="preserve">Ziel ist, die noch bessere Skalierung der Komponenten zu erreichen sowie neue Möglichkeiten zu schaffen, Rechnungen aus alternativen Code-Versionen parallel zu betreiben.</w:t>
+        <w:t xml:space="preserve">Die Oberfläche bietet den Endanwendern direkten Zugriff auf die einlaufenden Geschäfte und die anstehenden Buchungen. Fehler-/Ausnahmesituationen, die früher hohen manuellen Aufwand bedeuteten, werden heute über ein Workflowkonzept im Frontend unterstützt.</w:t>
       </w:r>
     </w:p>
     <w:p>
@@ -3151,7 +3538,21 @@
         <w:pStyle w:val="BodyText"/>
       </w:pPr>
       <w:r>
-        <w:t xml:space="preserve">Das System ist produktiv und wird stetig um neue Produkte und Methoden erweitert.</w:t>
+        <w:t xml:space="preserve">Ich bin nach der Vorstudie in das Projekt eingestiegen und habe die Architektur sowie große Teile der Basiskomponenten verantwortet. Das System basiert auf einer OSGI Architektur und koppelt die Module über Message Queues.</w:t>
+      </w:r>
+      <w:r>
+        <w:t xml:space="preserve"> </w:t>
+      </w:r>
+      <w:r>
+        <w:t xml:space="preserve">Neben der generischen Datenzugriffsschicht im OSGI Kern habe ich die Services für das Frontend entworfen und umgesetzt.</w:t>
+      </w:r>
+    </w:p>
+    <w:p>
+      <w:pPr>
+        <w:pStyle w:val="BodyText"/>
+      </w:pPr>
+      <w:r>
+        <w:t xml:space="preserve">Das System ist Produktion und wird ständig weiterentwickelt.</w:t>
       </w:r>
     </w:p>
     <w:p>
@@ -3168,45 +3569,70 @@
     <w:p>
       <w:pPr>
         <w:numPr>
-          <w:numId w:val="1011"/>
-          <w:ilvl w:val="0"/>
-        </w:numPr>
-      </w:pPr>
-      <w:r>
-        <w:t xml:space="preserve">Mitarbeit am Design und der Architektur des Gesamtsystems</w:t>
-      </w:r>
-    </w:p>
-    <w:p>
-      <w:pPr>
-        <w:numPr>
-          <w:numId w:val="1011"/>
-          <w:ilvl w:val="0"/>
-        </w:numPr>
-      </w:pPr>
-      <w:r>
-        <w:t xml:space="preserve">Refactoring der bestehenden Komponenten mit Blick auf OSGI und Services</w:t>
-      </w:r>
-    </w:p>
-    <w:p>
-      <w:pPr>
-        <w:numPr>
-          <w:numId w:val="1011"/>
-          <w:ilvl w:val="0"/>
-        </w:numPr>
-      </w:pPr>
-      <w:r>
-        <w:t xml:space="preserve">Implementierung einzelner fachlicher Komponenten</w:t>
-      </w:r>
-    </w:p>
-    <w:p>
-      <w:pPr>
-        <w:numPr>
-          <w:numId w:val="1011"/>
-          <w:ilvl w:val="0"/>
-        </w:numPr>
-      </w:pPr>
-      <w:r>
-        <w:t xml:space="preserve">Migration auf OSGI Container</w:t>
+          <w:numId w:val="1012"/>
+          <w:ilvl w:val="0"/>
+        </w:numPr>
+      </w:pPr>
+      <w:r>
+        <w:t xml:space="preserve">Mitarbeit an der Architektur des Gesamtsystems</w:t>
+      </w:r>
+    </w:p>
+    <w:p>
+      <w:pPr>
+        <w:numPr>
+          <w:numId w:val="1012"/>
+          <w:ilvl w:val="0"/>
+        </w:numPr>
+      </w:pPr>
+      <w:r>
+        <w:t xml:space="preserve">Entwurf des Task Konzepts (Benutzerinteraktion anhand von Workflows)</w:t>
+      </w:r>
+    </w:p>
+    <w:p>
+      <w:pPr>
+        <w:numPr>
+          <w:numId w:val="1012"/>
+          <w:ilvl w:val="0"/>
+        </w:numPr>
+      </w:pPr>
+      <w:r>
+        <w:t xml:space="preserve">Generische Persistenzschicht im Backend</w:t>
+      </w:r>
+    </w:p>
+    <w:p>
+      <w:pPr>
+        <w:numPr>
+          <w:numId w:val="1012"/>
+          <w:ilvl w:val="0"/>
+        </w:numPr>
+      </w:pPr>
+      <w:r>
+        <w:t xml:space="preserve">Generische Schnittstellen zum Frontend</w:t>
+      </w:r>
+    </w:p>
+    <w:p>
+      <w:pPr>
+        <w:numPr>
+          <w:numId w:val="1012"/>
+          <w:ilvl w:val="0"/>
+        </w:numPr>
+      </w:pPr>
+      <w:r>
+        <w:rPr>
+          <w:b/>
+        </w:rPr>
+        <w:t xml:space="preserve">Einführung eines automatisierten Testverfahrens für Fachtests</w:t>
+      </w:r>
+    </w:p>
+    <w:p>
+      <w:pPr>
+        <w:numPr>
+          <w:numId w:val="1012"/>
+          <w:ilvl w:val="0"/>
+        </w:numPr>
+      </w:pPr>
+      <w:r>
+        <w:t xml:space="preserve">Lead Developer</w:t>
       </w:r>
     </w:p>
     <w:p>
@@ -3259,7 +3685,7 @@
               <w:jc w:val="left"/>
             </w:pPr>
             <w:r>
-              <w:t xml:space="preserve">Databases</w:t>
+              <w:t xml:space="preserve">Datenbank</w:t>
             </w:r>
           </w:p>
         </w:tc>
@@ -3280,324 +3706,50 @@
             <w:pPr>
               <w:jc w:val="left"/>
             </w:pPr>
-            <w:hyperlink r:id="rId33">
-              <w:r>
-                <w:rPr>
-                  <w:rStyle w:val="Hyperlink"/>
-                </w:rPr>
-                <w:t xml:space="preserve">Karaf OSGI</w:t>
-              </w:r>
-            </w:hyperlink>
-            <w:r>
-              <w:t xml:space="preserve">, Spring, Camel, Hibernate, JPA</w:t>
-            </w:r>
-          </w:p>
-        </w:tc>
-        <w:tc>
-          <w:p>
-            <w:pPr>
-              <w:jc w:val="left"/>
-            </w:pPr>
-            <w:r>
-              <w:t xml:space="preserve">IDEA, Powerdesigner</w:t>
-            </w:r>
-          </w:p>
-        </w:tc>
-        <w:tc>
-          <w:p>
-            <w:pPr>
-              <w:jc w:val="left"/>
-            </w:pPr>
-            <w:r>
-              <w:t xml:space="preserve">Sybase ASE</w:t>
-            </w:r>
-          </w:p>
-        </w:tc>
-        <w:tc>
-          <w:p>
-            <w:pPr>
-              <w:jc w:val="left"/>
-            </w:pPr>
-            <w:r>
-              <w:t xml:space="preserve">Linux, Solaris</w:t>
-            </w:r>
-          </w:p>
-        </w:tc>
-      </w:tr>
-    </w:tbl>
-    <w:p>
-      <w:pPr>
-        <w:pStyle w:val="Heading3"/>
-      </w:pPr>
-      <w:bookmarkStart w:id="52" w:name="_energy_trading_client_comtrader"/>
-      <w:r>
-        <w:t xml:space="preserve">Energy Trading Client, ComTrader</w:t>
-      </w:r>
-      <w:bookmarkEnd w:id="52"/>
-    </w:p>
-    <w:p>
-      <w:pPr>
-        <w:pStyle w:val="FirstParagraph"/>
-      </w:pPr>
-      <w:r>
-        <w:t xml:space="preserve">Review / Technologisches Audit, Deutsche Börse Eschborn</w:t>
-      </w:r>
-    </w:p>
-    <w:p>
-      <w:pPr>
-        <w:pStyle w:val="BodyText"/>
-      </w:pPr>
-      <w:r>
-        <w:t xml:space="preserve">calendar</w:t>
-      </w:r>
-      <w:r>
-        <w:t xml:space="preserve"> </w:t>
-      </w:r>
-      <w:r>
-        <w:rPr>
-          <w:b/>
-        </w:rPr>
-        <w:t xml:space="preserve">Juli 2016 - August 2016</w:t>
-      </w:r>
-    </w:p>
-    <w:p>
-      <w:pPr>
-        <w:pStyle w:val="BodyText"/>
-      </w:pPr>
-      <w:r>
-        <w:t xml:space="preserve">Die Deutsche Börse AG bietet ihren Kunden eine hochverfügbare und verteilte Plattform zum Energy-Trading an.</w:t>
-      </w:r>
-      <w:r>
-        <w:t xml:space="preserve"> </w:t>
-      </w:r>
-      <w:r>
-        <w:t xml:space="preserve">Diese Plattform ist vergleichbar mit einer normalen Börsenplattform, bei der Marktteilnehmer lokale eigene Orderbücher anbieten können.</w:t>
-      </w:r>
-    </w:p>
-    <w:p>
-      <w:pPr>
-        <w:pStyle w:val="BodyText"/>
-      </w:pPr>
-      <w:r>
-        <w:t xml:space="preserve">Neben dem eigentlichen Backend bietet die Börse dazu einen proprietären Java FX Handelsclient an, welcher als Anwendung den Kunden zur Verfügung</w:t>
-      </w:r>
-      <w:r>
-        <w:t xml:space="preserve"> </w:t>
-      </w:r>
-      <w:r>
-        <w:t xml:space="preserve">gestellt wird. Durch die Komplexität der gehandelten Produkte ist die Oberfläche ebenfalls sehr komplex und flexibel gestaltet. Diese Komplexität</w:t>
-      </w:r>
-      <w:r>
-        <w:t xml:space="preserve"> </w:t>
-      </w:r>
-      <w:r>
-        <w:t xml:space="preserve">führt in Zeiten starken Handels auf der Plattform zu wiederholbaren Lastproblemen.</w:t>
-      </w:r>
-    </w:p>
-    <w:p>
-      <w:pPr>
-        <w:pStyle w:val="BodyText"/>
-      </w:pPr>
-      <w:r>
-        <w:t xml:space="preserve">Konkretes Ziel des Reviews war die Beurteilung, ob und an welchen Stellen im Gesamtsystem Potential für Performanceverbesserungen liegt. Diese</w:t>
-      </w:r>
-      <w:r>
-        <w:t xml:space="preserve"> </w:t>
-      </w:r>
-      <w:r>
-        <w:t xml:space="preserve">Art des externen Reviews wird für Anwendungen der Börse grundsätzlich durchgeführt und dient der Qualitätssicherung der internen, zumeist selbst entwickelten, Systeme.</w:t>
-      </w:r>
-    </w:p>
-    <w:p>
-      <w:pPr>
-        <w:pStyle w:val="BodyText"/>
-      </w:pPr>
-      <w:r>
-        <w:rPr>
-          <w:b/>
-        </w:rPr>
-        <w:t xml:space="preserve">Meine Aufgaben im Projekt:</w:t>
-      </w:r>
-    </w:p>
-    <w:p>
-      <w:pPr>
-        <w:numPr>
-          <w:numId w:val="1012"/>
-          <w:ilvl w:val="0"/>
-        </w:numPr>
-      </w:pPr>
-      <w:r>
-        <w:t xml:space="preserve">Erarbeitung und Duchführen von Interviews mit den technischen Stakeholdern</w:t>
-      </w:r>
-    </w:p>
-    <w:p>
-      <w:pPr>
-        <w:numPr>
-          <w:numId w:val="1012"/>
-          <w:ilvl w:val="0"/>
-        </w:numPr>
-      </w:pPr>
-      <w:r>
-        <w:t xml:space="preserve">Review der Architektur</w:t>
-      </w:r>
-    </w:p>
-    <w:p>
-      <w:pPr>
-        <w:numPr>
-          <w:numId w:val="1012"/>
-          <w:ilvl w:val="0"/>
-        </w:numPr>
-      </w:pPr>
-      <w:r>
-        <w:t xml:space="preserve">Statische Code Analyse</w:t>
-      </w:r>
-    </w:p>
-    <w:p>
-      <w:pPr>
-        <w:numPr>
-          <w:numId w:val="1012"/>
-          <w:ilvl w:val="0"/>
-        </w:numPr>
-      </w:pPr>
-      <w:r>
-        <w:t xml:space="preserve">Performance Profiling am Testsystem</w:t>
-      </w:r>
-    </w:p>
-    <w:p>
-      <w:pPr>
-        <w:numPr>
-          <w:numId w:val="1012"/>
-          <w:ilvl w:val="0"/>
-        </w:numPr>
-      </w:pPr>
-      <w:r>
-        <w:t xml:space="preserve">Bewertung der Architektu mit Fokus auf "Fitness for Purpose" sowie "Fitness for Future"</w:t>
-      </w:r>
-    </w:p>
-    <w:p>
-      <w:pPr>
-        <w:pStyle w:val="FirstParagraph"/>
-      </w:pPr>
-      <w:r>
-        <w:rPr>
-          <w:b/>
-        </w:rPr>
-        <w:t xml:space="preserve">Im Projekt eingesetzte Technologien:</w:t>
-      </w:r>
-    </w:p>
-    <w:tbl>
-      <w:tblPr>
-        <w:tblStyle w:val="Table"/>
-        <w:tblW w:type="pct" w:w="5000.0"/>
-        <w:tblLook w:firstRow="0"/>
-      </w:tblPr>
-      <w:tblGrid>
-        <w:gridCol w:w="2639"/>
-        <w:gridCol w:w="2639"/>
-        <w:gridCol w:w="2640"/>
-      </w:tblGrid>
-      <w:tr>
-        <w:tc>
-          <w:p>
-            <w:pPr>
-              <w:jc w:val="left"/>
-            </w:pPr>
-            <w:r>
-              <w:t xml:space="preserve">Technologie / Frameworks</w:t>
-            </w:r>
-          </w:p>
-        </w:tc>
-        <w:tc>
-          <w:p>
-            <w:pPr>
-              <w:jc w:val="left"/>
-            </w:pPr>
-            <w:r>
-              <w:t xml:space="preserve">Tools</w:t>
-            </w:r>
-          </w:p>
-        </w:tc>
-        <w:tc>
-          <w:p>
-            <w:pPr>
-              <w:jc w:val="left"/>
-            </w:pPr>
-            <w:r>
-              <w:t xml:space="preserve">OS</w:t>
-            </w:r>
-          </w:p>
-        </w:tc>
-      </w:tr>
-      <w:tr>
-        <w:tc>
-          <w:p>
-            <w:pPr>
-              <w:jc w:val="left"/>
-            </w:pPr>
-            <w:r>
-              <w:t xml:space="preserve">Java FX, Spring</w:t>
-            </w:r>
-          </w:p>
-        </w:tc>
-        <w:tc>
-          <w:p>
-            <w:pPr>
-              <w:jc w:val="left"/>
-            </w:pPr>
-            <w:r>
-              <w:t xml:space="preserve">IDEA,</w:t>
+            <w:r>
+              <w:t xml:space="preserve">Java, JMS, JPA, OpenJPA</w:t>
+            </w:r>
+          </w:p>
+        </w:tc>
+        <w:tc>
+          <w:p>
+            <w:pPr>
+              <w:jc w:val="left"/>
+            </w:pPr>
+            <w:r>
+              <w:t xml:space="preserve">Eclipse, ActiveMQ,</w:t>
             </w:r>
             <w:r>
               <w:t xml:space="preserve"> </w:t>
             </w:r>
-            <w:hyperlink r:id="rId53">
+            <w:hyperlink r:id="rId32">
               <w:r>
                 <w:rPr>
                   <w:rStyle w:val="Hyperlink"/>
                   <w:b/>
                 </w:rPr>
-                <w:t xml:space="preserve">Sonarqube</w:t>
+                <w:t xml:space="preserve">Karaf OSGI</w:t>
               </w:r>
             </w:hyperlink>
-            <w:r>
-              <w:t xml:space="preserve">,</w:t>
-            </w:r>
-            <w:r>
-              <w:t xml:space="preserve"> </w:t>
-            </w:r>
-            <w:hyperlink r:id="rId44">
-              <w:r>
-                <w:rPr>
-                  <w:rStyle w:val="Hyperlink"/>
-                  <w:b/>
-                </w:rPr>
-                <w:t xml:space="preserve">Yourkit Profiler</w:t>
-              </w:r>
-            </w:hyperlink>
-            <w:r>
-              <w:t xml:space="preserve">,</w:t>
-            </w:r>
-            <w:r>
-              <w:t xml:space="preserve"> </w:t>
-            </w:r>
-            <w:hyperlink r:id="rId54">
-              <w:r>
-                <w:rPr>
-                  <w:rStyle w:val="Hyperlink"/>
-                  <w:b/>
-                </w:rPr>
-                <w:t xml:space="preserve">JArchitect</w:t>
-              </w:r>
-            </w:hyperlink>
-          </w:p>
-        </w:tc>
-        <w:tc>
-          <w:p>
-            <w:pPr>
-              <w:jc w:val="left"/>
-            </w:pPr>
-            <w:r>
-              <w:t xml:space="preserve">Linux, Solaris, Windows</w:t>
+          </w:p>
+        </w:tc>
+        <w:tc>
+          <w:p>
+            <w:pPr>
+              <w:jc w:val="left"/>
+            </w:pPr>
+            <w:r>
+              <w:t xml:space="preserve">Sybase, Oracle</w:t>
+            </w:r>
+          </w:p>
+        </w:tc>
+        <w:tc>
+          <w:p>
+            <w:pPr>
+              <w:jc w:val="left"/>
+            </w:pPr>
+            <w:r>
+              <w:t xml:space="preserve">Linux, Windows</w:t>
             </w:r>
           </w:p>
         </w:tc>
@@ -3607,18 +3759,18 @@
       <w:pPr>
         <w:pStyle w:val="Heading3"/>
       </w:pPr>
-      <w:bookmarkStart w:id="55" w:name="_index_calculation_engine"/>
-      <w:r>
-        <w:t xml:space="preserve">Index Calculation Engine</w:t>
-      </w:r>
-      <w:bookmarkEnd w:id="55"/>
+      <w:bookmarkStart w:id="54" w:name="_cfd_handelsplattform"/>
+      <w:r>
+        <w:t xml:space="preserve">CFD Handelsplattform</w:t>
+      </w:r>
+      <w:bookmarkEnd w:id="54"/>
     </w:p>
     <w:p>
       <w:pPr>
         <w:pStyle w:val="FirstParagraph"/>
       </w:pPr>
       <w:r>
-        <w:t xml:space="preserve">Review / Technologisches Audit, Deutsche Börse Eschborn</w:t>
+        <w:t xml:space="preserve">Developer, Performance Analyse</w:t>
       </w:r>
     </w:p>
     <w:p>
@@ -3635,7 +3787,7 @@
         <w:rPr>
           <w:b/>
         </w:rPr>
-        <w:t xml:space="preserve">Juni 2016 - Juli 2016</w:t>
+        <w:t xml:space="preserve">April 2013 - August 2013</w:t>
       </w:r>
     </w:p>
     <w:p>
@@ -3643,7 +3795,13 @@
         <w:pStyle w:val="BodyText"/>
       </w:pPr>
       <w:r>
-        <w:t xml:space="preserve">Die Berechnung und der Vertrieb von Indexdaten (DAX, SDAX, …) ist einer der Hauptgeschäftsfelder der Deutsche Börse AG in Eschborn. Die Berechnung der Indizes erfolgt auf eigenen Systemen und unterliegt extrem hohen, nicht-funktionalen Anforderungen mit Blick auf Laufzeiten und Fehlertoleranz.</w:t>
+        <w:t xml:space="preserve">Die bestehende Plattform für den CFD Handel der Commerzbank-Kunden verwendet eine hoch verfügbare und skalierbare verteilte Architektur basierend auf GigaSpaces®.</w:t>
+      </w:r>
+      <w:r>
+        <w:t xml:space="preserve"> </w:t>
+      </w:r>
+      <w:r>
+        <w:t xml:space="preserve">Die Architektur erlaubt die Verteilung von Nutzdaten innerhalb eines großen, verteilten Memory Map Systems. Alle am Cluster beteiligten Knoten haben jederzeit Zugriff auf die im Cluster verteilten Daten, ohne genaue Kenntnis über deren physikalischen Standort zu erhalten. Alle Daten werden durch die Infrastruktur in einer Relationalen DB gehalten. Die Zugriffe auf die Datenbank sind zu überprüfen und zu optimieren.</w:t>
       </w:r>
     </w:p>
     <w:p>
@@ -3651,19 +3809,15 @@
         <w:pStyle w:val="BodyText"/>
       </w:pPr>
       <w:r>
-        <w:t xml:space="preserve">Konkret wurde in diesem Projekt durch mich eine Bewertung der aktuell in der Ent</w:t>
-      </w:r>
-      <w:r>
-        <w:softHyphen/>
-      </w:r>
-      <w:r>
-        <w:t xml:space="preserve">wicklung befindlichen neuen Index Calculation Infrastruktur erstellt. Der Kritikalität des Systems angemessen, findet diese Art des externen Audits generell statt.</w:t>
-      </w:r>
-      <w:r>
-        <w:t xml:space="preserve"> </w:t>
-      </w:r>
-      <w:r>
-        <w:t xml:space="preserve">Neben der unter anderem durch mich durchgeführten technischen Analyse wurden parallel noch die Business Requirements mit dem System abgeglichen.</w:t>
+        <w:t xml:space="preserve">Ziel ist es, die Möglichkeiten der Infrastruktur zur asynchronen Persistierung zu nutzen und die damit verbunden Implikationen auf die bestehende Anwendung zu bewerten.</w:t>
+      </w:r>
+    </w:p>
+    <w:p>
+      <w:pPr>
+        <w:pStyle w:val="BodyText"/>
+      </w:pPr>
+      <w:r>
+        <w:t xml:space="preserve">Der Einsatz der asynchronen DB Verarbeitung führte zu einer Verzehnfachung des bisherigen Durchsatzes der Daten.</w:t>
       </w:r>
     </w:p>
     <w:p>
@@ -3685,7 +3839,7 @@
         </w:numPr>
       </w:pPr>
       <w:r>
-        <w:t xml:space="preserve">Erarbeitung und Duchführen von Interviews mit den technischen Stakeholdern</w:t>
+        <w:t xml:space="preserve">Analyse der asynchronen DB Persistenz des Herstellers</w:t>
       </w:r>
     </w:p>
     <w:p>
@@ -3696,7 +3850,7 @@
         </w:numPr>
       </w:pPr>
       <w:r>
-        <w:t xml:space="preserve">Review der verteilten Architektur (Messaging, Desaster Recovery)</w:t>
+        <w:t xml:space="preserve">Analyse der bestehenden Anwendung</w:t>
       </w:r>
     </w:p>
     <w:p>
@@ -3707,7 +3861,7 @@
         </w:numPr>
       </w:pPr>
       <w:r>
-        <w:t xml:space="preserve">Review gegen Best Practice Approach GigaSpaces</w:t>
+        <w:t xml:space="preserve">Umsetzung einer Testinstallation</w:t>
       </w:r>
     </w:p>
     <w:p>
@@ -3718,293 +3872,7 @@
         </w:numPr>
       </w:pPr>
       <w:r>
-        <w:t xml:space="preserve">Statische Code Analyse</w:t>
-      </w:r>
-    </w:p>
-    <w:p>
-      <w:pPr>
-        <w:numPr>
-          <w:numId w:val="1013"/>
-          <w:ilvl w:val="0"/>
-        </w:numPr>
-      </w:pPr>
-      <w:r>
-        <w:t xml:space="preserve">Bewertung der Architektur mit Blick auf "Fitness for Purpose" sowie "Fitness for Future"</w:t>
-      </w:r>
-    </w:p>
-    <w:p>
-      <w:pPr>
-        <w:pStyle w:val="FirstParagraph"/>
-      </w:pPr>
-      <w:r>
-        <w:rPr>
-          <w:b/>
-        </w:rPr>
-        <w:t xml:space="preserve">Im Projekt eingesetzte Technologien:</w:t>
-      </w:r>
-    </w:p>
-    <w:tbl>
-      <w:tblPr>
-        <w:tblStyle w:val="Table"/>
-        <w:tblW w:type="pct" w:w="5000.0"/>
-        <w:tblLook w:firstRow="0"/>
-      </w:tblPr>
-      <w:tblGrid>
-        <w:gridCol w:w="2639"/>
-        <w:gridCol w:w="2639"/>
-        <w:gridCol w:w="2640"/>
-      </w:tblGrid>
-      <w:tr>
-        <w:tc>
-          <w:p>
-            <w:pPr>
-              <w:jc w:val="left"/>
-            </w:pPr>
-            <w:r>
-              <w:t xml:space="preserve">Technologie / Frameworks</w:t>
-            </w:r>
-          </w:p>
-        </w:tc>
-        <w:tc>
-          <w:p>
-            <w:pPr>
-              <w:jc w:val="left"/>
-            </w:pPr>
-            <w:r>
-              <w:t xml:space="preserve">Tools</w:t>
-            </w:r>
-          </w:p>
-        </w:tc>
-        <w:tc>
-          <w:p>
-            <w:pPr>
-              <w:jc w:val="left"/>
-            </w:pPr>
-            <w:r>
-              <w:t xml:space="preserve">OS</w:t>
-            </w:r>
-          </w:p>
-        </w:tc>
-      </w:tr>
-      <w:tr>
-        <w:tc>
-          <w:p>
-            <w:pPr>
-              <w:jc w:val="left"/>
-            </w:pPr>
-            <w:r>
-              <w:t xml:space="preserve">Java, JMS</w:t>
-            </w:r>
-          </w:p>
-        </w:tc>
-        <w:tc>
-          <w:p>
-            <w:pPr>
-              <w:jc w:val="left"/>
-            </w:pPr>
-            <w:r>
-              <w:t xml:space="preserve">Eclipse,</w:t>
-            </w:r>
-            <w:r>
-              <w:t xml:space="preserve"> </w:t>
-            </w:r>
-            <w:hyperlink r:id="rId53">
-              <w:r>
-                <w:rPr>
-                  <w:rStyle w:val="Hyperlink"/>
-                  <w:b/>
-                </w:rPr>
-                <w:t xml:space="preserve">Sonarqube</w:t>
-              </w:r>
-            </w:hyperlink>
-            <w:r>
-              <w:t xml:space="preserve">,</w:t>
-            </w:r>
-            <w:r>
-              <w:t xml:space="preserve"> </w:t>
-            </w:r>
-            <w:hyperlink r:id="rId54">
-              <w:r>
-                <w:rPr>
-                  <w:rStyle w:val="Hyperlink"/>
-                  <w:b/>
-                </w:rPr>
-                <w:t xml:space="preserve">JArchitect</w:t>
-              </w:r>
-            </w:hyperlink>
-          </w:p>
-        </w:tc>
-        <w:tc>
-          <w:p>
-            <w:pPr>
-              <w:jc w:val="left"/>
-            </w:pPr>
-            <w:r>
-              <w:t xml:space="preserve">Linux, Windows</w:t>
-            </w:r>
-          </w:p>
-        </w:tc>
-      </w:tr>
-    </w:tbl>
-    <w:p>
-      <w:pPr>
-        <w:pStyle w:val="Heading3"/>
-      </w:pPr>
-      <w:bookmarkStart w:id="56" w:name="_central_settlement_interface_csi"/>
-      <w:r>
-        <w:t xml:space="preserve">Central Settlement Interface CSI</w:t>
-      </w:r>
-      <w:bookmarkEnd w:id="56"/>
-    </w:p>
-    <w:p>
-      <w:pPr>
-        <w:pStyle w:val="FirstParagraph"/>
-      </w:pPr>
-      <w:r>
-        <w:t xml:space="preserve">Lead Developer, Architect, Commerzbank Frankfurt am Main</w:t>
-      </w:r>
-    </w:p>
-    <w:p>
-      <w:pPr>
-        <w:pStyle w:val="BodyText"/>
-      </w:pPr>
-      <w:r>
-        <w:t xml:space="preserve">calendar</w:t>
-      </w:r>
-      <w:r>
-        <w:t xml:space="preserve"> </w:t>
-      </w:r>
-      <w:r>
-        <w:rPr>
-          <w:b/>
-        </w:rPr>
-        <w:t xml:space="preserve">August 2013 - Juli 2015</w:t>
-      </w:r>
-    </w:p>
-    <w:p>
-      <w:pPr>
-        <w:pStyle w:val="BodyText"/>
-      </w:pPr>
-      <w:r>
-        <w:t xml:space="preserve">Ziel des Projekts war die Schaffung einer hochverfügbaren und skalierbaren Plattform zur Verarbeitung von unterschiedlichen internen sowie externen Handelsgeschäften der Bank. Zur Reduzierung der bisherigen Transaktionskosten und Verbesserung der Prozesse im Back Office werden Geschäfte im System nach dynamischen Regeln aggregiert und in einer Netting Engine zu Buchungen zusammengefasst.</w:t>
-      </w:r>
-    </w:p>
-    <w:p>
-      <w:pPr>
-        <w:pStyle w:val="BodyText"/>
-      </w:pPr>
-      <w:r>
-        <w:t xml:space="preserve">Weitere Ziele waren die Übernahme von Regulatorischen Meldungen nach § 9 WpHG, Mifid, FCA der verarbeiteten Geschäfte sowie Abstimmung mit Schlussnoten der Börse / Makler. Hier wurden verschiedene Schnittstellen zum Fremdsystem intern und extern angebunden und in das Gesamtsystem integriert.</w:t>
-      </w:r>
-    </w:p>
-    <w:p>
-      <w:pPr>
-        <w:pStyle w:val="BodyText"/>
-      </w:pPr>
-      <w:r>
-        <w:t xml:space="preserve">Die Oberfläche bietet den Endanwendern direkten Zugriff auf die einlaufenden Geschäfte und die anstehenden Buchungen. Fehler-/Ausnahmesituationen, die früher hohen manuellen Aufwand bedeuteten, werden heute über ein Workflowkonzept im Frontend unterstützt.</w:t>
-      </w:r>
-    </w:p>
-    <w:p>
-      <w:pPr>
-        <w:pStyle w:val="BodyText"/>
-      </w:pPr>
-      <w:r>
-        <w:t xml:space="preserve">Ich bin nach der Vorstudie in das Projekt eingestiegen und habe die Architektur sowie große Teile der Basiskomponenten verantwortet. Das System basiert auf einer OSGI Architektur und koppelt die Module über Message Queues.</w:t>
-      </w:r>
-      <w:r>
-        <w:t xml:space="preserve"> </w:t>
-      </w:r>
-      <w:r>
-        <w:t xml:space="preserve">Neben der generischen Datenzugriffsschicht im OSGI Kern habe ich die Services für das Frontend entworfen und umgesetzt.</w:t>
-      </w:r>
-    </w:p>
-    <w:p>
-      <w:pPr>
-        <w:pStyle w:val="BodyText"/>
-      </w:pPr>
-      <w:r>
-        <w:t xml:space="preserve">Das System ist Produktion und wird ständig weiterentwickelt.</w:t>
-      </w:r>
-    </w:p>
-    <w:p>
-      <w:pPr>
-        <w:pStyle w:val="BodyText"/>
-      </w:pPr>
-      <w:r>
-        <w:rPr>
-          <w:b/>
-        </w:rPr>
-        <w:t xml:space="preserve">Meine Aufgaben im Projekt:</w:t>
-      </w:r>
-    </w:p>
-    <w:p>
-      <w:pPr>
-        <w:numPr>
-          <w:numId w:val="1014"/>
-          <w:ilvl w:val="0"/>
-        </w:numPr>
-      </w:pPr>
-      <w:r>
-        <w:t xml:space="preserve">Mitarbeit an der Architektur des Gesamtsystems</w:t>
-      </w:r>
-    </w:p>
-    <w:p>
-      <w:pPr>
-        <w:numPr>
-          <w:numId w:val="1014"/>
-          <w:ilvl w:val="0"/>
-        </w:numPr>
-      </w:pPr>
-      <w:r>
-        <w:t xml:space="preserve">Entwurf des Task Konzepts (Benutzerinteraktion anhand von Workflows)</w:t>
-      </w:r>
-    </w:p>
-    <w:p>
-      <w:pPr>
-        <w:numPr>
-          <w:numId w:val="1014"/>
-          <w:ilvl w:val="0"/>
-        </w:numPr>
-      </w:pPr>
-      <w:r>
-        <w:t xml:space="preserve">Generische Persistenzschicht im Backend</w:t>
-      </w:r>
-    </w:p>
-    <w:p>
-      <w:pPr>
-        <w:numPr>
-          <w:numId w:val="1014"/>
-          <w:ilvl w:val="0"/>
-        </w:numPr>
-      </w:pPr>
-      <w:r>
-        <w:t xml:space="preserve">Generische Schnittstellen zum Frontend</w:t>
-      </w:r>
-    </w:p>
-    <w:p>
-      <w:pPr>
-        <w:numPr>
-          <w:numId w:val="1014"/>
-          <w:ilvl w:val="0"/>
-        </w:numPr>
-      </w:pPr>
-      <w:r>
-        <w:rPr>
-          <w:b/>
-        </w:rPr>
-        <w:t xml:space="preserve">Einführung eines automatisierten Testverfahrens für Fachtests</w:t>
-      </w:r>
-    </w:p>
-    <w:p>
-      <w:pPr>
-        <w:numPr>
-          <w:numId w:val="1014"/>
-          <w:ilvl w:val="0"/>
-        </w:numPr>
-      </w:pPr>
-      <w:r>
-        <w:t xml:space="preserve">Lead Developer</w:t>
+        <w:t xml:space="preserve">Ausführen von Last Tests und Benchmarking Asynch / Synch DB Persistenz</w:t>
       </w:r>
     </w:p>
     <w:p>
@@ -4079,30 +3947,33 @@
               <w:jc w:val="left"/>
             </w:pPr>
             <w:r>
-              <w:t xml:space="preserve">Java, JMS, JPA, OpenJPA</w:t>
-            </w:r>
-          </w:p>
-        </w:tc>
-        <w:tc>
-          <w:p>
-            <w:pPr>
-              <w:jc w:val="left"/>
-            </w:pPr>
-            <w:r>
-              <w:t xml:space="preserve">Eclipse, ActiveMQ,</w:t>
+              <w:t xml:space="preserve">Java, JMS</w:t>
+            </w:r>
+          </w:p>
+        </w:tc>
+        <w:tc>
+          <w:p>
+            <w:pPr>
+              <w:jc w:val="left"/>
+            </w:pPr>
+            <w:r>
+              <w:t xml:space="preserve">Eclipse,</w:t>
             </w:r>
             <w:r>
               <w:t xml:space="preserve"> </w:t>
             </w:r>
-            <w:hyperlink r:id="rId33">
+            <w:hyperlink r:id="rId55">
               <w:r>
                 <w:rPr>
                   <w:rStyle w:val="Hyperlink"/>
                   <w:b/>
                 </w:rPr>
-                <w:t xml:space="preserve">Karaf OSGI</w:t>
+                <w:t xml:space="preserve">GigaSpaces™</w:t>
               </w:r>
             </w:hyperlink>
+            <w:r>
+              <w:t xml:space="preserve">, Google Web Toolkit (GWT)</w:t>
+            </w:r>
           </w:p>
         </w:tc>
         <w:tc>
@@ -4131,18 +4002,18 @@
       <w:pPr>
         <w:pStyle w:val="Heading3"/>
       </w:pPr>
-      <w:bookmarkStart w:id="57" w:name="_cfd_handelsplattform"/>
-      <w:r>
-        <w:t xml:space="preserve">CFD Handelsplattform</w:t>
-      </w:r>
-      <w:bookmarkEnd w:id="57"/>
+      <w:bookmarkStart w:id="56" w:name="_sepa_dauerauftrag_online_banking_der_sparkassen"/>
+      <w:r>
+        <w:t xml:space="preserve">SEPA Dauerauftrag, Online Banking der Sparkassen</w:t>
+      </w:r>
+      <w:bookmarkEnd w:id="56"/>
     </w:p>
     <w:p>
       <w:pPr>
         <w:pStyle w:val="FirstParagraph"/>
       </w:pPr>
       <w:r>
-        <w:t xml:space="preserve">Developer, Performance Analyse</w:t>
+        <w:t xml:space="preserve">Technical Architect, Workflow Entwickler</w:t>
       </w:r>
     </w:p>
     <w:p>
@@ -4159,7 +4030,7 @@
         <w:rPr>
           <w:b/>
         </w:rPr>
-        <w:t xml:space="preserve">April 2013 - August 2013</w:t>
+        <w:t xml:space="preserve">März 2013 - April 2013</w:t>
       </w:r>
     </w:p>
     <w:p>
@@ -4167,13 +4038,7 @@
         <w:pStyle w:val="BodyText"/>
       </w:pPr>
       <w:r>
-        <w:t xml:space="preserve">Die bestehende Plattform für den CFD Handel der Commerzbank-Kunden verwendet eine hoch verfügbare und skalierbare verteilte Architektur basierend auf GigaSpaces®.</w:t>
-      </w:r>
-      <w:r>
-        <w:t xml:space="preserve"> </w:t>
-      </w:r>
-      <w:r>
-        <w:t xml:space="preserve">Die Architektur erlaubt die Verteilung von Nutzdaten innerhalb eines großen, verteilten Memory Map Systems. Alle am Cluster beteiligten Knoten haben jederzeit Zugriff auf die im Cluster verteilten Daten, ohne genaue Kenntnis über deren physikalischen Standort zu erhalten. Alle Daten werden durch die Infrastruktur in einer Relationalen DB gehalten. Die Zugriffe auf die Datenbank sind zu überprüfen und zu optimieren.</w:t>
+        <w:t xml:space="preserve">Erweiterung der bestehenden Anwendung „Dauerauftrag“ im Rahmen einer „Quick Win“ Realisierung um terminierte Änderungen. Dieses Thema wurde innerhalb der noch verfügbaren 3 Wochen vor Produktion des neuen Releases umgesetzt und in Produktion genommen.</w:t>
       </w:r>
     </w:p>
     <w:p>
@@ -4181,15 +4046,13 @@
         <w:pStyle w:val="BodyText"/>
       </w:pPr>
       <w:r>
-        <w:t xml:space="preserve">Ziel ist es, die Möglichkeiten der Infrastruktur zur asynchronen Persistierung zu nutzen und die damit verbunden Implikationen auf die bestehende Anwendung zu bewerten.</w:t>
-      </w:r>
-    </w:p>
-    <w:p>
-      <w:pPr>
-        <w:pStyle w:val="BodyText"/>
-      </w:pPr>
-      <w:r>
-        <w:t xml:space="preserve">Der Einsatz der asynchronen DB Verarbeitung führte zu einer Verzehnfachung des bisherigen Durchsatzes der Daten.</w:t>
+        <w:t xml:space="preserve">Aufgrund der Einführung des SEPA Zahlungsraums 2014, werden bestehende Geschäftsvorfälle im Online Banking auf die neuen Verfahren umgestellt. Dazu wurde in diesem Projekt der Inlandszahlungsverkehr Dauerauftrag durch den neuen SEPA Dauerauftrag erweitert.</w:t>
+      </w:r>
+      <w:r>
+        <w:t xml:space="preserve"> </w:t>
+      </w:r>
+      <w:r>
+        <w:t xml:space="preserve">Alle Geschäftsvorfälle für den SEPA Dauerauftrag werden im neuen Framework der F-I umgesetz</w:t>
       </w:r>
     </w:p>
     <w:p>
@@ -4206,12 +4069,235 @@
     <w:p>
       <w:pPr>
         <w:numPr>
+          <w:numId w:val="1014"/>
+          <w:ilvl w:val="0"/>
+        </w:numPr>
+      </w:pPr>
+      <w:r>
+        <w:t xml:space="preserve">Entwickler einzelner Workflow (Konzept im Online Banking Framwork der Sparkassen)</w:t>
+      </w:r>
+    </w:p>
+    <w:p>
+      <w:pPr>
+        <w:numPr>
+          <w:numId w:val="1014"/>
+          <w:ilvl w:val="0"/>
+        </w:numPr>
+      </w:pPr>
+      <w:r>
+        <w:t xml:space="preserve">Koordination mit Backend Entwicklern bzgl. Fachspezifikation</w:t>
+      </w:r>
+    </w:p>
+    <w:p>
+      <w:pPr>
+        <w:numPr>
+          <w:numId w:val="1014"/>
+          <w:ilvl w:val="0"/>
+        </w:numPr>
+      </w:pPr>
+      <w:r>
+        <w:t xml:space="preserve">Implementierung Frontend Oberflächen</w:t>
+      </w:r>
+    </w:p>
+    <w:p>
+      <w:pPr>
+        <w:numPr>
+          <w:numId w:val="1014"/>
+          <w:ilvl w:val="0"/>
+        </w:numPr>
+      </w:pPr>
+      <w:r>
+        <w:t xml:space="preserve">Anbindung Host Prozesse CICS / PMS</w:t>
+      </w:r>
+    </w:p>
+    <w:p>
+      <w:pPr>
+        <w:pStyle w:val="FirstParagraph"/>
+      </w:pPr>
+      <w:r>
+        <w:rPr>
+          <w:b/>
+        </w:rPr>
+        <w:t xml:space="preserve">Im Projekt eingesetzte Technologien:</w:t>
+      </w:r>
+    </w:p>
+    <w:tbl>
+      <w:tblPr>
+        <w:tblStyle w:val="Table"/>
+        <w:tblW w:type="pct" w:w="5000.0"/>
+        <w:tblLook w:firstRow="0"/>
+      </w:tblPr>
+      <w:tblGrid>
+        <w:gridCol w:w="2639"/>
+        <w:gridCol w:w="2639"/>
+        <w:gridCol w:w="2640"/>
+      </w:tblGrid>
+      <w:tr>
+        <w:tc>
+          <w:p>
+            <w:pPr>
+              <w:jc w:val="left"/>
+            </w:pPr>
+            <w:r>
+              <w:t xml:space="preserve">Technologie / Frameworks</w:t>
+            </w:r>
+          </w:p>
+        </w:tc>
+        <w:tc>
+          <w:p>
+            <w:pPr>
+              <w:jc w:val="left"/>
+            </w:pPr>
+            <w:r>
+              <w:t xml:space="preserve">Tools</w:t>
+            </w:r>
+          </w:p>
+        </w:tc>
+        <w:tc>
+          <w:p>
+            <w:pPr>
+              <w:jc w:val="left"/>
+            </w:pPr>
+            <w:r>
+              <w:t xml:space="preserve">OS</w:t>
+            </w:r>
+          </w:p>
+        </w:tc>
+      </w:tr>
+      <w:tr>
+        <w:tc>
+          <w:p>
+            <w:pPr>
+              <w:jc w:val="left"/>
+            </w:pPr>
+            <w:r>
+              <w:t xml:space="preserve">FI Framework (Struts, Workflow Engine, Spring), JSP, HBCI, FinTS</w:t>
+            </w:r>
+          </w:p>
+        </w:tc>
+        <w:tc>
+          <w:p>
+            <w:pPr>
+              <w:jc w:val="left"/>
+            </w:pPr>
+            <w:r>
+              <w:t xml:space="preserve">Eclipse</w:t>
+            </w:r>
+          </w:p>
+        </w:tc>
+        <w:tc>
+          <w:p>
+            <w:pPr>
+              <w:jc w:val="left"/>
+            </w:pPr>
+            <w:r>
+              <w:t xml:space="preserve">Windows, PMS</w:t>
+            </w:r>
+          </w:p>
+        </w:tc>
+      </w:tr>
+    </w:tbl>
+    <w:p>
+      <w:pPr>
+        <w:pStyle w:val="Heading3"/>
+      </w:pPr>
+      <w:bookmarkStart w:id="57" w:name="_kontowecker_internetfiliale_online_banking_der_sparkassen"/>
+      <w:r>
+        <w:t xml:space="preserve">Kontowecker Internetfiliale, Online Banking der Sparkassen</w:t>
+      </w:r>
+      <w:bookmarkEnd w:id="57"/>
+    </w:p>
+    <w:p>
+      <w:pPr>
+        <w:pStyle w:val="FirstParagraph"/>
+      </w:pPr>
+      <w:r>
+        <w:t xml:space="preserve">Technical Architect, Workflow Entwickler</w:t>
+      </w:r>
+    </w:p>
+    <w:p>
+      <w:pPr>
+        <w:pStyle w:val="BodyText"/>
+      </w:pPr>
+      <w:r>
+        <w:t xml:space="preserve">calendar</w:t>
+      </w:r>
+      <w:r>
+        <w:t xml:space="preserve"> </w:t>
+      </w:r>
+      <w:r>
+        <w:rPr>
+          <w:b/>
+        </w:rPr>
+        <w:t xml:space="preserve">August 2012 - März 2013</w:t>
+      </w:r>
+    </w:p>
+    <w:p>
+      <w:pPr>
+        <w:pStyle w:val="BodyText"/>
+      </w:pPr>
+      <w:r>
+        <w:t xml:space="preserve">Im Rahmen eines Werkvertrags wurde für das bestehende Internet Banking der Sparkassen ein neues Modul</w:t>
+      </w:r>
+      <w:r>
+        <w:t xml:space="preserve"> </w:t>
+      </w:r>
+      <w:r>
+        <w:rPr>
+          <w:i/>
+        </w:rPr>
+        <w:t xml:space="preserve">Kontowecker</w:t>
+      </w:r>
+      <w:r>
+        <w:t xml:space="preserve"> </w:t>
+      </w:r>
+      <w:r>
+        <w:t xml:space="preserve">implementiert. Über den</w:t>
+      </w:r>
+      <w:r>
+        <w:t xml:space="preserve"> </w:t>
+      </w:r>
+      <w:hyperlink r:id="rId58">
+        <w:r>
+          <w:rPr>
+            <w:rStyle w:val="Hyperlink"/>
+          </w:rPr>
+          <w:t xml:space="preserve">Kontowecker</w:t>
+        </w:r>
+      </w:hyperlink>
+      <w:r>
+        <w:t xml:space="preserve"> </w:t>
+      </w:r>
+      <w:r>
+        <w:t xml:space="preserve">können sich Kunden der Sparkassen automatisch Benachrichtigen lassen, sobald bestimmte Kontobewegungen im Banksystem erkannt werden.</w:t>
+      </w:r>
+      <w:r>
+        <w:t xml:space="preserve"> </w:t>
+      </w:r>
+      <w:r>
+        <w:t xml:space="preserve">Realisiert werden die notwendigen Anbindungen der mobilen Endgeräte an die Backend Systeme der Sparkassen</w:t>
+      </w:r>
+    </w:p>
+    <w:p>
+      <w:pPr>
+        <w:pStyle w:val="BodyText"/>
+      </w:pPr>
+      <w:r>
+        <w:rPr>
+          <w:b/>
+        </w:rPr>
+        <w:t xml:space="preserve">Meine Aufgaben im Projekt:</w:t>
+      </w:r>
+    </w:p>
+    <w:p>
+      <w:pPr>
+        <w:numPr>
           <w:numId w:val="1015"/>
           <w:ilvl w:val="0"/>
         </w:numPr>
       </w:pPr>
       <w:r>
-        <w:t xml:space="preserve">Analyse der asynchronen DB Persistenz des Herstellers</w:t>
+        <w:t xml:space="preserve">Technical Architect / Web Service Infrastruktur</w:t>
       </w:r>
     </w:p>
     <w:p>
@@ -4222,7 +4308,7 @@
         </w:numPr>
       </w:pPr>
       <w:r>
-        <w:t xml:space="preserve">Analyse der bestehenden Anwendung</w:t>
+        <w:t xml:space="preserve">Aufbau einer Web Service Infrastruktur / Integration in bestehendes Framework</w:t>
       </w:r>
     </w:p>
     <w:p>
@@ -4233,7 +4319,7 @@
         </w:numPr>
       </w:pPr>
       <w:r>
-        <w:t xml:space="preserve">Umsetzung einer Testinstallation</w:t>
+        <w:t xml:space="preserve">Code Generator für REST / JSON Web Services</w:t>
       </w:r>
     </w:p>
     <w:p>
@@ -4244,7 +4330,1469 @@
         </w:numPr>
       </w:pPr>
       <w:r>
-        <w:t xml:space="preserve">Ausführen von Last Tests und Benchmarking Asynch / Synch DB Persistenz</w:t>
+        <w:t xml:space="preserve">Anbindung an Nachrichtendienste (Push) Apple, Google, Microsoft</w:t>
+      </w:r>
+    </w:p>
+    <w:p>
+      <w:pPr>
+        <w:numPr>
+          <w:numId w:val="1015"/>
+          <w:ilvl w:val="0"/>
+        </w:numPr>
+      </w:pPr>
+      <w:r>
+        <w:t xml:space="preserve">Anbindung Host Prozesse CICS / PMS</w:t>
+      </w:r>
+    </w:p>
+    <w:p>
+      <w:pPr>
+        <w:pStyle w:val="FirstParagraph"/>
+      </w:pPr>
+      <w:r>
+        <w:rPr>
+          <w:b/>
+        </w:rPr>
+        <w:t xml:space="preserve">Im Projekt eingesetzte Technologien:</w:t>
+      </w:r>
+    </w:p>
+    <w:tbl>
+      <w:tblPr>
+        <w:tblStyle w:val="Table"/>
+        <w:tblW w:type="pct" w:w="5000.0"/>
+        <w:tblLook w:firstRow="0"/>
+      </w:tblPr>
+      <w:tblGrid>
+        <w:gridCol w:w="2639"/>
+        <w:gridCol w:w="2639"/>
+        <w:gridCol w:w="2640"/>
+      </w:tblGrid>
+      <w:tr>
+        <w:tc>
+          <w:p>
+            <w:pPr>
+              <w:jc w:val="left"/>
+            </w:pPr>
+            <w:r>
+              <w:t xml:space="preserve">Technologie / Frameworks</w:t>
+            </w:r>
+          </w:p>
+        </w:tc>
+        <w:tc>
+          <w:p>
+            <w:pPr>
+              <w:jc w:val="left"/>
+            </w:pPr>
+            <w:r>
+              <w:t xml:space="preserve">Tools</w:t>
+            </w:r>
+          </w:p>
+        </w:tc>
+        <w:tc>
+          <w:p>
+            <w:pPr>
+              <w:jc w:val="left"/>
+            </w:pPr>
+            <w:r>
+              <w:t xml:space="preserve">OS</w:t>
+            </w:r>
+          </w:p>
+        </w:tc>
+      </w:tr>
+      <w:tr>
+        <w:tc>
+          <w:p>
+            <w:pPr>
+              <w:jc w:val="left"/>
+            </w:pPr>
+            <w:r>
+              <w:t xml:space="preserve">FI Framework (Struts, Workflow Engine, Spring), JSP, HBCI, FinTS</w:t>
+            </w:r>
+          </w:p>
+        </w:tc>
+        <w:tc>
+          <w:p>
+            <w:pPr>
+              <w:jc w:val="left"/>
+            </w:pPr>
+            <w:r>
+              <w:t xml:space="preserve">Eclipse, Code Generator Templating</w:t>
+            </w:r>
+          </w:p>
+        </w:tc>
+        <w:tc>
+          <w:p>
+            <w:pPr>
+              <w:jc w:val="left"/>
+            </w:pPr>
+            <w:r>
+              <w:t xml:space="preserve">Windows, PMS</w:t>
+            </w:r>
+          </w:p>
+        </w:tc>
+      </w:tr>
+    </w:tbl>
+    <w:p>
+      <w:pPr>
+        <w:pStyle w:val="Heading3"/>
+      </w:pPr>
+      <w:bookmarkStart w:id="59" w:name="_risk_calculation_engine_deutsche_bank_risk_it"/>
+      <w:r>
+        <w:t xml:space="preserve">Risk Calculation Engine, Deutsche Bank, Risk IT</w:t>
+      </w:r>
+      <w:bookmarkEnd w:id="59"/>
+    </w:p>
+    <w:p>
+      <w:pPr>
+        <w:pStyle w:val="FirstParagraph"/>
+      </w:pPr>
+      <w:r>
+        <w:t xml:space="preserve">Technical Architect, Distrubted System Engineer</w:t>
+      </w:r>
+    </w:p>
+    <w:p>
+      <w:pPr>
+        <w:pStyle w:val="BodyText"/>
+      </w:pPr>
+      <w:r>
+        <w:t xml:space="preserve">calendar</w:t>
+      </w:r>
+      <w:r>
+        <w:t xml:space="preserve"> </w:t>
+      </w:r>
+      <w:r>
+        <w:rPr>
+          <w:b/>
+        </w:rPr>
+        <w:t xml:space="preserve">August 2011 - Juli 2012</w:t>
+      </w:r>
+    </w:p>
+    <w:p>
+      <w:pPr>
+        <w:pStyle w:val="BodyText"/>
+      </w:pPr>
+      <w:r>
+        <w:t xml:space="preserve">Die bestehende Exposure Simulation Engine wurde im Laufe des Projekts auf eine neue, Grid basierte Architektur gehoben. Besondere Herausforderungen dabei waren die hohen Anforderungen an die zu speichernden Datenmengen (ca. 1 TB / Tag) sowie die Antwortzeiten der darauf basierenden Prozesse.</w:t>
+      </w:r>
+      <w:r>
+        <w:t xml:space="preserve"> </w:t>
+      </w:r>
+      <w:r>
+        <w:t xml:space="preserve">Als Infrastruktur des Systems wurde daher ein verteilter Memory Cache</w:t>
+      </w:r>
+      <w:r>
+        <w:t xml:space="preserve"> </w:t>
+      </w:r>
+      <w:hyperlink r:id="rId60">
+        <w:r>
+          <w:rPr>
+            <w:rStyle w:val="Hyperlink"/>
+          </w:rPr>
+          <w:t xml:space="preserve">Hazelcast InMemory Computing</w:t>
+        </w:r>
+      </w:hyperlink>
+      <w:r>
+        <w:t xml:space="preserve"> </w:t>
+      </w:r>
+      <w:r>
+        <w:t xml:space="preserve">gewählt. Sowie zur Verteilung der eigentlichen Simulationen ein Map-Reduce Verfahren umgesetzt.</w:t>
+      </w:r>
+    </w:p>
+    <w:p>
+      <w:pPr>
+        <w:pStyle w:val="BodyText"/>
+      </w:pPr>
+      <w:r>
+        <w:t xml:space="preserve">Meine Aufgaben im Projekt:</w:t>
+      </w:r>
+    </w:p>
+    <w:p>
+      <w:pPr>
+        <w:numPr>
+          <w:numId w:val="1016"/>
+          <w:ilvl w:val="0"/>
+        </w:numPr>
+      </w:pPr>
+      <w:r>
+        <w:t xml:space="preserve">Technical Architect / Infrastructure</w:t>
+      </w:r>
+    </w:p>
+    <w:p>
+      <w:pPr>
+        <w:numPr>
+          <w:numId w:val="1016"/>
+          <w:ilvl w:val="0"/>
+        </w:numPr>
+      </w:pPr>
+      <w:r>
+        <w:t xml:space="preserve">Map Reduce Implementierung</w:t>
+      </w:r>
+    </w:p>
+    <w:p>
+      <w:pPr>
+        <w:numPr>
+          <w:numId w:val="1016"/>
+          <w:ilvl w:val="0"/>
+        </w:numPr>
+      </w:pPr>
+      <w:r>
+        <w:t xml:space="preserve">Integration der C++ Rechenkerne via</w:t>
+      </w:r>
+      <w:r>
+        <w:t xml:space="preserve"> </w:t>
+      </w:r>
+      <w:hyperlink r:id="rId61">
+        <w:r>
+          <w:rPr>
+            <w:rStyle w:val="Hyperlink"/>
+          </w:rPr>
+          <w:t xml:space="preserve">Hessian Binary Protocol</w:t>
+        </w:r>
+      </w:hyperlink>
+    </w:p>
+    <w:p>
+      <w:pPr>
+        <w:numPr>
+          <w:numId w:val="1016"/>
+          <w:ilvl w:val="0"/>
+        </w:numPr>
+      </w:pPr>
+      <w:r>
+        <w:t xml:space="preserve">Verantwortung des Teilprojekts „Framework“</w:t>
+      </w:r>
+    </w:p>
+    <w:p>
+      <w:pPr>
+        <w:pStyle w:val="FirstParagraph"/>
+      </w:pPr>
+      <w:r>
+        <w:rPr>
+          <w:b/>
+        </w:rPr>
+        <w:t xml:space="preserve">Im Projekt eingesetzte Technologien:</w:t>
+      </w:r>
+    </w:p>
+    <w:tbl>
+      <w:tblPr>
+        <w:tblStyle w:val="Table"/>
+        <w:tblW w:type="pct" w:w="5000.0"/>
+        <w:tblLook w:firstRow="0"/>
+      </w:tblPr>
+      <w:tblGrid>
+        <w:gridCol w:w="2639"/>
+        <w:gridCol w:w="2639"/>
+        <w:gridCol w:w="2640"/>
+      </w:tblGrid>
+      <w:tr>
+        <w:tc>
+          <w:p>
+            <w:pPr>
+              <w:jc w:val="left"/>
+            </w:pPr>
+            <w:r>
+              <w:t xml:space="preserve">Technologie / Frameworks</w:t>
+            </w:r>
+          </w:p>
+        </w:tc>
+        <w:tc>
+          <w:p>
+            <w:pPr>
+              <w:jc w:val="left"/>
+            </w:pPr>
+            <w:r>
+              <w:t xml:space="preserve">Tools</w:t>
+            </w:r>
+          </w:p>
+        </w:tc>
+        <w:tc>
+          <w:p>
+            <w:pPr>
+              <w:jc w:val="left"/>
+            </w:pPr>
+            <w:r>
+              <w:t xml:space="preserve">OS</w:t>
+            </w:r>
+          </w:p>
+        </w:tc>
+      </w:tr>
+      <w:tr>
+        <w:tc>
+          <w:p>
+            <w:pPr>
+              <w:jc w:val="left"/>
+            </w:pPr>
+            <w:hyperlink r:id="rId60">
+              <w:r>
+                <w:rPr>
+                  <w:rStyle w:val="Hyperlink"/>
+                </w:rPr>
+                <w:t xml:space="preserve">Hazelcast InMemory Computing</w:t>
+              </w:r>
+            </w:hyperlink>
+            <w:r>
+              <w:t xml:space="preserve">, JMS, Map-Reduce, C++, STL, JNI, Java</w:t>
+            </w:r>
+          </w:p>
+        </w:tc>
+        <w:tc>
+          <w:p>
+            <w:pPr>
+              <w:jc w:val="left"/>
+            </w:pPr>
+            <w:r>
+              <w:t xml:space="preserve">Eclipse</w:t>
+            </w:r>
+          </w:p>
+        </w:tc>
+        <w:tc>
+          <w:p>
+            <w:pPr>
+              <w:jc w:val="left"/>
+            </w:pPr>
+            <w:r>
+              <w:t xml:space="preserve">Linux, Windows</w:t>
+            </w:r>
+          </w:p>
+        </w:tc>
+      </w:tr>
+    </w:tbl>
+    <w:p>
+      <w:pPr>
+        <w:pStyle w:val="Heading3"/>
+      </w:pPr>
+      <w:bookmarkStart w:id="62" w:name="_risk_calculation_engine_commerzbank"/>
+      <w:r>
+        <w:t xml:space="preserve">Risk Calculation Engine, Commerzbank</w:t>
+      </w:r>
+      <w:bookmarkEnd w:id="62"/>
+    </w:p>
+    <w:p>
+      <w:pPr>
+        <w:pStyle w:val="FirstParagraph"/>
+      </w:pPr>
+      <w:r>
+        <w:t xml:space="preserve">Technical Architect, Distributed Systems Engineer</w:t>
+      </w:r>
+    </w:p>
+    <w:p>
+      <w:pPr>
+        <w:pStyle w:val="BodyText"/>
+      </w:pPr>
+      <w:r>
+        <w:t xml:space="preserve">calendar</w:t>
+      </w:r>
+      <w:r>
+        <w:t xml:space="preserve"> </w:t>
+      </w:r>
+      <w:r>
+        <w:rPr>
+          <w:b/>
+        </w:rPr>
+        <w:t xml:space="preserve">Oktober 2010 - Juli 2011</w:t>
+      </w:r>
+    </w:p>
+    <w:p>
+      <w:pPr>
+        <w:pStyle w:val="BodyText"/>
+      </w:pPr>
+      <w:r>
+        <w:t xml:space="preserve">Erneuter Einsatz im bereits 2005-2008 betreuten Projekt (ehemals Dresdner Bank, RCO). Das von mir entwickelte Basisframework, auf dem verschiedene verteilte Rechencluster basieren, wurde erweitert.</w:t>
+      </w:r>
+      <w:r>
+        <w:t xml:space="preserve"> </w:t>
+      </w:r>
+      <w:r>
+        <w:t xml:space="preserve">Daneben wurde die „Exposure Simulation Engine“ um eine sog. historische Simulation erweitert. Dazu waren Anpassungen an der in Java implementierten Marktdatenversorgung sowie Aufbereitung notwendig. Des Weiteren Anpassungen im C++ Rechenkern, da sich die Marktdaten für die historische Simulation, von denen für die Monte Carlo Simulation unterscheiden.</w:t>
+      </w:r>
+      <w:r>
+        <w:t xml:space="preserve"> </w:t>
+      </w:r>
+      <w:r>
+        <w:t xml:space="preserve">Abschließend waren noch kleinere Änderungen an einzelnen Bewertungsroutinen (MtM) bestimmter Produkte notwendig.</w:t>
+      </w:r>
+    </w:p>
+    <w:p>
+      <w:pPr>
+        <w:pStyle w:val="BodyText"/>
+      </w:pPr>
+      <w:r>
+        <w:t xml:space="preserve">Meine Aufgaben im Projekt:</w:t>
+      </w:r>
+    </w:p>
+    <w:p>
+      <w:pPr>
+        <w:numPr>
+          <w:numId w:val="1017"/>
+          <w:ilvl w:val="0"/>
+        </w:numPr>
+      </w:pPr>
+      <w:r>
+        <w:t xml:space="preserve">Technical Architect / Infrastructure</w:t>
+      </w:r>
+    </w:p>
+    <w:p>
+      <w:pPr>
+        <w:numPr>
+          <w:numId w:val="1017"/>
+          <w:ilvl w:val="0"/>
+        </w:numPr>
+      </w:pPr>
+      <w:r>
+        <w:t xml:space="preserve">Erweiterung der Marktdatenversorgung (Zeitreihen, Java, C++)</w:t>
+      </w:r>
+    </w:p>
+    <w:p>
+      <w:pPr>
+        <w:numPr>
+          <w:numId w:val="1017"/>
+          <w:ilvl w:val="0"/>
+        </w:numPr>
+      </w:pPr>
+      <w:r>
+        <w:t xml:space="preserve">Anpassung des C++ Rechenkerns</w:t>
+      </w:r>
+    </w:p>
+    <w:p>
+      <w:pPr>
+        <w:numPr>
+          <w:numId w:val="1017"/>
+          <w:ilvl w:val="0"/>
+        </w:numPr>
+      </w:pPr>
+      <w:r>
+        <w:t xml:space="preserve">Erweiterung des JNI Layers (Java / Rechenkern)</w:t>
+      </w:r>
+    </w:p>
+    <w:p>
+      <w:pPr>
+        <w:pStyle w:val="FirstParagraph"/>
+      </w:pPr>
+      <w:r>
+        <w:rPr>
+          <w:b/>
+        </w:rPr>
+        <w:t xml:space="preserve">Im Projekt eingesetzte Technologien:</w:t>
+      </w:r>
+    </w:p>
+    <w:tbl>
+      <w:tblPr>
+        <w:tblStyle w:val="Table"/>
+        <w:tblW w:type="pct" w:w="5000.0"/>
+        <w:tblLook w:firstRow="0"/>
+      </w:tblPr>
+      <w:tblGrid>
+        <w:gridCol w:w="2639"/>
+        <w:gridCol w:w="2639"/>
+        <w:gridCol w:w="2640"/>
+      </w:tblGrid>
+      <w:tr>
+        <w:tc>
+          <w:p>
+            <w:pPr>
+              <w:jc w:val="left"/>
+            </w:pPr>
+            <w:r>
+              <w:t xml:space="preserve">Technologie / Frameworks</w:t>
+            </w:r>
+          </w:p>
+        </w:tc>
+        <w:tc>
+          <w:p>
+            <w:pPr>
+              <w:jc w:val="left"/>
+            </w:pPr>
+            <w:r>
+              <w:t xml:space="preserve">Tools</w:t>
+            </w:r>
+          </w:p>
+        </w:tc>
+        <w:tc>
+          <w:p>
+            <w:pPr>
+              <w:jc w:val="left"/>
+            </w:pPr>
+            <w:r>
+              <w:t xml:space="preserve">OS</w:t>
+            </w:r>
+          </w:p>
+        </w:tc>
+      </w:tr>
+      <w:tr>
+        <w:tc>
+          <w:p>
+            <w:pPr>
+              <w:jc w:val="left"/>
+            </w:pPr>
+            <w:r>
+              <w:t xml:space="preserve">JMS, C++, STL, JNI, Java,</w:t>
+            </w:r>
+            <w:r>
+              <w:t xml:space="preserve"> </w:t>
+            </w:r>
+            <w:hyperlink r:id="rId63">
+              <w:r>
+                <w:rPr>
+                  <w:rStyle w:val="Hyperlink"/>
+                </w:rPr>
+                <w:t xml:space="preserve">Apache ActiveMQ</w:t>
+              </w:r>
+            </w:hyperlink>
+          </w:p>
+        </w:tc>
+        <w:tc>
+          <w:p>
+            <w:pPr>
+              <w:jc w:val="left"/>
+            </w:pPr>
+            <w:r>
+              <w:t xml:space="preserve">Eclipse, Visual Studio</w:t>
+            </w:r>
+          </w:p>
+        </w:tc>
+        <w:tc>
+          <w:p>
+            <w:pPr>
+              <w:jc w:val="left"/>
+            </w:pPr>
+            <w:r>
+              <w:t xml:space="preserve">Linux, Windows</w:t>
+            </w:r>
+          </w:p>
+        </w:tc>
+      </w:tr>
+    </w:tbl>
+    <w:p>
+      <w:pPr>
+        <w:pStyle w:val="Heading3"/>
+      </w:pPr>
+      <w:bookmarkStart w:id="64" w:name="_transaktionsplattform_commerzbank"/>
+      <w:r>
+        <w:t xml:space="preserve">Transaktionsplattform, Commerzbank</w:t>
+      </w:r>
+      <w:bookmarkEnd w:id="64"/>
+    </w:p>
+    <w:p>
+      <w:pPr>
+        <w:pStyle w:val="FirstParagraph"/>
+      </w:pPr>
+      <w:r>
+        <w:t xml:space="preserve">Code Review, Firefight Bug Fixing, Performance Optimierung</w:t>
+      </w:r>
+    </w:p>
+    <w:p>
+      <w:pPr>
+        <w:pStyle w:val="BodyText"/>
+      </w:pPr>
+      <w:r>
+        <w:t xml:space="preserve">calendar</w:t>
+      </w:r>
+      <w:r>
+        <w:t xml:space="preserve"> </w:t>
+      </w:r>
+      <w:r>
+        <w:rPr>
+          <w:b/>
+        </w:rPr>
+        <w:t xml:space="preserve">August 2010 - Oktober 2010</w:t>
+      </w:r>
+    </w:p>
+    <w:p>
+      <w:pPr>
+        <w:pStyle w:val="BodyText"/>
+      </w:pPr>
+      <w:r>
+        <w:t xml:space="preserve">Für eine bestehende Transaktionsplattform der Bank war das bevorstehende Release durch zu hohe Zahl offener Defects gefährdet. Meine Aufgabe bestand darin, die offenen Punkte abzuarbeiten, Fehler zu identifizieren und zu beheben. Des Weiteren bestand die Notwendigkeit einer Performance Analyse und daraus resultierend die Optimierung der Laufzeit an kritischen Stellen.</w:t>
+      </w:r>
+    </w:p>
+    <w:p>
+      <w:pPr>
+        <w:pStyle w:val="BodyText"/>
+      </w:pPr>
+      <w:r>
+        <w:t xml:space="preserve">Die besondere Herausforderung bestand bei diesem Projekt an der kurzen bis gar nicht vorhandenen Einarbeitungszeit. Bugs mussten gefunden, analysiert und behoben werden, die Laufzeit an kritischen Stellen entscheidend verbessert werden, um das Gesamtsystem zur Produktionsreife zu führen.</w:t>
+      </w:r>
+    </w:p>
+    <w:p>
+      <w:pPr>
+        <w:pStyle w:val="BodyText"/>
+      </w:pPr>
+      <w:r>
+        <w:t xml:space="preserve">Meine Aufgaben im Projekt:</w:t>
+      </w:r>
+    </w:p>
+    <w:p>
+      <w:pPr>
+        <w:numPr>
+          <w:numId w:val="1018"/>
+          <w:ilvl w:val="0"/>
+        </w:numPr>
+      </w:pPr>
+      <w:r>
+        <w:t xml:space="preserve">Performance Optimierung</w:t>
+      </w:r>
+    </w:p>
+    <w:p>
+      <w:pPr>
+        <w:numPr>
+          <w:numId w:val="1018"/>
+          <w:ilvl w:val="0"/>
+        </w:numPr>
+      </w:pPr>
+      <w:r>
+        <w:t xml:space="preserve">Code Review / Refactoring</w:t>
+      </w:r>
+    </w:p>
+    <w:p>
+      <w:pPr>
+        <w:numPr>
+          <w:numId w:val="1018"/>
+          <w:ilvl w:val="0"/>
+        </w:numPr>
+      </w:pPr>
+      <w:r>
+        <w:t xml:space="preserve">Coaching der internen Mitarbeiter</w:t>
+      </w:r>
+    </w:p>
+    <w:p>
+      <w:pPr>
+        <w:numPr>
+          <w:numId w:val="1018"/>
+          <w:ilvl w:val="0"/>
+        </w:numPr>
+      </w:pPr>
+      <w:r>
+        <w:t xml:space="preserve">Fehleranalyse und Behebung</w:t>
+      </w:r>
+    </w:p>
+    <w:p>
+      <w:pPr>
+        <w:pStyle w:val="FirstParagraph"/>
+      </w:pPr>
+      <w:r>
+        <w:rPr>
+          <w:b/>
+        </w:rPr>
+        <w:t xml:space="preserve">Im Projekt eingesetzte Technologien:</w:t>
+      </w:r>
+    </w:p>
+    <w:tbl>
+      <w:tblPr>
+        <w:tblStyle w:val="Table"/>
+        <w:tblW w:type="pct" w:w="5000.0"/>
+        <w:tblLook w:firstRow="0"/>
+      </w:tblPr>
+      <w:tblGrid>
+        <w:gridCol w:w="2639"/>
+        <w:gridCol w:w="2639"/>
+        <w:gridCol w:w="2640"/>
+      </w:tblGrid>
+      <w:tr>
+        <w:tc>
+          <w:p>
+            <w:pPr>
+              <w:jc w:val="left"/>
+            </w:pPr>
+            <w:r>
+              <w:t xml:space="preserve">Technologie / Frameworks</w:t>
+            </w:r>
+          </w:p>
+        </w:tc>
+        <w:tc>
+          <w:p>
+            <w:pPr>
+              <w:jc w:val="left"/>
+            </w:pPr>
+            <w:r>
+              <w:t xml:space="preserve">Tools</w:t>
+            </w:r>
+          </w:p>
+        </w:tc>
+        <w:tc>
+          <w:p>
+            <w:pPr>
+              <w:jc w:val="left"/>
+            </w:pPr>
+            <w:r>
+              <w:t xml:space="preserve">OS</w:t>
+            </w:r>
+          </w:p>
+        </w:tc>
+      </w:tr>
+      <w:tr>
+        <w:tc>
+          <w:p>
+            <w:pPr>
+              <w:jc w:val="left"/>
+            </w:pPr>
+            <w:hyperlink r:id="rId51">
+              <w:r>
+                <w:rPr>
+                  <w:rStyle w:val="Hyperlink"/>
+                </w:rPr>
+                <w:t xml:space="preserve">JArchitect</w:t>
+              </w:r>
+            </w:hyperlink>
+            <w:r>
+              <w:t xml:space="preserve">, JProfile, JUnit</w:t>
+            </w:r>
+          </w:p>
+        </w:tc>
+        <w:tc>
+          <w:p>
+            <w:pPr>
+              <w:jc w:val="left"/>
+            </w:pPr>
+            <w:r>
+              <w:t xml:space="preserve">Eclipse, Web Sphere Application Server</w:t>
+            </w:r>
+          </w:p>
+        </w:tc>
+        <w:tc>
+          <w:p>
+            <w:pPr>
+              <w:jc w:val="left"/>
+            </w:pPr>
+            <w:r>
+              <w:t xml:space="preserve">Linux, Windows</w:t>
+            </w:r>
+          </w:p>
+        </w:tc>
+      </w:tr>
+    </w:tbl>
+    <w:p>
+      <w:pPr>
+        <w:pStyle w:val="Heading3"/>
+      </w:pPr>
+      <w:bookmarkStart w:id="65" w:name="_veranstaltung_eines_saas_symposiums"/>
+      <w:r>
+        <w:t xml:space="preserve">Veranstaltung eines SaaS Symposiums</w:t>
+      </w:r>
+      <w:bookmarkEnd w:id="65"/>
+    </w:p>
+    <w:p>
+      <w:pPr>
+        <w:pStyle w:val="FirstParagraph"/>
+      </w:pPr>
+      <w:r>
+        <w:t xml:space="preserve">Kongress Center, Rhein Main Gebiet</w:t>
+      </w:r>
+    </w:p>
+    <w:p>
+      <w:pPr>
+        <w:pStyle w:val="BodyText"/>
+      </w:pPr>
+      <w:r>
+        <w:t xml:space="preserve">calendar</w:t>
+      </w:r>
+      <w:r>
+        <w:t xml:space="preserve"> </w:t>
+      </w:r>
+      <w:r>
+        <w:rPr>
+          <w:b/>
+        </w:rPr>
+        <w:t xml:space="preserve">Juni 2010</w:t>
+      </w:r>
+    </w:p>
+    <w:p>
+      <w:pPr>
+        <w:pStyle w:val="BodyText"/>
+      </w:pPr>
+      <w:r>
+        <w:t xml:space="preserve">Ziel dieser Veranstaltung rund um das Thema „Innovationen in der Cloud“, war die interdisziplinäre Vernetzung von Experten aus der IT, Marketing und anderen Bereichen zwecks Entwicklung neuer Business Chancen. Im Rahmen zweier Vortragsreihen konnten die Teilnehmer sich bzgl. neuer Technologien (Cloud, Software as a Service) und auch Business Chancen austauschen. Im sog. "Code Camp" fanden sich dann Teilteams zusammen, die bestimmte Themen exemplarisch und prototypenhaft realisieren.</w:t>
+      </w:r>
+      <w:r>
+        <w:t xml:space="preserve"> </w:t>
+      </w:r>
+      <w:r>
+        <w:t xml:space="preserve">Konkret wurden dabei Lösungen rund im Cloud Storage, Gaming sowie Social Media diskutiert und Prototypenhaft auf Basis von Amazon Cloud Services umgesetzt.</w:t>
+      </w:r>
+    </w:p>
+    <w:p>
+      <w:pPr>
+        <w:pStyle w:val="BodyText"/>
+      </w:pPr>
+      <w:r>
+        <w:t xml:space="preserve">Meine Aufgaben im Projekt:</w:t>
+      </w:r>
+    </w:p>
+    <w:p>
+      <w:pPr>
+        <w:numPr>
+          <w:numId w:val="1019"/>
+          <w:ilvl w:val="0"/>
+        </w:numPr>
+      </w:pPr>
+      <w:r>
+        <w:t xml:space="preserve">Planung der Veranstaltung</w:t>
+      </w:r>
+    </w:p>
+    <w:p>
+      <w:pPr>
+        <w:numPr>
+          <w:numId w:val="1019"/>
+          <w:ilvl w:val="0"/>
+        </w:numPr>
+      </w:pPr>
+      <w:r>
+        <w:t xml:space="preserve">Grobentwurf der Agenda</w:t>
+      </w:r>
+    </w:p>
+    <w:p>
+      <w:pPr>
+        <w:numPr>
+          <w:numId w:val="1019"/>
+          <w:ilvl w:val="0"/>
+        </w:numPr>
+      </w:pPr>
+      <w:r>
+        <w:t xml:space="preserve">Motivation der Vortragenden</w:t>
+      </w:r>
+    </w:p>
+    <w:p>
+      <w:pPr>
+        <w:numPr>
+          <w:numId w:val="1019"/>
+          <w:ilvl w:val="0"/>
+        </w:numPr>
+      </w:pPr>
+      <w:r>
+        <w:t xml:space="preserve">Eigene techn. Vorträge (AWS, Cloud Computing)</w:t>
+      </w:r>
+    </w:p>
+    <w:p>
+      <w:pPr>
+        <w:pStyle w:val="Heading3"/>
+      </w:pPr>
+      <w:bookmarkStart w:id="66" w:name="_projekt_konzernperson_commerzbank"/>
+      <w:r>
+        <w:t xml:space="preserve">Projekt Konzernperson, Commerzbank</w:t>
+      </w:r>
+      <w:bookmarkEnd w:id="66"/>
+    </w:p>
+    <w:p>
+      <w:pPr>
+        <w:pStyle w:val="FirstParagraph"/>
+      </w:pPr>
+      <w:r>
+        <w:t xml:space="preserve">Technical Architect, Entwickler</w:t>
+      </w:r>
+    </w:p>
+    <w:p>
+      <w:pPr>
+        <w:pStyle w:val="BodyText"/>
+      </w:pPr>
+      <w:r>
+        <w:t xml:space="preserve">calendar</w:t>
+      </w:r>
+      <w:r>
+        <w:t xml:space="preserve"> </w:t>
+      </w:r>
+      <w:r>
+        <w:rPr>
+          <w:b/>
+        </w:rPr>
+        <w:t xml:space="preserve">August 2009 - Juli 2010</w:t>
+      </w:r>
+    </w:p>
+    <w:p>
+      <w:pPr>
+        <w:pStyle w:val="BodyText"/>
+      </w:pPr>
+      <w:r>
+        <w:t xml:space="preserve">Im Zuge der Migration zweier Großbanken wurden die konzernweiten Kundenstammdaten konsolidiert. Ziel des Teilprojektes war die Implementierung einer Service Integrationsschicht als Einstiegspunkt verschiedener Banksysteme in diese konsolidierte Stammdatenverwaltung. Als Basis für das Kernsystem wurde eine Standardkomponente der Firma IBM gewählt, die auf die Kundenbedürfnisse angepasst werden musste. Zur zeitlichen Entkopplung der Entwicklung der Integrationsschicht vom Entwicklungsstand des IBM Kernsystems wurde eine Simulationsumgebung geschaffen. Diese Simulation diente den zu entwickelnden Komponenten als temporäre Zugriffsumgebung für Services, die von echten Kernsystemen noch nicht fertig entwickelt worden waren, inkl. der notwendigen Persistenzschicht.</w:t>
+      </w:r>
+    </w:p>
+    <w:p>
+      <w:pPr>
+        <w:pStyle w:val="BodyText"/>
+      </w:pPr>
+      <w:r>
+        <w:t xml:space="preserve">Meine Aufgaben im Projekt:</w:t>
+      </w:r>
+    </w:p>
+    <w:p>
+      <w:pPr>
+        <w:numPr>
+          <w:numId w:val="1020"/>
+          <w:ilvl w:val="0"/>
+        </w:numPr>
+      </w:pPr>
+      <w:r>
+        <w:t xml:space="preserve">Technical Architect, Design des Simulationskerns</w:t>
+      </w:r>
+    </w:p>
+    <w:p>
+      <w:pPr>
+        <w:numPr>
+          <w:numId w:val="1020"/>
+          <w:ilvl w:val="0"/>
+        </w:numPr>
+      </w:pPr>
+      <w:r>
+        <w:t xml:space="preserve">Implementierung des Simulators</w:t>
+      </w:r>
+    </w:p>
+    <w:p>
+      <w:pPr>
+        <w:numPr>
+          <w:numId w:val="1020"/>
+          <w:ilvl w:val="0"/>
+        </w:numPr>
+      </w:pPr>
+      <w:r>
+        <w:t xml:space="preserve">Coaching der internen Mitarbeiter</w:t>
+      </w:r>
+    </w:p>
+    <w:p>
+      <w:pPr>
+        <w:numPr>
+          <w:numId w:val="1020"/>
+          <w:ilvl w:val="0"/>
+        </w:numPr>
+      </w:pPr>
+      <w:r>
+        <w:t xml:space="preserve">Entwurf einer Domain Specific Language DSL (auf Basis Groovy)</w:t>
+      </w:r>
+    </w:p>
+    <w:p>
+      <w:pPr>
+        <w:numPr>
+          <w:numId w:val="1020"/>
+          <w:ilvl w:val="0"/>
+        </w:numPr>
+      </w:pPr>
+      <w:r>
+        <w:t xml:space="preserve">Integration der Simulation mit den beteiligten Klientensystemen</w:t>
+      </w:r>
+    </w:p>
+    <w:p>
+      <w:pPr>
+        <w:pStyle w:val="FirstParagraph"/>
+      </w:pPr>
+      <w:r>
+        <w:rPr>
+          <w:b/>
+        </w:rPr>
+        <w:t xml:space="preserve">Im Projekt eingesetzte Technologien:</w:t>
+      </w:r>
+    </w:p>
+    <w:tbl>
+      <w:tblPr>
+        <w:tblStyle w:val="Table"/>
+        <w:tblW w:type="pct" w:w="5000.0"/>
+        <w:tblLook w:firstRow="0"/>
+      </w:tblPr>
+      <w:tblGrid>
+        <w:gridCol w:w="2639"/>
+        <w:gridCol w:w="2639"/>
+        <w:gridCol w:w="2640"/>
+      </w:tblGrid>
+      <w:tr>
+        <w:tc>
+          <w:p>
+            <w:pPr>
+              <w:jc w:val="left"/>
+            </w:pPr>
+            <w:r>
+              <w:t xml:space="preserve">Technologie / Frameworks</w:t>
+            </w:r>
+          </w:p>
+        </w:tc>
+        <w:tc>
+          <w:p>
+            <w:pPr>
+              <w:jc w:val="left"/>
+            </w:pPr>
+            <w:r>
+              <w:t xml:space="preserve">Tools</w:t>
+            </w:r>
+          </w:p>
+        </w:tc>
+        <w:tc>
+          <w:p>
+            <w:pPr>
+              <w:jc w:val="left"/>
+            </w:pPr>
+            <w:r>
+              <w:t xml:space="preserve">OS</w:t>
+            </w:r>
+          </w:p>
+        </w:tc>
+      </w:tr>
+      <w:tr>
+        <w:tc>
+          <w:p>
+            <w:pPr>
+              <w:jc w:val="left"/>
+            </w:pPr>
+            <w:r>
+              <w:t xml:space="preserve">Java, Spring, Hibernate, Groovy, db4o (Object Datenbank, deprecated)</w:t>
+            </w:r>
+          </w:p>
+        </w:tc>
+        <w:tc>
+          <w:p>
+            <w:pPr>
+              <w:jc w:val="left"/>
+            </w:pPr>
+            <w:r>
+              <w:t xml:space="preserve">Code Generierung OWA, WebSphere App Server</w:t>
+            </w:r>
+          </w:p>
+        </w:tc>
+        <w:tc>
+          <w:p>
+            <w:pPr>
+              <w:jc w:val="left"/>
+            </w:pPr>
+            <w:r>
+              <w:t xml:space="preserve">Linux, Windows</w:t>
+            </w:r>
+          </w:p>
+        </w:tc>
+      </w:tr>
+    </w:tbl>
+    <w:p>
+      <w:pPr>
+        <w:pStyle w:val="Heading3"/>
+      </w:pPr>
+      <w:bookmarkStart w:id="67" w:name="_schulung_interner_mitarbeiter_commerzbank"/>
+      <w:r>
+        <w:t xml:space="preserve">Schulung interner Mitarbeiter, Commerzbank</w:t>
+      </w:r>
+      <w:bookmarkEnd w:id="67"/>
+    </w:p>
+    <w:p>
+      <w:pPr>
+        <w:pStyle w:val="FirstParagraph"/>
+      </w:pPr>
+      <w:r>
+        <w:t xml:space="preserve">Trainer, Datenzugriff mit Hibernate</w:t>
+      </w:r>
+    </w:p>
+    <w:p>
+      <w:pPr>
+        <w:pStyle w:val="BodyText"/>
+      </w:pPr>
+      <w:r>
+        <w:t xml:space="preserve">calendar</w:t>
+      </w:r>
+      <w:r>
+        <w:t xml:space="preserve"> </w:t>
+      </w:r>
+      <w:r>
+        <w:rPr>
+          <w:b/>
+        </w:rPr>
+        <w:t xml:space="preserve">September 2009 - Ende 2010</w:t>
+      </w:r>
+    </w:p>
+    <w:p>
+      <w:pPr>
+        <w:pStyle w:val="BodyText"/>
+      </w:pPr>
+      <w:r>
+        <w:t xml:space="preserve">Im Rahmen eines bankinternen Curriculums wurde eine 3-tägige Schulung zum Thema "Datenzugriff mit Hibernate" aufgesetzt und in regelmäßigen Abständen über das Jahr 2010 hinweg innerhalb der Bank gehalten.</w:t>
+      </w:r>
+      <w:r>
+        <w:t xml:space="preserve"> </w:t>
+      </w:r>
+      <w:r>
+        <w:t xml:space="preserve">Neben einer kompletten, praxisnahen Einführung in Hibernate und Spring, wurde besonders auf die Verwendung der genannten Technologien innerhalb eines Standardframeworks der Bank eingegangen.</w:t>
+      </w:r>
+    </w:p>
+    <w:p>
+      <w:pPr>
+        <w:pStyle w:val="BodyText"/>
+      </w:pPr>
+      <w:r>
+        <w:t xml:space="preserve">Meine Aufgaben im Projekt:</w:t>
+      </w:r>
+    </w:p>
+    <w:p>
+      <w:pPr>
+        <w:numPr>
+          <w:numId w:val="1021"/>
+          <w:ilvl w:val="0"/>
+        </w:numPr>
+      </w:pPr>
+      <w:r>
+        <w:t xml:space="preserve">Ausarbeitung der Trainingsunterlagen</w:t>
+      </w:r>
+    </w:p>
+    <w:p>
+      <w:pPr>
+        <w:numPr>
+          <w:numId w:val="1021"/>
+          <w:ilvl w:val="0"/>
+        </w:numPr>
+      </w:pPr>
+      <w:r>
+        <w:t xml:space="preserve">Ausarbeitung der Übungsaufgaben</w:t>
+      </w:r>
+    </w:p>
+    <w:p>
+      <w:pPr>
+        <w:numPr>
+          <w:numId w:val="1021"/>
+          <w:ilvl w:val="0"/>
+        </w:numPr>
+      </w:pPr>
+      <w:r>
+        <w:t xml:space="preserve">Durchführung der Schulung</w:t>
+      </w:r>
+    </w:p>
+    <w:p>
+      <w:pPr>
+        <w:pStyle w:val="FirstParagraph"/>
+      </w:pPr>
+      <w:r>
+        <w:rPr>
+          <w:b/>
+        </w:rPr>
+        <w:t xml:space="preserve">Im Projekt eingesetzte Technologien:</w:t>
+      </w:r>
+    </w:p>
+    <w:tbl>
+      <w:tblPr>
+        <w:tblStyle w:val="Table"/>
+        <w:tblW w:type="pct" w:w="5000.0"/>
+        <w:tblLook w:firstRow="0"/>
+      </w:tblPr>
+      <w:tblGrid>
+        <w:gridCol w:w="2639"/>
+        <w:gridCol w:w="2639"/>
+        <w:gridCol w:w="2640"/>
+      </w:tblGrid>
+      <w:tr>
+        <w:tc>
+          <w:p>
+            <w:pPr>
+              <w:jc w:val="left"/>
+            </w:pPr>
+            <w:r>
+              <w:t xml:space="preserve">Technologie / Frameworks</w:t>
+            </w:r>
+          </w:p>
+        </w:tc>
+        <w:tc>
+          <w:p>
+            <w:pPr>
+              <w:jc w:val="left"/>
+            </w:pPr>
+            <w:r>
+              <w:t xml:space="preserve">Tools</w:t>
+            </w:r>
+          </w:p>
+        </w:tc>
+        <w:tc>
+          <w:p>
+            <w:pPr>
+              <w:jc w:val="left"/>
+            </w:pPr>
+            <w:r>
+              <w:t xml:space="preserve">OS</w:t>
+            </w:r>
+          </w:p>
+        </w:tc>
+      </w:tr>
+      <w:tr>
+        <w:tc>
+          <w:p>
+            <w:pPr>
+              <w:jc w:val="left"/>
+            </w:pPr>
+            <w:r>
+              <w:t xml:space="preserve">Java, Spring, Hibernate</w:t>
+            </w:r>
+          </w:p>
+        </w:tc>
+        <w:tc>
+          <w:p>
+            <w:pPr>
+              <w:jc w:val="left"/>
+            </w:pPr>
+            <w:r>
+              <w:t xml:space="preserve">FRAME Commerzbank Framework,</w:t>
+            </w:r>
+            <w:r>
+              <w:t xml:space="preserve"> </w:t>
+            </w:r>
+            <w:hyperlink r:id="rId68">
+              <w:r>
+                <w:rPr>
+                  <w:rStyle w:val="Hyperlink"/>
+                </w:rPr>
+                <w:t xml:space="preserve">Open Architecture Ware</w:t>
+              </w:r>
+            </w:hyperlink>
+          </w:p>
+        </w:tc>
+        <w:tc>
+          <w:p>
+            <w:pPr>
+              <w:jc w:val="left"/>
+            </w:pPr>
+            <w:r>
+              <w:t xml:space="preserve">Linux, Windows</w:t>
+            </w:r>
+          </w:p>
+        </w:tc>
+      </w:tr>
+    </w:tbl>
+    <w:p>
+      <w:pPr>
+        <w:pStyle w:val="Heading3"/>
+      </w:pPr>
+      <w:bookmarkStart w:id="69" w:name="_entwicklung_einer_social_casino_app_ios_und_android"/>
+      <w:r>
+        <w:t xml:space="preserve">Entwicklung einer Social Casino App iOS und Android</w:t>
+      </w:r>
+      <w:bookmarkEnd w:id="69"/>
+    </w:p>
+    <w:p>
+      <w:pPr>
+        <w:pStyle w:val="FirstParagraph"/>
+      </w:pPr>
+      <w:r>
+        <w:t xml:space="preserve">Entwickler der Spinarena.net Mobile App für Android und iOS.</w:t>
+      </w:r>
+    </w:p>
+    <w:p>
+      <w:pPr>
+        <w:pStyle w:val="BodyText"/>
+      </w:pPr>
+      <w:r>
+        <w:t xml:space="preserve">calendar</w:t>
+      </w:r>
+      <w:r>
+        <w:t xml:space="preserve"> </w:t>
+      </w:r>
+      <w:r>
+        <w:rPr>
+          <w:b/>
+        </w:rPr>
+        <w:t xml:space="preserve">Januar 2020 bis heute</w:t>
+      </w:r>
+    </w:p>
+    <w:p>
+      <w:pPr>
+        <w:pStyle w:val="BodyText"/>
+      </w:pPr>
+      <w:r>
+        <w:t xml:space="preserve">Ab 2018-2019 kamen Themen rund um mobile App Entwicklung hinzu. Hierbei habe ich den Fokus darauf gelegt, Apps mit möglichst einer einzigen Codebasis</w:t>
+      </w:r>
+      <w:r>
+        <w:t xml:space="preserve"> </w:t>
+      </w:r>
+      <w:r>
+        <w:t xml:space="preserve">zu erstellen. Hier setze ich mittlerweile stark auf</w:t>
+      </w:r>
+      <w:r>
+        <w:t xml:space="preserve"> </w:t>
+      </w:r>
+      <w:hyperlink r:id="rId28">
+        <w:r>
+          <w:rPr>
+            <w:rStyle w:val="Hyperlink"/>
+          </w:rPr>
+          <w:t xml:space="preserve">Flutter</w:t>
+        </w:r>
+      </w:hyperlink>
+      <w:r>
+        <w:t xml:space="preserve"> </w:t>
+      </w:r>
+      <w:r>
+        <w:t xml:space="preserve">als Cross Plattform Umgebung. Neben von mir erstellten nicht-öffentlichen Apps ist eine App mittlerweile</w:t>
+      </w:r>
+      <w:r>
+        <w:t xml:space="preserve"> </w:t>
+      </w:r>
+      <w:r>
+        <w:t xml:space="preserve">auch produktiv erreichbar</w:t>
+      </w:r>
+      <w:r>
+        <w:t xml:space="preserve"> </w:t>
+      </w:r>
+      <w:hyperlink r:id="rId70">
+        <w:r>
+          <w:rPr>
+            <w:rStyle w:val="Hyperlink"/>
+          </w:rPr>
+          <w:t xml:space="preserve">App</w:t>
+        </w:r>
+      </w:hyperlink>
+      <w:r>
+        <w:t xml:space="preserve">.</w:t>
+      </w:r>
+    </w:p>
+    <w:p>
+      <w:pPr>
+        <w:pStyle w:val="BodyText"/>
+      </w:pPr>
+      <w:r>
+        <w:t xml:space="preserve">Geplant war die Herstellung einer social Casino App mit dem Ziel, ambitionierten Slot Spielern</w:t>
+      </w:r>
+      <w:r>
+        <w:t xml:space="preserve"> </w:t>
+      </w:r>
+      <w:r>
+        <w:t xml:space="preserve">Zugriff auf Spiele der meisten relevanten Slot Hersteller in einer App zu ermöglichen.</w:t>
+      </w:r>
+    </w:p>
+    <w:p>
+      <w:pPr>
+        <w:pStyle w:val="BodyText"/>
+      </w:pPr>
+      <w:r>
+        <w:t xml:space="preserve">Dazu wurden bisher knapp 20 Slot Hersteller an die App angebunden. Spieler sind in der Lage</w:t>
+      </w:r>
+      <w:r>
+        <w:t xml:space="preserve"> </w:t>
+      </w:r>
+      <w:r>
+        <w:t xml:space="preserve">in der App nach ihren Kriterien Slots auszusuchen und diese dann mit virtuellen Münzen spielen.</w:t>
+      </w:r>
+    </w:p>
+    <w:p>
+      <w:pPr>
+        <w:pStyle w:val="BodyText"/>
+      </w:pPr>
+      <w:r>
+        <w:t xml:space="preserve">Da die Anwendung für IOS und Android zur Verfügung stehen soll wurde auf Flutter zurückgegriffen.</w:t>
+      </w:r>
+      <w:r>
+        <w:t xml:space="preserve"> </w:t>
+      </w:r>
+      <w:r>
+        <w:t xml:space="preserve">Flutter ermöglicht die Entwicklung von Cross Platftform Anwendungen und liegt mittlerweile in der Version 2.2 vor.</w:t>
+      </w:r>
+    </w:p>
+    <w:p>
+      <w:pPr>
+        <w:pStyle w:val="BodyText"/>
+      </w:pPr>
+      <w:r>
+        <w:t xml:space="preserve">Die App ist sowohl im</w:t>
+      </w:r>
+      <w:r>
+        <w:t xml:space="preserve"> </w:t>
+      </w:r>
+      <w:hyperlink r:id="rId71">
+        <w:r>
+          <w:rPr>
+            <w:rStyle w:val="Hyperlink"/>
+          </w:rPr>
+          <w:t xml:space="preserve">Web</w:t>
+        </w:r>
+      </w:hyperlink>
+      <w:r>
+        <w:t xml:space="preserve"> </w:t>
+      </w:r>
+      <w:r>
+        <w:t xml:space="preserve">als auch als</w:t>
+      </w:r>
+      <w:r>
+        <w:t xml:space="preserve"> </w:t>
+      </w:r>
+      <w:hyperlink r:id="rId70">
+        <w:r>
+          <w:rPr>
+            <w:rStyle w:val="Hyperlink"/>
+          </w:rPr>
+          <w:t xml:space="preserve">App</w:t>
+        </w:r>
+      </w:hyperlink>
+      <w:r>
+        <w:t xml:space="preserve"> </w:t>
+      </w:r>
+      <w:r>
+        <w:t xml:space="preserve">produktiv und wird aktiv weiter entwickelt.</w:t>
+      </w:r>
+    </w:p>
+    <w:p>
+      <w:pPr>
+        <w:pStyle w:val="BodyText"/>
+      </w:pPr>
+      <w:r>
+        <w:t xml:space="preserve">Herausforderungen der Plattform</w:t>
+      </w:r>
+    </w:p>
+    <w:p>
+      <w:pPr>
+        <w:numPr>
+          <w:numId w:val="1022"/>
+          <w:ilvl w:val="0"/>
+        </w:numPr>
+      </w:pPr>
+      <w:r>
+        <w:t xml:space="preserve">Cross Plattform Entwicklung mit 1-2 Entwicklern und einer Codebasis für alle Platformen</w:t>
+      </w:r>
+    </w:p>
+    <w:p>
+      <w:pPr>
+        <w:numPr>
+          <w:numId w:val="1022"/>
+          <w:ilvl w:val="0"/>
+        </w:numPr>
+      </w:pPr>
+      <w:r>
+        <w:t xml:space="preserve">Unterschiedlichste Slot Anbieter mit verschiedensten Technologien</w:t>
+      </w:r>
+    </w:p>
+    <w:p>
+      <w:pPr>
+        <w:numPr>
+          <w:numId w:val="1022"/>
+          <w:ilvl w:val="0"/>
+        </w:numPr>
+      </w:pPr>
+      <w:r>
+        <w:t xml:space="preserve">Ansprechendes Gamedesing und Benutzerführung</w:t>
+      </w:r>
+    </w:p>
+    <w:p>
+      <w:pPr>
+        <w:pStyle w:val="FirstParagraph"/>
+      </w:pPr>
+      <w:r>
+        <w:rPr>
+          <w:b/>
+        </w:rPr>
+        <w:t xml:space="preserve">Meine Aufgaben im Projekt:</w:t>
+      </w:r>
+    </w:p>
+    <w:p>
+      <w:pPr>
+        <w:numPr>
+          <w:numId w:val="1023"/>
+          <w:ilvl w:val="0"/>
+        </w:numPr>
+      </w:pPr>
+      <w:r>
+        <w:t xml:space="preserve">Solution Design App und Backend</w:t>
+      </w:r>
+    </w:p>
+    <w:p>
+      <w:pPr>
+        <w:numPr>
+          <w:numId w:val="1023"/>
+          <w:ilvl w:val="0"/>
+        </w:numPr>
+      </w:pPr>
+      <w:r>
+        <w:t xml:space="preserve">Implementierung der Backendanbindung (Ously Backend, Firebase, Adjust, CustomerIO)</w:t>
+      </w:r>
+    </w:p>
+    <w:p>
+      <w:pPr>
+        <w:numPr>
+          <w:numId w:val="1023"/>
+          <w:ilvl w:val="0"/>
+        </w:numPr>
+      </w:pPr>
+      <w:r>
+        <w:t xml:space="preserve">Implementierung der gesamten App Logik inkl. Layout, Animationen, etc.</w:t>
       </w:r>
     </w:p>
     <w:p>
@@ -4297,7 +5845,7 @@
               <w:jc w:val="left"/>
             </w:pPr>
             <w:r>
-              <w:t xml:space="preserve">Datenbank</w:t>
+              <w:t xml:space="preserve">Databases</w:t>
             </w:r>
           </w:p>
         </w:tc>
@@ -4318,1595 +5866,47 @@
             <w:pPr>
               <w:jc w:val="left"/>
             </w:pPr>
-            <w:r>
-              <w:t xml:space="preserve">Java, JMS</w:t>
-            </w:r>
-          </w:p>
-        </w:tc>
-        <w:tc>
-          <w:p>
-            <w:pPr>
-              <w:jc w:val="left"/>
-            </w:pPr>
-            <w:r>
-              <w:t xml:space="preserve">Eclipse,</w:t>
-            </w:r>
-            <w:r>
-              <w:t xml:space="preserve"> </w:t>
-            </w:r>
-            <w:hyperlink r:id="rId58">
+            <w:hyperlink r:id="rId28">
               <w:r>
                 <w:rPr>
                   <w:rStyle w:val="Hyperlink"/>
                   <w:b/>
                 </w:rPr>
-                <w:t xml:space="preserve">GigaSpaces™</w:t>
+                <w:t xml:space="preserve">Flutter</w:t>
               </w:r>
             </w:hyperlink>
             <w:r>
-              <w:t xml:space="preserve">, Google Web Toolkit (GWT)</w:t>
-            </w:r>
-          </w:p>
-        </w:tc>
-        <w:tc>
-          <w:p>
-            <w:pPr>
-              <w:jc w:val="left"/>
-            </w:pPr>
-            <w:r>
-              <w:t xml:space="preserve">Sybase, Oracle</w:t>
-            </w:r>
-          </w:p>
-        </w:tc>
-        <w:tc>
-          <w:p>
-            <w:pPr>
-              <w:jc w:val="left"/>
-            </w:pPr>
-            <w:r>
-              <w:t xml:space="preserve">Linux, Windows</w:t>
-            </w:r>
-          </w:p>
-        </w:tc>
-      </w:tr>
-    </w:tbl>
-    <w:p>
-      <w:pPr>
-        <w:pStyle w:val="Heading3"/>
-      </w:pPr>
-      <w:bookmarkStart w:id="59" w:name="_sepa_dauerauftrag_online_banking_der_sparkassen"/>
-      <w:r>
-        <w:t xml:space="preserve">SEPA Dauerauftrag, Online Banking der Sparkassen</w:t>
-      </w:r>
-      <w:bookmarkEnd w:id="59"/>
-    </w:p>
-    <w:p>
-      <w:pPr>
-        <w:pStyle w:val="FirstParagraph"/>
-      </w:pPr>
-      <w:r>
-        <w:t xml:space="preserve">Technical Architect, Workflow Entwickler</w:t>
-      </w:r>
-    </w:p>
-    <w:p>
-      <w:pPr>
-        <w:pStyle w:val="BodyText"/>
-      </w:pPr>
-      <w:r>
-        <w:t xml:space="preserve">calendar</w:t>
-      </w:r>
-      <w:r>
-        <w:t xml:space="preserve"> </w:t>
-      </w:r>
-      <w:r>
-        <w:rPr>
-          <w:b/>
-        </w:rPr>
-        <w:t xml:space="preserve">März 2013 - April 2013</w:t>
-      </w:r>
-    </w:p>
-    <w:p>
-      <w:pPr>
-        <w:pStyle w:val="BodyText"/>
-      </w:pPr>
-      <w:r>
-        <w:t xml:space="preserve">Erweiterung der bestehenden Anwendung „Dauerauftrag“ im Rahmen einer „Quick Win“ Realisierung um terminierte Änderungen. Dieses Thema wurde innerhalb der noch verfügbaren 3 Wochen vor Produktion des neuen Releases umgesetzt und in Produktion genommen.</w:t>
-      </w:r>
-    </w:p>
-    <w:p>
-      <w:pPr>
-        <w:pStyle w:val="BodyText"/>
-      </w:pPr>
-      <w:r>
-        <w:t xml:space="preserve">Aufgrund der Einführung des SEPA Zahlungsraums 2014, werden bestehende Geschäftsvorfälle im Online Banking auf die neuen Verfahren umgestellt. Dazu wurde in diesem Projekt der Inlandszahlungsverkehr Dauerauftrag durch den neuen SEPA Dauerauftrag erweitert.</w:t>
-      </w:r>
-      <w:r>
-        <w:t xml:space="preserve"> </w:t>
-      </w:r>
-      <w:r>
-        <w:t xml:space="preserve">Alle Geschäftsvorfälle für den SEPA Dauerauftrag werden im neuen Framework der F-I umgesetz</w:t>
-      </w:r>
-    </w:p>
-    <w:p>
-      <w:pPr>
-        <w:pStyle w:val="BodyText"/>
-      </w:pPr>
-      <w:r>
-        <w:rPr>
-          <w:b/>
-        </w:rPr>
-        <w:t xml:space="preserve">Meine Aufgaben im Projekt:</w:t>
-      </w:r>
-    </w:p>
-    <w:p>
-      <w:pPr>
-        <w:numPr>
-          <w:numId w:val="1016"/>
-          <w:ilvl w:val="0"/>
-        </w:numPr>
-      </w:pPr>
-      <w:r>
-        <w:t xml:space="preserve">Entwickler einzelner Workflow (Konzept im Online Banking Framwork der Sparkassen)</w:t>
-      </w:r>
-    </w:p>
-    <w:p>
-      <w:pPr>
-        <w:numPr>
-          <w:numId w:val="1016"/>
-          <w:ilvl w:val="0"/>
-        </w:numPr>
-      </w:pPr>
-      <w:r>
-        <w:t xml:space="preserve">Koordination mit Backend Entwicklern bzgl. Fachspezifikation</w:t>
-      </w:r>
-    </w:p>
-    <w:p>
-      <w:pPr>
-        <w:numPr>
-          <w:numId w:val="1016"/>
-          <w:ilvl w:val="0"/>
-        </w:numPr>
-      </w:pPr>
-      <w:r>
-        <w:t xml:space="preserve">Implementierung Frontend Oberflächen</w:t>
-      </w:r>
-    </w:p>
-    <w:p>
-      <w:pPr>
-        <w:numPr>
-          <w:numId w:val="1016"/>
-          <w:ilvl w:val="0"/>
-        </w:numPr>
-      </w:pPr>
-      <w:r>
-        <w:t xml:space="preserve">Anbindung Host Prozesse CICS / PMS</w:t>
-      </w:r>
-    </w:p>
-    <w:p>
-      <w:pPr>
-        <w:pStyle w:val="FirstParagraph"/>
-      </w:pPr>
-      <w:r>
-        <w:rPr>
-          <w:b/>
-        </w:rPr>
-        <w:t xml:space="preserve">Im Projekt eingesetzte Technologien:</w:t>
-      </w:r>
-    </w:p>
-    <w:tbl>
-      <w:tblPr>
-        <w:tblStyle w:val="Table"/>
-        <w:tblW w:type="pct" w:w="5000.0"/>
-        <w:tblLook w:firstRow="0"/>
-      </w:tblPr>
-      <w:tblGrid>
-        <w:gridCol w:w="2639"/>
-        <w:gridCol w:w="2639"/>
-        <w:gridCol w:w="2640"/>
-      </w:tblGrid>
-      <w:tr>
-        <w:tc>
-          <w:p>
-            <w:pPr>
-              <w:jc w:val="left"/>
-            </w:pPr>
-            <w:r>
-              <w:t xml:space="preserve">Technologie / Frameworks</w:t>
-            </w:r>
-          </w:p>
-        </w:tc>
-        <w:tc>
-          <w:p>
-            <w:pPr>
-              <w:jc w:val="left"/>
-            </w:pPr>
-            <w:r>
-              <w:t xml:space="preserve">Tools</w:t>
-            </w:r>
-          </w:p>
-        </w:tc>
-        <w:tc>
-          <w:p>
-            <w:pPr>
-              <w:jc w:val="left"/>
-            </w:pPr>
-            <w:r>
-              <w:t xml:space="preserve">OS</w:t>
-            </w:r>
-          </w:p>
-        </w:tc>
-      </w:tr>
-      <w:tr>
-        <w:tc>
-          <w:p>
-            <w:pPr>
-              <w:jc w:val="left"/>
-            </w:pPr>
-            <w:r>
-              <w:t xml:space="preserve">FI Framework (Struts, Workflow Engine, Spring), JSP, HBCI, FinTS</w:t>
-            </w:r>
-          </w:p>
-        </w:tc>
-        <w:tc>
-          <w:p>
-            <w:pPr>
-              <w:jc w:val="left"/>
-            </w:pPr>
-            <w:r>
-              <w:t xml:space="preserve">Eclipse</w:t>
-            </w:r>
-          </w:p>
-        </w:tc>
-        <w:tc>
-          <w:p>
-            <w:pPr>
-              <w:jc w:val="left"/>
-            </w:pPr>
-            <w:r>
-              <w:t xml:space="preserve">Windows, PMS</w:t>
-            </w:r>
-          </w:p>
-        </w:tc>
-      </w:tr>
-    </w:tbl>
-    <w:p>
-      <w:pPr>
-        <w:pStyle w:val="Heading3"/>
-      </w:pPr>
-      <w:bookmarkStart w:id="60" w:name="_kontowecker_internetfiliale_online_banking_der_sparkassen"/>
-      <w:r>
-        <w:t xml:space="preserve">Kontowecker Internetfiliale, Online Banking der Sparkassen</w:t>
-      </w:r>
-      <w:bookmarkEnd w:id="60"/>
-    </w:p>
-    <w:p>
-      <w:pPr>
-        <w:pStyle w:val="FirstParagraph"/>
-      </w:pPr>
-      <w:r>
-        <w:t xml:space="preserve">Technical Architect, Workflow Entwickler</w:t>
-      </w:r>
-    </w:p>
-    <w:p>
-      <w:pPr>
-        <w:pStyle w:val="BodyText"/>
-      </w:pPr>
-      <w:r>
-        <w:t xml:space="preserve">calendar</w:t>
-      </w:r>
-      <w:r>
-        <w:t xml:space="preserve"> </w:t>
-      </w:r>
-      <w:r>
-        <w:rPr>
-          <w:b/>
-        </w:rPr>
-        <w:t xml:space="preserve">August 2012 - März 2013</w:t>
-      </w:r>
-    </w:p>
-    <w:p>
-      <w:pPr>
-        <w:pStyle w:val="BodyText"/>
-      </w:pPr>
-      <w:r>
-        <w:t xml:space="preserve">Im Rahmen eines Werkvertrags wurde für das bestehende Internet Banking der Sparkassen ein neues Modul</w:t>
-      </w:r>
-      <w:r>
-        <w:t xml:space="preserve"> </w:t>
-      </w:r>
-      <w:r>
-        <w:rPr>
-          <w:i/>
-        </w:rPr>
-        <w:t xml:space="preserve">Kontowecker</w:t>
-      </w:r>
-      <w:r>
-        <w:t xml:space="preserve"> </w:t>
-      </w:r>
-      <w:r>
-        <w:t xml:space="preserve">implementiert. Über den</w:t>
-      </w:r>
-      <w:r>
-        <w:t xml:space="preserve"> </w:t>
-      </w:r>
-      <w:hyperlink r:id="rId61">
-        <w:r>
-          <w:rPr>
-            <w:rStyle w:val="Hyperlink"/>
-          </w:rPr>
-          <w:t xml:space="preserve">Kontowecker</w:t>
-        </w:r>
-      </w:hyperlink>
-      <w:r>
-        <w:t xml:space="preserve"> </w:t>
-      </w:r>
-      <w:r>
-        <w:t xml:space="preserve">können sich Kunden der Sparkassen automatisch Benachrichtigen lassen, sobald bestimmte Kontobewegungen im Banksystem erkannt werden.</w:t>
-      </w:r>
-      <w:r>
-        <w:t xml:space="preserve"> </w:t>
-      </w:r>
-      <w:r>
-        <w:t xml:space="preserve">Realisiert werden die notwendigen Anbindungen der mobilen Endgeräte an die Backend Systeme der Sparkassen</w:t>
-      </w:r>
-    </w:p>
-    <w:p>
-      <w:pPr>
-        <w:pStyle w:val="BodyText"/>
-      </w:pPr>
-      <w:r>
-        <w:rPr>
-          <w:b/>
-        </w:rPr>
-        <w:t xml:space="preserve">Meine Aufgaben im Projekt:</w:t>
-      </w:r>
-    </w:p>
-    <w:p>
-      <w:pPr>
-        <w:numPr>
-          <w:numId w:val="1017"/>
-          <w:ilvl w:val="0"/>
-        </w:numPr>
-      </w:pPr>
-      <w:r>
-        <w:t xml:space="preserve">Technical Architect / Web Service Infrastruktur</w:t>
-      </w:r>
-    </w:p>
-    <w:p>
-      <w:pPr>
-        <w:numPr>
-          <w:numId w:val="1017"/>
-          <w:ilvl w:val="0"/>
-        </w:numPr>
-      </w:pPr>
-      <w:r>
-        <w:t xml:space="preserve">Aufbau einer Web Service Infrastruktur / Integration in bestehendes Framework</w:t>
-      </w:r>
-    </w:p>
-    <w:p>
-      <w:pPr>
-        <w:numPr>
-          <w:numId w:val="1017"/>
-          <w:ilvl w:val="0"/>
-        </w:numPr>
-      </w:pPr>
-      <w:r>
-        <w:t xml:space="preserve">Code Generator für REST / JSON Web Services</w:t>
-      </w:r>
-    </w:p>
-    <w:p>
-      <w:pPr>
-        <w:numPr>
-          <w:numId w:val="1017"/>
-          <w:ilvl w:val="0"/>
-        </w:numPr>
-      </w:pPr>
-      <w:r>
-        <w:t xml:space="preserve">Anbindung an Nachrichtendienste (Push) Apple, Google, Microsoft</w:t>
-      </w:r>
-    </w:p>
-    <w:p>
-      <w:pPr>
-        <w:numPr>
-          <w:numId w:val="1017"/>
-          <w:ilvl w:val="0"/>
-        </w:numPr>
-      </w:pPr>
-      <w:r>
-        <w:t xml:space="preserve">Anbindung Host Prozesse CICS / PMS</w:t>
-      </w:r>
-    </w:p>
-    <w:p>
-      <w:pPr>
-        <w:pStyle w:val="FirstParagraph"/>
-      </w:pPr>
-      <w:r>
-        <w:rPr>
-          <w:b/>
-        </w:rPr>
-        <w:t xml:space="preserve">Im Projekt eingesetzte Technologien:</w:t>
-      </w:r>
-    </w:p>
-    <w:tbl>
-      <w:tblPr>
-        <w:tblStyle w:val="Table"/>
-        <w:tblW w:type="pct" w:w="5000.0"/>
-        <w:tblLook w:firstRow="0"/>
-      </w:tblPr>
-      <w:tblGrid>
-        <w:gridCol w:w="2639"/>
-        <w:gridCol w:w="2639"/>
-        <w:gridCol w:w="2640"/>
-      </w:tblGrid>
-      <w:tr>
-        <w:tc>
-          <w:p>
-            <w:pPr>
-              <w:jc w:val="left"/>
-            </w:pPr>
-            <w:r>
-              <w:t xml:space="preserve">Technologie / Frameworks</w:t>
-            </w:r>
-          </w:p>
-        </w:tc>
-        <w:tc>
-          <w:p>
-            <w:pPr>
-              <w:jc w:val="left"/>
-            </w:pPr>
-            <w:r>
-              <w:t xml:space="preserve">Tools</w:t>
-            </w:r>
-          </w:p>
-        </w:tc>
-        <w:tc>
-          <w:p>
-            <w:pPr>
-              <w:jc w:val="left"/>
-            </w:pPr>
-            <w:r>
-              <w:t xml:space="preserve">OS</w:t>
-            </w:r>
-          </w:p>
-        </w:tc>
-      </w:tr>
-      <w:tr>
-        <w:tc>
-          <w:p>
-            <w:pPr>
-              <w:jc w:val="left"/>
-            </w:pPr>
-            <w:r>
-              <w:t xml:space="preserve">FI Framework (Struts, Workflow Engine, Spring), JSP, HBCI, FinTS</w:t>
-            </w:r>
-          </w:p>
-        </w:tc>
-        <w:tc>
-          <w:p>
-            <w:pPr>
-              <w:jc w:val="left"/>
-            </w:pPr>
-            <w:r>
-              <w:t xml:space="preserve">Eclipse, Code Generator Templating</w:t>
-            </w:r>
-          </w:p>
-        </w:tc>
-        <w:tc>
-          <w:p>
-            <w:pPr>
-              <w:jc w:val="left"/>
-            </w:pPr>
-            <w:r>
-              <w:t xml:space="preserve">Windows, PMS</w:t>
-            </w:r>
-          </w:p>
-        </w:tc>
-      </w:tr>
-    </w:tbl>
-    <w:p>
-      <w:pPr>
-        <w:pStyle w:val="Heading3"/>
-      </w:pPr>
-      <w:bookmarkStart w:id="62" w:name="_risk_calculation_engine_deutsche_bank_risk_it"/>
-      <w:r>
-        <w:t xml:space="preserve">Risk Calculation Engine, Deutsche Bank, Risk IT</w:t>
-      </w:r>
-      <w:bookmarkEnd w:id="62"/>
-    </w:p>
-    <w:p>
-      <w:pPr>
-        <w:pStyle w:val="FirstParagraph"/>
-      </w:pPr>
-      <w:r>
-        <w:t xml:space="preserve">Technical Architect, Distrubted System Engineer</w:t>
-      </w:r>
-    </w:p>
-    <w:p>
-      <w:pPr>
-        <w:pStyle w:val="BodyText"/>
-      </w:pPr>
-      <w:r>
-        <w:t xml:space="preserve">calendar</w:t>
-      </w:r>
-      <w:r>
-        <w:t xml:space="preserve"> </w:t>
-      </w:r>
-      <w:r>
-        <w:rPr>
-          <w:b/>
-        </w:rPr>
-        <w:t xml:space="preserve">August 2011 - Juli 2012</w:t>
-      </w:r>
-    </w:p>
-    <w:p>
-      <w:pPr>
-        <w:pStyle w:val="BodyText"/>
-      </w:pPr>
-      <w:r>
-        <w:t xml:space="preserve">Die bestehende Exposure Simulation Engine wurde im Laufe des Projekts auf eine neue, Grid basierte Architektur gehoben. Besondere Herausforderungen dabei waren die hohen Anforderungen an die zu speichernden Datenmengen (ca. 1 TB / Tag) sowie die Antwortzeiten der darauf basierenden Prozesse.</w:t>
-      </w:r>
-      <w:r>
-        <w:t xml:space="preserve"> </w:t>
-      </w:r>
-      <w:r>
-        <w:t xml:space="preserve">Als Infrastruktur des Systems wurde daher ein verteilter Memory Cache</w:t>
-      </w:r>
-      <w:r>
-        <w:t xml:space="preserve"> </w:t>
-      </w:r>
-      <w:hyperlink r:id="rId63">
-        <w:r>
-          <w:rPr>
-            <w:rStyle w:val="Hyperlink"/>
-          </w:rPr>
-          <w:t xml:space="preserve">Hazelcast InMemory Computing</w:t>
-        </w:r>
-      </w:hyperlink>
-      <w:r>
-        <w:t xml:space="preserve"> </w:t>
-      </w:r>
-      <w:r>
-        <w:t xml:space="preserve">gewählt. Sowie zur Verteilung der eigentlichen Simulationen ein Map-Reduce Verfahren umgesetzt.</w:t>
-      </w:r>
-    </w:p>
-    <w:p>
-      <w:pPr>
-        <w:pStyle w:val="BodyText"/>
-      </w:pPr>
-      <w:r>
-        <w:t xml:space="preserve">Meine Aufgaben im Projekt:</w:t>
-      </w:r>
-    </w:p>
-    <w:p>
-      <w:pPr>
-        <w:numPr>
-          <w:numId w:val="1018"/>
-          <w:ilvl w:val="0"/>
-        </w:numPr>
-      </w:pPr>
-      <w:r>
-        <w:t xml:space="preserve">Technical Architect / Infrastructure</w:t>
-      </w:r>
-    </w:p>
-    <w:p>
-      <w:pPr>
-        <w:numPr>
-          <w:numId w:val="1018"/>
-          <w:ilvl w:val="0"/>
-        </w:numPr>
-      </w:pPr>
-      <w:r>
-        <w:t xml:space="preserve">Map Reduce Implementierung</w:t>
-      </w:r>
-    </w:p>
-    <w:p>
-      <w:pPr>
-        <w:numPr>
-          <w:numId w:val="1018"/>
-          <w:ilvl w:val="0"/>
-        </w:numPr>
-      </w:pPr>
-      <w:r>
-        <w:t xml:space="preserve">Integration der C++ Rechenkerne via</w:t>
-      </w:r>
-      <w:r>
-        <w:t xml:space="preserve"> </w:t>
-      </w:r>
-      <w:hyperlink r:id="rId64">
-        <w:r>
-          <w:rPr>
-            <w:rStyle w:val="Hyperlink"/>
-          </w:rPr>
-          <w:t xml:space="preserve">Hessian Binary Protocol</w:t>
-        </w:r>
-      </w:hyperlink>
-    </w:p>
-    <w:p>
-      <w:pPr>
-        <w:numPr>
-          <w:numId w:val="1018"/>
-          <w:ilvl w:val="0"/>
-        </w:numPr>
-      </w:pPr>
-      <w:r>
-        <w:t xml:space="preserve">Verantwortung des Teilprojekts „Framework“</w:t>
-      </w:r>
-    </w:p>
-    <w:p>
-      <w:pPr>
-        <w:pStyle w:val="FirstParagraph"/>
-      </w:pPr>
-      <w:r>
-        <w:rPr>
-          <w:b/>
-        </w:rPr>
-        <w:t xml:space="preserve">Im Projekt eingesetzte Technologien:</w:t>
-      </w:r>
-    </w:p>
-    <w:tbl>
-      <w:tblPr>
-        <w:tblStyle w:val="Table"/>
-        <w:tblW w:type="pct" w:w="5000.0"/>
-        <w:tblLook w:firstRow="0"/>
-      </w:tblPr>
-      <w:tblGrid>
-        <w:gridCol w:w="2639"/>
-        <w:gridCol w:w="2639"/>
-        <w:gridCol w:w="2640"/>
-      </w:tblGrid>
-      <w:tr>
-        <w:tc>
-          <w:p>
-            <w:pPr>
-              <w:jc w:val="left"/>
-            </w:pPr>
-            <w:r>
-              <w:t xml:space="preserve">Technologie / Frameworks</w:t>
-            </w:r>
-          </w:p>
-        </w:tc>
-        <w:tc>
-          <w:p>
-            <w:pPr>
-              <w:jc w:val="left"/>
-            </w:pPr>
-            <w:r>
-              <w:t xml:space="preserve">Tools</w:t>
-            </w:r>
-          </w:p>
-        </w:tc>
-        <w:tc>
-          <w:p>
-            <w:pPr>
-              <w:jc w:val="left"/>
-            </w:pPr>
-            <w:r>
-              <w:t xml:space="preserve">OS</w:t>
-            </w:r>
-          </w:p>
-        </w:tc>
-      </w:tr>
-      <w:tr>
-        <w:tc>
-          <w:p>
-            <w:pPr>
-              <w:jc w:val="left"/>
-            </w:pPr>
-            <w:hyperlink r:id="rId63">
-              <w:r>
-                <w:rPr>
-                  <w:rStyle w:val="Hyperlink"/>
-                </w:rPr>
-                <w:t xml:space="preserve">Hazelcast InMemory Computing</w:t>
-              </w:r>
-            </w:hyperlink>
-            <w:r>
-              <w:t xml:space="preserve">, JMS, Map-Reduce, C++, STL, JNI, Java</w:t>
-            </w:r>
-          </w:p>
-        </w:tc>
-        <w:tc>
-          <w:p>
-            <w:pPr>
-              <w:jc w:val="left"/>
-            </w:pPr>
-            <w:r>
-              <w:t xml:space="preserve">Eclipse</w:t>
-            </w:r>
-          </w:p>
-        </w:tc>
-        <w:tc>
-          <w:p>
-            <w:pPr>
-              <w:jc w:val="left"/>
-            </w:pPr>
-            <w:r>
-              <w:t xml:space="preserve">Linux, Windows</w:t>
-            </w:r>
-          </w:p>
-        </w:tc>
-      </w:tr>
-    </w:tbl>
-    <w:p>
-      <w:pPr>
-        <w:pStyle w:val="Heading3"/>
-      </w:pPr>
-      <w:bookmarkStart w:id="65" w:name="_risk_calculation_engine_commerzbank"/>
-      <w:r>
-        <w:t xml:space="preserve">Risk Calculation Engine, Commerzbank</w:t>
-      </w:r>
-      <w:bookmarkEnd w:id="65"/>
-    </w:p>
-    <w:p>
-      <w:pPr>
-        <w:pStyle w:val="FirstParagraph"/>
-      </w:pPr>
-      <w:r>
-        <w:t xml:space="preserve">Technical Architect, Distributed Systems Engineer</w:t>
-      </w:r>
-    </w:p>
-    <w:p>
-      <w:pPr>
-        <w:pStyle w:val="BodyText"/>
-      </w:pPr>
-      <w:r>
-        <w:t xml:space="preserve">calendar</w:t>
-      </w:r>
-      <w:r>
-        <w:t xml:space="preserve"> </w:t>
-      </w:r>
-      <w:r>
-        <w:rPr>
-          <w:b/>
-        </w:rPr>
-        <w:t xml:space="preserve">Oktober 2010 - Juli 2011</w:t>
-      </w:r>
-    </w:p>
-    <w:p>
-      <w:pPr>
-        <w:pStyle w:val="BodyText"/>
-      </w:pPr>
-      <w:r>
-        <w:t xml:space="preserve">Erneuter Einsatz im bereits 2005-2008 betreuten Projekt (ehemals Dresdner Bank, RCO). Das von mir entwickelte Basisframework, auf dem verschiedene verteilte Rechencluster basieren, wurde erweitert.</w:t>
-      </w:r>
-      <w:r>
-        <w:t xml:space="preserve"> </w:t>
-      </w:r>
-      <w:r>
-        <w:t xml:space="preserve">Daneben wurde die „Exposure Simulation Engine“ um eine sog. historische Simulation erweitert. Dazu waren Anpassungen an der in Java implementierten Marktdatenversorgung sowie Aufbereitung notwendig. Des Weiteren Anpassungen im C++ Rechenkern, da sich die Marktdaten für die historische Simulation, von denen für die Monte Carlo Simulation unterscheiden.</w:t>
-      </w:r>
-      <w:r>
-        <w:t xml:space="preserve"> </w:t>
-      </w:r>
-      <w:r>
-        <w:t xml:space="preserve">Abschließend waren noch kleinere Änderungen an einzelnen Bewertungsroutinen (MtM) bestimmter Produkte notwendig.</w:t>
-      </w:r>
-    </w:p>
-    <w:p>
-      <w:pPr>
-        <w:pStyle w:val="BodyText"/>
-      </w:pPr>
-      <w:r>
-        <w:t xml:space="preserve">Meine Aufgaben im Projekt:</w:t>
-      </w:r>
-    </w:p>
-    <w:p>
-      <w:pPr>
-        <w:numPr>
-          <w:numId w:val="1019"/>
-          <w:ilvl w:val="0"/>
-        </w:numPr>
-      </w:pPr>
-      <w:r>
-        <w:t xml:space="preserve">Technical Architect / Infrastructure</w:t>
-      </w:r>
-    </w:p>
-    <w:p>
-      <w:pPr>
-        <w:numPr>
-          <w:numId w:val="1019"/>
-          <w:ilvl w:val="0"/>
-        </w:numPr>
-      </w:pPr>
-      <w:r>
-        <w:t xml:space="preserve">Erweiterung der Marktdatenversorgung (Zeitreihen, Java, C++)</w:t>
-      </w:r>
-    </w:p>
-    <w:p>
-      <w:pPr>
-        <w:numPr>
-          <w:numId w:val="1019"/>
-          <w:ilvl w:val="0"/>
-        </w:numPr>
-      </w:pPr>
-      <w:r>
-        <w:t xml:space="preserve">Anpassung des C++ Rechenkerns</w:t>
-      </w:r>
-    </w:p>
-    <w:p>
-      <w:pPr>
-        <w:numPr>
-          <w:numId w:val="1019"/>
-          <w:ilvl w:val="0"/>
-        </w:numPr>
-      </w:pPr>
-      <w:r>
-        <w:t xml:space="preserve">Erweiterung des JNI Layers (Java / Rechenkern)</w:t>
-      </w:r>
-    </w:p>
-    <w:p>
-      <w:pPr>
-        <w:pStyle w:val="FirstParagraph"/>
-      </w:pPr>
-      <w:r>
-        <w:rPr>
-          <w:b/>
-        </w:rPr>
-        <w:t xml:space="preserve">Im Projekt eingesetzte Technologien:</w:t>
-      </w:r>
-    </w:p>
-    <w:tbl>
-      <w:tblPr>
-        <w:tblStyle w:val="Table"/>
-        <w:tblW w:type="pct" w:w="5000.0"/>
-        <w:tblLook w:firstRow="0"/>
-      </w:tblPr>
-      <w:tblGrid>
-        <w:gridCol w:w="2639"/>
-        <w:gridCol w:w="2639"/>
-        <w:gridCol w:w="2640"/>
-      </w:tblGrid>
-      <w:tr>
-        <w:tc>
-          <w:p>
-            <w:pPr>
-              <w:jc w:val="left"/>
-            </w:pPr>
-            <w:r>
-              <w:t xml:space="preserve">Technologie / Frameworks</w:t>
-            </w:r>
-          </w:p>
-        </w:tc>
-        <w:tc>
-          <w:p>
-            <w:pPr>
-              <w:jc w:val="left"/>
-            </w:pPr>
-            <w:r>
-              <w:t xml:space="preserve">Tools</w:t>
-            </w:r>
-          </w:p>
-        </w:tc>
-        <w:tc>
-          <w:p>
-            <w:pPr>
-              <w:jc w:val="left"/>
-            </w:pPr>
-            <w:r>
-              <w:t xml:space="preserve">OS</w:t>
-            </w:r>
-          </w:p>
-        </w:tc>
-      </w:tr>
-      <w:tr>
-        <w:tc>
-          <w:p>
-            <w:pPr>
-              <w:jc w:val="left"/>
-            </w:pPr>
-            <w:r>
-              <w:t xml:space="preserve">JMS, C++, STL, JNI, Java,</w:t>
-            </w:r>
-            <w:r>
-              <w:t xml:space="preserve"> </w:t>
-            </w:r>
-            <w:hyperlink r:id="rId66">
-              <w:r>
-                <w:rPr>
-                  <w:rStyle w:val="Hyperlink"/>
-                </w:rPr>
-                <w:t xml:space="preserve">Apache ActiveMQ</w:t>
-              </w:r>
-            </w:hyperlink>
-          </w:p>
-        </w:tc>
-        <w:tc>
-          <w:p>
-            <w:pPr>
-              <w:jc w:val="left"/>
-            </w:pPr>
-            <w:r>
-              <w:t xml:space="preserve">Eclipse, Visual Studio</w:t>
-            </w:r>
-          </w:p>
-        </w:tc>
-        <w:tc>
-          <w:p>
-            <w:pPr>
-              <w:jc w:val="left"/>
-            </w:pPr>
-            <w:r>
-              <w:t xml:space="preserve">Linux, Windows</w:t>
-            </w:r>
-          </w:p>
-        </w:tc>
-      </w:tr>
-    </w:tbl>
-    <w:p>
-      <w:pPr>
-        <w:pStyle w:val="Heading3"/>
-      </w:pPr>
-      <w:bookmarkStart w:id="67" w:name="_transaktionsplattform_commerzbank"/>
-      <w:r>
-        <w:t xml:space="preserve">Transaktionsplattform, Commerzbank</w:t>
-      </w:r>
-      <w:bookmarkEnd w:id="67"/>
-    </w:p>
-    <w:p>
-      <w:pPr>
-        <w:pStyle w:val="FirstParagraph"/>
-      </w:pPr>
-      <w:r>
-        <w:t xml:space="preserve">Code Review, Firefight Bug Fixing, Performance Optimierung</w:t>
-      </w:r>
-    </w:p>
-    <w:p>
-      <w:pPr>
-        <w:pStyle w:val="BodyText"/>
-      </w:pPr>
-      <w:r>
-        <w:t xml:space="preserve">calendar</w:t>
-      </w:r>
-      <w:r>
-        <w:t xml:space="preserve"> </w:t>
-      </w:r>
-      <w:r>
-        <w:rPr>
-          <w:b/>
-        </w:rPr>
-        <w:t xml:space="preserve">August 2010 - Oktober 2010</w:t>
-      </w:r>
-    </w:p>
-    <w:p>
-      <w:pPr>
-        <w:pStyle w:val="BodyText"/>
-      </w:pPr>
-      <w:r>
-        <w:t xml:space="preserve">Für eine bestehende Transaktionsplattform der Bank war das bevorstehende Release durch zu hohe Zahl offener Defects gefährdet. Meine Aufgabe bestand darin, die offenen Punkte abzuarbeiten, Fehler zu identifizieren und zu beheben. Des Weiteren bestand die Notwendigkeit einer Performance Analyse und daraus resultierend die Optimierung der Laufzeit an kritischen Stellen.</w:t>
-      </w:r>
-    </w:p>
-    <w:p>
-      <w:pPr>
-        <w:pStyle w:val="BodyText"/>
-      </w:pPr>
-      <w:r>
-        <w:t xml:space="preserve">Die besondere Herausforderung bestand bei diesem Projekt an der kurzen bis gar nicht vorhandenen Einarbeitungszeit. Bugs mussten gefunden, analysiert und behoben werden, die Laufzeit an kritischen Stellen entscheidend verbessert werden, um das Gesamtsystem zur Produktionsreife zu führen.</w:t>
-      </w:r>
-    </w:p>
-    <w:p>
-      <w:pPr>
-        <w:pStyle w:val="BodyText"/>
-      </w:pPr>
-      <w:r>
-        <w:t xml:space="preserve">Meine Aufgaben im Projekt:</w:t>
-      </w:r>
-    </w:p>
-    <w:p>
-      <w:pPr>
-        <w:numPr>
-          <w:numId w:val="1020"/>
-          <w:ilvl w:val="0"/>
-        </w:numPr>
-      </w:pPr>
-      <w:r>
-        <w:t xml:space="preserve">Performance Optimierung</w:t>
-      </w:r>
-    </w:p>
-    <w:p>
-      <w:pPr>
-        <w:numPr>
-          <w:numId w:val="1020"/>
-          <w:ilvl w:val="0"/>
-        </w:numPr>
-      </w:pPr>
-      <w:r>
-        <w:t xml:space="preserve">Code Review / Refactoring</w:t>
-      </w:r>
-    </w:p>
-    <w:p>
-      <w:pPr>
-        <w:numPr>
-          <w:numId w:val="1020"/>
-          <w:ilvl w:val="0"/>
-        </w:numPr>
-      </w:pPr>
-      <w:r>
-        <w:t xml:space="preserve">Coaching der internen Mitarbeiter</w:t>
-      </w:r>
-    </w:p>
-    <w:p>
-      <w:pPr>
-        <w:numPr>
-          <w:numId w:val="1020"/>
-          <w:ilvl w:val="0"/>
-        </w:numPr>
-      </w:pPr>
-      <w:r>
-        <w:t xml:space="preserve">Fehleranalyse und Behebung</w:t>
-      </w:r>
-    </w:p>
-    <w:p>
-      <w:pPr>
-        <w:pStyle w:val="FirstParagraph"/>
-      </w:pPr>
-      <w:r>
-        <w:rPr>
-          <w:b/>
-        </w:rPr>
-        <w:t xml:space="preserve">Im Projekt eingesetzte Technologien:</w:t>
-      </w:r>
-    </w:p>
-    <w:tbl>
-      <w:tblPr>
-        <w:tblStyle w:val="Table"/>
-        <w:tblW w:type="pct" w:w="5000.0"/>
-        <w:tblLook w:firstRow="0"/>
-      </w:tblPr>
-      <w:tblGrid>
-        <w:gridCol w:w="2639"/>
-        <w:gridCol w:w="2639"/>
-        <w:gridCol w:w="2640"/>
-      </w:tblGrid>
-      <w:tr>
-        <w:tc>
-          <w:p>
-            <w:pPr>
-              <w:jc w:val="left"/>
-            </w:pPr>
-            <w:r>
-              <w:t xml:space="preserve">Technologie / Frameworks</w:t>
-            </w:r>
-          </w:p>
-        </w:tc>
-        <w:tc>
-          <w:p>
-            <w:pPr>
-              <w:jc w:val="left"/>
-            </w:pPr>
-            <w:r>
-              <w:t xml:space="preserve">Tools</w:t>
-            </w:r>
-          </w:p>
-        </w:tc>
-        <w:tc>
-          <w:p>
-            <w:pPr>
-              <w:jc w:val="left"/>
-            </w:pPr>
-            <w:r>
-              <w:t xml:space="preserve">OS</w:t>
-            </w:r>
-          </w:p>
-        </w:tc>
-      </w:tr>
-      <w:tr>
-        <w:tc>
-          <w:p>
-            <w:pPr>
-              <w:jc w:val="left"/>
-            </w:pPr>
-            <w:hyperlink r:id="rId54">
-              <w:r>
-                <w:rPr>
-                  <w:rStyle w:val="Hyperlink"/>
-                </w:rPr>
-                <w:t xml:space="preserve">JArchitect</w:t>
-              </w:r>
-            </w:hyperlink>
-            <w:r>
-              <w:t xml:space="preserve">, JProfile, JUnit</w:t>
-            </w:r>
-          </w:p>
-        </w:tc>
-        <w:tc>
-          <w:p>
-            <w:pPr>
-              <w:jc w:val="left"/>
-            </w:pPr>
-            <w:r>
-              <w:t xml:space="preserve">Eclipse, Web Sphere Application Server</w:t>
-            </w:r>
-          </w:p>
-        </w:tc>
-        <w:tc>
-          <w:p>
-            <w:pPr>
-              <w:jc w:val="left"/>
-            </w:pPr>
-            <w:r>
-              <w:t xml:space="preserve">Linux, Windows</w:t>
-            </w:r>
-          </w:p>
-        </w:tc>
-      </w:tr>
-    </w:tbl>
-    <w:p>
-      <w:pPr>
-        <w:pStyle w:val="Heading3"/>
-      </w:pPr>
-      <w:bookmarkStart w:id="68" w:name="_veranstaltung_eines_saas_symposiums"/>
-      <w:r>
-        <w:t xml:space="preserve">Veranstaltung eines SaaS Symposiums</w:t>
-      </w:r>
-      <w:bookmarkEnd w:id="68"/>
-    </w:p>
-    <w:p>
-      <w:pPr>
-        <w:pStyle w:val="FirstParagraph"/>
-      </w:pPr>
-      <w:r>
-        <w:t xml:space="preserve">Kongress Center, Rhein Main Gebiet</w:t>
-      </w:r>
-    </w:p>
-    <w:p>
-      <w:pPr>
-        <w:pStyle w:val="BodyText"/>
-      </w:pPr>
-      <w:r>
-        <w:t xml:space="preserve">calendar</w:t>
-      </w:r>
-      <w:r>
-        <w:t xml:space="preserve"> </w:t>
-      </w:r>
-      <w:r>
-        <w:rPr>
-          <w:b/>
-        </w:rPr>
-        <w:t xml:space="preserve">Juni 2010</w:t>
-      </w:r>
-    </w:p>
-    <w:p>
-      <w:pPr>
-        <w:pStyle w:val="BodyText"/>
-      </w:pPr>
-      <w:r>
-        <w:t xml:space="preserve">Ziel dieser Veranstaltung rund um das Thema „Innovationen in der Cloud“, war die interdisziplinäre Vernetzung von Experten aus der IT, Marketing und anderen Bereichen zwecks Entwicklung neuer Business Chancen. Im Rahmen zweier Vortragsreihen konnten die Teilnehmer sich bzgl. neuer Technologien (Cloud, Software as a Service) und auch Business Chancen austauschen. Im sog. "Code Camp" fanden sich dann Teilteams zusammen, die bestimmte Themen exemplarisch und prototypenhaft realisieren.</w:t>
-      </w:r>
-      <w:r>
-        <w:t xml:space="preserve"> </w:t>
-      </w:r>
-      <w:r>
-        <w:t xml:space="preserve">Konkret wurden dabei Lösungen rund im Cloud Storage, Gaming sowie Social Media diskutiert und Prototypenhaft auf Basis von Amazon Cloud Services umgesetzt.</w:t>
-      </w:r>
-    </w:p>
-    <w:p>
-      <w:pPr>
-        <w:pStyle w:val="BodyText"/>
-      </w:pPr>
-      <w:r>
-        <w:t xml:space="preserve">Meine Aufgaben im Projekt:</w:t>
-      </w:r>
-    </w:p>
-    <w:p>
-      <w:pPr>
-        <w:numPr>
-          <w:numId w:val="1021"/>
-          <w:ilvl w:val="0"/>
-        </w:numPr>
-      </w:pPr>
-      <w:r>
-        <w:t xml:space="preserve">Planung der Veranstaltung</w:t>
-      </w:r>
-    </w:p>
-    <w:p>
-      <w:pPr>
-        <w:numPr>
-          <w:numId w:val="1021"/>
-          <w:ilvl w:val="0"/>
-        </w:numPr>
-      </w:pPr>
-      <w:r>
-        <w:t xml:space="preserve">Grobentwurf der Agenda</w:t>
-      </w:r>
-    </w:p>
-    <w:p>
-      <w:pPr>
-        <w:numPr>
-          <w:numId w:val="1021"/>
-          <w:ilvl w:val="0"/>
-        </w:numPr>
-      </w:pPr>
-      <w:r>
-        <w:t xml:space="preserve">Motivation der Vortragenden</w:t>
-      </w:r>
-    </w:p>
-    <w:p>
-      <w:pPr>
-        <w:numPr>
-          <w:numId w:val="1021"/>
-          <w:ilvl w:val="0"/>
-        </w:numPr>
-      </w:pPr>
-      <w:r>
-        <w:t xml:space="preserve">Eigene techn. Vorträge (AWS, Cloud Computing)</w:t>
-      </w:r>
-    </w:p>
-    <w:p>
-      <w:pPr>
-        <w:pStyle w:val="Heading3"/>
-      </w:pPr>
-      <w:bookmarkStart w:id="69" w:name="_projekt_konzernperson_commerzbank"/>
-      <w:r>
-        <w:t xml:space="preserve">Projekt Konzernperson, Commerzbank</w:t>
-      </w:r>
-      <w:bookmarkEnd w:id="69"/>
-    </w:p>
-    <w:p>
-      <w:pPr>
-        <w:pStyle w:val="FirstParagraph"/>
-      </w:pPr>
-      <w:r>
-        <w:t xml:space="preserve">Technical Architect, Entwickler</w:t>
-      </w:r>
-    </w:p>
-    <w:p>
-      <w:pPr>
-        <w:pStyle w:val="BodyText"/>
-      </w:pPr>
-      <w:r>
-        <w:t xml:space="preserve">calendar</w:t>
-      </w:r>
-      <w:r>
-        <w:t xml:space="preserve"> </w:t>
-      </w:r>
-      <w:r>
-        <w:rPr>
-          <w:b/>
-        </w:rPr>
-        <w:t xml:space="preserve">August 2009 - Juli 2010</w:t>
-      </w:r>
-    </w:p>
-    <w:p>
-      <w:pPr>
-        <w:pStyle w:val="BodyText"/>
-      </w:pPr>
-      <w:r>
-        <w:t xml:space="preserve">Im Zuge der Migration zweier Großbanken wurden die konzernweiten Kundenstammdaten konsolidiert. Ziel des Teilprojektes war die Implementierung einer Service Integrationsschicht als Einstiegspunkt verschiedener Banksysteme in diese konsolidierte Stammdatenverwaltung. Als Basis für das Kernsystem wurde eine Standardkomponente der Firma IBM gewählt, die auf die Kundenbedürfnisse angepasst werden musste. Zur zeitlichen Entkopplung der Entwicklung der Integrationsschicht vom Entwicklungsstand des IBM Kernsystems wurde eine Simulationsumgebung geschaffen. Diese Simulation diente den zu entwickelnden Komponenten als temporäre Zugriffsumgebung für Services, die von echten Kernsystemen noch nicht fertig entwickelt worden waren, inkl. der notwendigen Persistenzschicht.</w:t>
-      </w:r>
-    </w:p>
-    <w:p>
-      <w:pPr>
-        <w:pStyle w:val="BodyText"/>
-      </w:pPr>
-      <w:r>
-        <w:t xml:space="preserve">Meine Aufgaben im Projekt:</w:t>
-      </w:r>
-    </w:p>
-    <w:p>
-      <w:pPr>
-        <w:numPr>
-          <w:numId w:val="1022"/>
-          <w:ilvl w:val="0"/>
-        </w:numPr>
-      </w:pPr>
-      <w:r>
-        <w:t xml:space="preserve">Technical Architect, Design des Simulationskerns</w:t>
-      </w:r>
-    </w:p>
-    <w:p>
-      <w:pPr>
-        <w:numPr>
-          <w:numId w:val="1022"/>
-          <w:ilvl w:val="0"/>
-        </w:numPr>
-      </w:pPr>
-      <w:r>
-        <w:t xml:space="preserve">Implementierung des Simulators</w:t>
-      </w:r>
-    </w:p>
-    <w:p>
-      <w:pPr>
-        <w:numPr>
-          <w:numId w:val="1022"/>
-          <w:ilvl w:val="0"/>
-        </w:numPr>
-      </w:pPr>
-      <w:r>
-        <w:t xml:space="preserve">Coaching der internen Mitarbeiter</w:t>
-      </w:r>
-    </w:p>
-    <w:p>
-      <w:pPr>
-        <w:numPr>
-          <w:numId w:val="1022"/>
-          <w:ilvl w:val="0"/>
-        </w:numPr>
-      </w:pPr>
-      <w:r>
-        <w:t xml:space="preserve">Entwurf einer Domain Specific Language DSL (auf Basis Groovy)</w:t>
-      </w:r>
-    </w:p>
-    <w:p>
-      <w:pPr>
-        <w:numPr>
-          <w:numId w:val="1022"/>
-          <w:ilvl w:val="0"/>
-        </w:numPr>
-      </w:pPr>
-      <w:r>
-        <w:t xml:space="preserve">Integration der Simulation mit den beteiligten Klientensystemen</w:t>
-      </w:r>
-    </w:p>
-    <w:p>
-      <w:pPr>
-        <w:pStyle w:val="FirstParagraph"/>
-      </w:pPr>
-      <w:r>
-        <w:rPr>
-          <w:b/>
-        </w:rPr>
-        <w:t xml:space="preserve">Im Projekt eingesetzte Technologien:</w:t>
-      </w:r>
-    </w:p>
-    <w:tbl>
-      <w:tblPr>
-        <w:tblStyle w:val="Table"/>
-        <w:tblW w:type="pct" w:w="5000.0"/>
-        <w:tblLook w:firstRow="0"/>
-      </w:tblPr>
-      <w:tblGrid>
-        <w:gridCol w:w="2639"/>
-        <w:gridCol w:w="2639"/>
-        <w:gridCol w:w="2640"/>
-      </w:tblGrid>
-      <w:tr>
-        <w:tc>
-          <w:p>
-            <w:pPr>
-              <w:jc w:val="left"/>
-            </w:pPr>
-            <w:r>
-              <w:t xml:space="preserve">Technologie / Frameworks</w:t>
-            </w:r>
-          </w:p>
-        </w:tc>
-        <w:tc>
-          <w:p>
-            <w:pPr>
-              <w:jc w:val="left"/>
-            </w:pPr>
-            <w:r>
-              <w:t xml:space="preserve">Tools</w:t>
-            </w:r>
-          </w:p>
-        </w:tc>
-        <w:tc>
-          <w:p>
-            <w:pPr>
-              <w:jc w:val="left"/>
-            </w:pPr>
-            <w:r>
-              <w:t xml:space="preserve">OS</w:t>
-            </w:r>
-          </w:p>
-        </w:tc>
-      </w:tr>
-      <w:tr>
-        <w:tc>
-          <w:p>
-            <w:pPr>
-              <w:jc w:val="left"/>
-            </w:pPr>
-            <w:r>
-              <w:t xml:space="preserve">Java, Spring, Hibernate, Groovy, db4o (Object Datenbank, deprecated)</w:t>
-            </w:r>
-          </w:p>
-        </w:tc>
-        <w:tc>
-          <w:p>
-            <w:pPr>
-              <w:jc w:val="left"/>
-            </w:pPr>
-            <w:r>
-              <w:t xml:space="preserve">Code Generierung OWA, WebSphere App Server</w:t>
-            </w:r>
-          </w:p>
-        </w:tc>
-        <w:tc>
-          <w:p>
-            <w:pPr>
-              <w:jc w:val="left"/>
-            </w:pPr>
-            <w:r>
-              <w:t xml:space="preserve">Linux, Windows</w:t>
-            </w:r>
-          </w:p>
-        </w:tc>
-      </w:tr>
-    </w:tbl>
-    <w:p>
-      <w:pPr>
-        <w:pStyle w:val="Heading3"/>
-      </w:pPr>
-      <w:bookmarkStart w:id="70" w:name="_schulung_interner_mitarbeiter_commerzbank"/>
-      <w:r>
-        <w:t xml:space="preserve">Schulung interner Mitarbeiter, Commerzbank</w:t>
-      </w:r>
-      <w:bookmarkEnd w:id="70"/>
-    </w:p>
-    <w:p>
-      <w:pPr>
-        <w:pStyle w:val="FirstParagraph"/>
-      </w:pPr>
-      <w:r>
-        <w:t xml:space="preserve">Trainer, Datenzugriff mit Hibernate</w:t>
-      </w:r>
-    </w:p>
-    <w:p>
-      <w:pPr>
-        <w:pStyle w:val="BodyText"/>
-      </w:pPr>
-      <w:r>
-        <w:t xml:space="preserve">calendar</w:t>
-      </w:r>
-      <w:r>
-        <w:t xml:space="preserve"> </w:t>
-      </w:r>
-      <w:r>
-        <w:rPr>
-          <w:b/>
-        </w:rPr>
-        <w:t xml:space="preserve">September 2009 - Ende 2010</w:t>
-      </w:r>
-    </w:p>
-    <w:p>
-      <w:pPr>
-        <w:pStyle w:val="BodyText"/>
-      </w:pPr>
-      <w:r>
-        <w:t xml:space="preserve">Im Rahmen eines bankinternen Curriculums wurde eine 3-tägige Schulung zum Thema "Datenzugriff mit Hibernate" aufgesetzt und in regelmäßigen Abständen über das Jahr 2010 hinweg innerhalb der Bank gehalten.</w:t>
-      </w:r>
-      <w:r>
-        <w:t xml:space="preserve"> </w:t>
-      </w:r>
-      <w:r>
-        <w:t xml:space="preserve">Neben einer kompletten, praxisnahen Einführung in Hibernate und Spring, wurde besonders auf die Verwendung der genannten Technologien innerhalb eines Standardframeworks der Bank eingegangen.</w:t>
-      </w:r>
-    </w:p>
-    <w:p>
-      <w:pPr>
-        <w:pStyle w:val="BodyText"/>
-      </w:pPr>
-      <w:r>
-        <w:t xml:space="preserve">Meine Aufgaben im Projekt:</w:t>
-      </w:r>
-    </w:p>
-    <w:p>
-      <w:pPr>
-        <w:numPr>
-          <w:numId w:val="1023"/>
-          <w:ilvl w:val="0"/>
-        </w:numPr>
-      </w:pPr>
-      <w:r>
-        <w:t xml:space="preserve">Ausarbeitung der Trainingsunterlagen</w:t>
-      </w:r>
-    </w:p>
-    <w:p>
-      <w:pPr>
-        <w:numPr>
-          <w:numId w:val="1023"/>
-          <w:ilvl w:val="0"/>
-        </w:numPr>
-      </w:pPr>
-      <w:r>
-        <w:t xml:space="preserve">Ausarbeitung der Übungsaufgaben</w:t>
-      </w:r>
-    </w:p>
-    <w:p>
-      <w:pPr>
-        <w:numPr>
-          <w:numId w:val="1023"/>
-          <w:ilvl w:val="0"/>
-        </w:numPr>
-      </w:pPr>
-      <w:r>
-        <w:t xml:space="preserve">Durchführung der Schulung</w:t>
-      </w:r>
-    </w:p>
-    <w:p>
-      <w:pPr>
-        <w:pStyle w:val="FirstParagraph"/>
-      </w:pPr>
-      <w:r>
-        <w:rPr>
-          <w:b/>
-        </w:rPr>
-        <w:t xml:space="preserve">Im Projekt eingesetzte Technologien:</w:t>
-      </w:r>
-    </w:p>
-    <w:tbl>
-      <w:tblPr>
-        <w:tblStyle w:val="Table"/>
-        <w:tblW w:type="pct" w:w="5000.0"/>
-        <w:tblLook w:firstRow="0"/>
-      </w:tblPr>
-      <w:tblGrid>
-        <w:gridCol w:w="2639"/>
-        <w:gridCol w:w="2639"/>
-        <w:gridCol w:w="2640"/>
-      </w:tblGrid>
-      <w:tr>
-        <w:tc>
-          <w:p>
-            <w:pPr>
-              <w:jc w:val="left"/>
-            </w:pPr>
-            <w:r>
-              <w:t xml:space="preserve">Technologie / Frameworks</w:t>
-            </w:r>
-          </w:p>
-        </w:tc>
-        <w:tc>
-          <w:p>
-            <w:pPr>
-              <w:jc w:val="left"/>
-            </w:pPr>
-            <w:r>
-              <w:t xml:space="preserve">Tools</w:t>
-            </w:r>
-          </w:p>
-        </w:tc>
-        <w:tc>
-          <w:p>
-            <w:pPr>
-              <w:jc w:val="left"/>
-            </w:pPr>
-            <w:r>
-              <w:t xml:space="preserve">OS</w:t>
-            </w:r>
-          </w:p>
-        </w:tc>
-      </w:tr>
-      <w:tr>
-        <w:tc>
-          <w:p>
-            <w:pPr>
-              <w:jc w:val="left"/>
-            </w:pPr>
-            <w:r>
-              <w:t xml:space="preserve">Java, Spring, Hibernate</w:t>
-            </w:r>
-          </w:p>
-        </w:tc>
-        <w:tc>
-          <w:p>
-            <w:pPr>
-              <w:jc w:val="left"/>
-            </w:pPr>
-            <w:r>
-              <w:t xml:space="preserve">FRAME Commerzbank Framework,</w:t>
-            </w:r>
-            <w:r>
-              <w:t xml:space="preserve"> </w:t>
-            </w:r>
-            <w:hyperlink r:id="rId71">
-              <w:r>
-                <w:rPr>
-                  <w:rStyle w:val="Hyperlink"/>
-                </w:rPr>
-                <w:t xml:space="preserve">Open Architecture Ware</w:t>
-              </w:r>
-            </w:hyperlink>
-          </w:p>
-        </w:tc>
-        <w:tc>
-          <w:p>
-            <w:pPr>
-              <w:jc w:val="left"/>
-            </w:pPr>
-            <w:r>
-              <w:t xml:space="preserve">Linux, Windows</w:t>
+              <w:t xml:space="preserve">, Dart, Java, Kotlin, Swift</w:t>
+            </w:r>
+          </w:p>
+        </w:tc>
+        <w:tc>
+          <w:p>
+            <w:pPr>
+              <w:jc w:val="left"/>
+            </w:pPr>
+            <w:r>
+              <w:t xml:space="preserve">Flutter 1, Flutter 2, Docker, Kubernetes, AWS</w:t>
+            </w:r>
+          </w:p>
+        </w:tc>
+        <w:tc>
+          <w:p>
+            <w:pPr>
+              <w:jc w:val="left"/>
+            </w:pPr>
+            <w:r>
+              <w:t xml:space="preserve">MariDB</w:t>
+            </w:r>
+          </w:p>
+        </w:tc>
+        <w:tc>
+          <w:p>
+            <w:pPr>
+              <w:jc w:val="left"/>
+            </w:pPr>
+            <w:r>
+              <w:t xml:space="preserve">Linux</w:t>
             </w:r>
           </w:p>
         </w:tc>
